--- a/project_1/lab_report_1.docx
+++ b/project_1/lab_report_1.docx
@@ -67,6 +67,9 @@
       <w:pPr>
         <w:spacing w:before="1800"/>
         <w:jc w:val="center"/>
+        <w:rPr>
+          <w:lang w:val="ru-RU"/>
+        </w:rPr>
       </w:pPr>
       <w:r>
         <w:rPr>
@@ -74,6 +77,7 @@
           <w:bCs/>
           <w:sz w:val="32"/>
           <w:szCs w:val="32"/>
+          <w:lang w:val="ru-RU"/>
         </w:rPr>
         <w:t>ОТЧЁТ</w:t>
       </w:r>
@@ -233,12 +237,14 @@
       <w:r>
         <w:t>2026 г.</w:t>
       </w:r>
-      <w:bookmarkStart w:id="0" w:name="_GoBack"/>
-      <w:bookmarkEnd w:id="0"/>
     </w:p>
     <w:sdt>
       <w:sdtPr>
         <w:rPr>
+          <w:rFonts w:ascii="Times New Roman" w:eastAsia="Times New Roman" w:hAnsi="Times New Roman" w:cs="Times New Roman"/>
+          <w:color w:val="auto"/>
+          <w:sz w:val="28"/>
+          <w:szCs w:val="28"/>
           <w:lang w:val="ru-RU"/>
         </w:rPr>
         <w:id w:val="644484194"/>
@@ -249,12 +255,8 @@
       </w:sdtPr>
       <w:sdtEndPr>
         <w:rPr>
-          <w:rFonts w:ascii="Times New Roman" w:eastAsia="Times New Roman" w:hAnsi="Times New Roman" w:cs="Times New Roman"/>
           <w:b/>
           <w:bCs/>
-          <w:color w:val="auto"/>
-          <w:sz w:val="28"/>
-          <w:szCs w:val="28"/>
         </w:rPr>
       </w:sdtEndPr>
       <w:sdtContent>
@@ -300,7 +302,7 @@
             </w:rPr>
             <w:fldChar w:fldCharType="separate"/>
           </w:r>
-          <w:hyperlink w:anchor="_Toc242129698" w:history="1">
+          <w:hyperlink w:anchor="_Toc242718242" w:history="1">
             <w:r>
               <w:rPr>
                 <w:rStyle w:val="af"/>
@@ -338,7 +340,7 @@
               <w:rPr>
                 <w:webHidden/>
               </w:rPr>
-              <w:instrText xml:space="preserve"> PAGEREF _Toc242129698 \h </w:instrText>
+              <w:instrText xml:space="preserve"> PAGEREF _Toc242718242 \h </w:instrText>
             </w:r>
             <w:r>
               <w:rPr>
@@ -378,7 +380,7 @@
               <w:szCs w:val="22"/>
             </w:rPr>
           </w:pPr>
-          <w:hyperlink w:anchor="_Toc242129699" w:history="1">
+          <w:hyperlink w:anchor="_Toc242718243" w:history="1">
             <w:r>
               <w:rPr>
                 <w:rStyle w:val="af"/>
@@ -418,7 +420,7 @@
               <w:rPr>
                 <w:webHidden/>
               </w:rPr>
-              <w:instrText xml:space="preserve"> PAGEREF _Toc242129699 \h </w:instrText>
+              <w:instrText xml:space="preserve"> PAGEREF _Toc242718243 \h </w:instrText>
             </w:r>
             <w:r>
               <w:rPr>
@@ -458,7 +460,7 @@
               <w:szCs w:val="22"/>
             </w:rPr>
           </w:pPr>
-          <w:hyperlink w:anchor="_Toc242129700" w:history="1">
+          <w:hyperlink w:anchor="_Toc242718244" w:history="1">
             <w:r>
               <w:rPr>
                 <w:rStyle w:val="af"/>
@@ -498,7 +500,7 @@
               <w:rPr>
                 <w:webHidden/>
               </w:rPr>
-              <w:instrText xml:space="preserve"> PAGEREF _Toc242129700 \h </w:instrText>
+              <w:instrText xml:space="preserve"> PAGEREF _Toc242718244 \h </w:instrText>
             </w:r>
             <w:r>
               <w:rPr>
@@ -539,7 +541,7 @@
               <w:szCs w:val="22"/>
             </w:rPr>
           </w:pPr>
-          <w:hyperlink w:anchor="_Toc242129701" w:history="1">
+          <w:hyperlink w:anchor="_Toc242718245" w:history="1">
             <w:r>
               <w:rPr>
                 <w:rStyle w:val="af"/>
@@ -588,7 +590,7 @@
                 <w:noProof/>
                 <w:webHidden/>
               </w:rPr>
-              <w:instrText xml:space="preserve"> PAGEREF _Toc242129701 \h </w:instrText>
+              <w:instrText xml:space="preserve"> PAGEREF _Toc242718245 \h </w:instrText>
             </w:r>
             <w:r>
               <w:rPr>
@@ -633,7 +635,7 @@
               <w:szCs w:val="22"/>
             </w:rPr>
           </w:pPr>
-          <w:hyperlink w:anchor="_Toc242129702" w:history="1">
+          <w:hyperlink w:anchor="_Toc242718246" w:history="1">
             <w:r>
               <w:rPr>
                 <w:rStyle w:val="af"/>
@@ -682,7 +684,7 @@
                 <w:noProof/>
                 <w:webHidden/>
               </w:rPr>
-              <w:instrText xml:space="preserve"> PAGEREF _Toc242129702 \h </w:instrText>
+              <w:instrText xml:space="preserve"> PAGEREF _Toc242718246 \h </w:instrText>
             </w:r>
             <w:r>
               <w:rPr>
@@ -727,7 +729,7 @@
               <w:szCs w:val="22"/>
             </w:rPr>
           </w:pPr>
-          <w:hyperlink w:anchor="_Toc242129703" w:history="1">
+          <w:hyperlink w:anchor="_Toc242718247" w:history="1">
             <w:r>
               <w:rPr>
                 <w:rStyle w:val="af"/>
@@ -776,7 +778,7 @@
                 <w:noProof/>
                 <w:webHidden/>
               </w:rPr>
-              <w:instrText xml:space="preserve"> PAGEREF _Toc242129703 \h </w:instrText>
+              <w:instrText xml:space="preserve"> PAGEREF _Toc242718247 \h </w:instrText>
             </w:r>
             <w:r>
               <w:rPr>
@@ -820,7 +822,7 @@
               <w:szCs w:val="22"/>
             </w:rPr>
           </w:pPr>
-          <w:hyperlink w:anchor="_Toc242129704" w:history="1">
+          <w:hyperlink w:anchor="_Toc242718248" w:history="1">
             <w:r>
               <w:rPr>
                 <w:rStyle w:val="af"/>
@@ -860,7 +862,7 @@
               <w:rPr>
                 <w:webHidden/>
               </w:rPr>
-              <w:instrText xml:space="preserve"> PAGEREF _Toc242129704 \h </w:instrText>
+              <w:instrText xml:space="preserve"> PAGEREF _Toc242718248 \h </w:instrText>
             </w:r>
             <w:r>
               <w:rPr>
@@ -900,7 +902,7 @@
               <w:szCs w:val="22"/>
             </w:rPr>
           </w:pPr>
-          <w:hyperlink w:anchor="_Toc242129705" w:history="1">
+          <w:hyperlink w:anchor="_Toc242718249" w:history="1">
             <w:r>
               <w:rPr>
                 <w:rStyle w:val="af"/>
@@ -939,7 +941,7 @@
               <w:rPr>
                 <w:webHidden/>
               </w:rPr>
-              <w:instrText xml:space="preserve"> PAGEREF _Toc242129705 \h </w:instrText>
+              <w:instrText xml:space="preserve"> PAGEREF _Toc242718249 \h </w:instrText>
             </w:r>
             <w:r>
               <w:rPr>
@@ -979,7 +981,7 @@
               <w:szCs w:val="22"/>
             </w:rPr>
           </w:pPr>
-          <w:hyperlink w:anchor="_Toc242129706" w:history="1">
+          <w:hyperlink w:anchor="_Toc242718250" w:history="1">
             <w:r>
               <w:rPr>
                 <w:rStyle w:val="af"/>
@@ -1019,7 +1021,7 @@
               <w:rPr>
                 <w:webHidden/>
               </w:rPr>
-              <w:instrText xml:space="preserve"> PAGEREF _Toc242129706 \h </w:instrText>
+              <w:instrText xml:space="preserve"> PAGEREF _Toc242718250 \h </w:instrText>
             </w:r>
             <w:r>
               <w:rPr>
@@ -1036,7 +1038,7 @@
               <w:rPr>
                 <w:webHidden/>
               </w:rPr>
-              <w:t>9</w:t>
+              <w:t>11</w:t>
             </w:r>
             <w:r>
               <w:rPr>
@@ -1059,7 +1061,7 @@
               <w:szCs w:val="22"/>
             </w:rPr>
           </w:pPr>
-          <w:hyperlink w:anchor="_Toc242129707" w:history="1">
+          <w:hyperlink w:anchor="_Toc242718251" w:history="1">
             <w:r>
               <w:rPr>
                 <w:rStyle w:val="af"/>
@@ -1099,7 +1101,7 @@
               <w:rPr>
                 <w:webHidden/>
               </w:rPr>
-              <w:instrText xml:space="preserve"> PAGEREF _Toc242129707 \h </w:instrText>
+              <w:instrText xml:space="preserve"> PAGEREF _Toc242718251 \h </w:instrText>
             </w:r>
             <w:r>
               <w:rPr>
@@ -1116,7 +1118,7 @@
               <w:rPr>
                 <w:webHidden/>
               </w:rPr>
-              <w:t>12</w:t>
+              <w:t>13</w:t>
             </w:r>
             <w:r>
               <w:rPr>
@@ -1139,7 +1141,7 @@
               <w:szCs w:val="22"/>
             </w:rPr>
           </w:pPr>
-          <w:hyperlink w:anchor="_Toc242129708" w:history="1">
+          <w:hyperlink w:anchor="_Toc242718252" w:history="1">
             <w:r>
               <w:rPr>
                 <w:rStyle w:val="af"/>
@@ -1179,7 +1181,7 @@
               <w:rPr>
                 <w:webHidden/>
               </w:rPr>
-              <w:instrText xml:space="preserve"> PAGEREF _Toc242129708 \h </w:instrText>
+              <w:instrText xml:space="preserve"> PAGEREF _Toc242718252 \h </w:instrText>
             </w:r>
             <w:r>
               <w:rPr>
@@ -1196,7 +1198,7 @@
               <w:rPr>
                 <w:webHidden/>
               </w:rPr>
-              <w:t>12</w:t>
+              <w:t>13</w:t>
             </w:r>
             <w:r>
               <w:rPr>
@@ -1219,7 +1221,7 @@
               <w:szCs w:val="22"/>
             </w:rPr>
           </w:pPr>
-          <w:hyperlink w:anchor="_Toc242129709" w:history="1">
+          <w:hyperlink w:anchor="_Toc242718253" w:history="1">
             <w:r>
               <w:rPr>
                 <w:rStyle w:val="af"/>
@@ -1258,7 +1260,7 @@
               <w:rPr>
                 <w:webHidden/>
               </w:rPr>
-              <w:instrText xml:space="preserve"> PAGEREF _Toc242129709 \h </w:instrText>
+              <w:instrText xml:space="preserve"> PAGEREF _Toc242718253 \h </w:instrText>
             </w:r>
             <w:r>
               <w:rPr>
@@ -1275,7 +1277,7 @@
               <w:rPr>
                 <w:webHidden/>
               </w:rPr>
-              <w:t>13</w:t>
+              <w:t>14</w:t>
             </w:r>
             <w:r>
               <w:rPr>
@@ -1298,11 +1300,10 @@
               <w:szCs w:val="22"/>
             </w:rPr>
           </w:pPr>
-          <w:hyperlink w:anchor="_Toc242129710" w:history="1">
+          <w:hyperlink w:anchor="_Toc242718254" w:history="1">
             <w:r>
               <w:rPr>
                 <w:rStyle w:val="af"/>
-                <w:lang w:val="ru-RU"/>
               </w:rPr>
               <w:t>10.</w:t>
             </w:r>
@@ -1318,7 +1319,6 @@
             <w:r>
               <w:rPr>
                 <w:rStyle w:val="af"/>
-                <w:lang w:val="ru-RU"/>
               </w:rPr>
               <w:t>Исследование</w:t>
             </w:r>
@@ -1338,7 +1338,7 @@
               <w:rPr>
                 <w:webHidden/>
               </w:rPr>
-              <w:instrText xml:space="preserve"> PAGEREF _Toc242129710 \h </w:instrText>
+              <w:instrText xml:space="preserve"> PAGEREF _Toc242718254 \h </w:instrText>
             </w:r>
             <w:r>
               <w:rPr>
@@ -1355,7 +1355,7 @@
               <w:rPr>
                 <w:webHidden/>
               </w:rPr>
-              <w:t>13</w:t>
+              <w:t>15</w:t>
             </w:r>
             <w:r>
               <w:rPr>
@@ -1375,7 +1375,7 @@
               <w:szCs w:val="22"/>
             </w:rPr>
           </w:pPr>
-          <w:hyperlink w:anchor="_Toc242129711" w:history="1">
+          <w:hyperlink w:anchor="_Toc242718255" w:history="1">
             <w:r>
               <w:rPr>
                 <w:rStyle w:val="af"/>
@@ -1399,7 +1399,7 @@
               <w:rPr>
                 <w:webHidden/>
               </w:rPr>
-              <w:instrText xml:space="preserve"> PAGEREF _Toc242129711 \h </w:instrText>
+              <w:instrText xml:space="preserve"> PAGEREF _Toc242718255 \h </w:instrText>
             </w:r>
             <w:r>
               <w:rPr>
@@ -1521,10 +1521,9 @@
         <w:pStyle w:val="aa"/>
         <w:numPr>
           <w:ilvl w:val="0"/>
-          <w:numId w:val="6"/>
+          <w:numId w:val="16"/>
         </w:numPr>
         <w:spacing w:line="360" w:lineRule="auto"/>
-        <w:ind w:left="0" w:firstLine="709"/>
         <w:outlineLvl w:val="0"/>
         <w:rPr>
           <w:rStyle w:val="a9"/>
@@ -1532,7 +1531,7 @@
           <w:bCs w:val="0"/>
         </w:rPr>
       </w:pPr>
-      <w:bookmarkStart w:id="1" w:name="_Toc242129698"/>
+      <w:bookmarkStart w:id="0" w:name="_Toc242718242"/>
       <w:r>
         <w:rPr>
           <w:rStyle w:val="a9"/>
@@ -1542,7 +1541,7 @@
         <w:lastRenderedPageBreak/>
         <w:t>Цель работы</w:t>
       </w:r>
-      <w:bookmarkEnd w:id="1"/>
+      <w:bookmarkEnd w:id="0"/>
     </w:p>
     <w:p>
       <w:pPr>
@@ -1613,9 +1612,8 @@
         <w:pStyle w:val="a8"/>
         <w:numPr>
           <w:ilvl w:val="0"/>
-          <w:numId w:val="6"/>
+          <w:numId w:val="16"/>
         </w:numPr>
-        <w:ind w:left="0" w:firstLine="709"/>
         <w:outlineLvl w:val="0"/>
         <w:rPr>
           <w:b/>
@@ -1624,7 +1622,7 @@
           <w:lang w:val="ru-RU"/>
         </w:rPr>
       </w:pPr>
-      <w:bookmarkStart w:id="2" w:name="_Toc242129699"/>
+      <w:bookmarkStart w:id="1" w:name="_Toc242718243"/>
       <w:r>
         <w:rPr>
           <w:b/>
@@ -1634,7 +1632,7 @@
         </w:rPr>
         <w:t>Описание задачи</w:t>
       </w:r>
-      <w:bookmarkEnd w:id="2"/>
+      <w:bookmarkEnd w:id="1"/>
     </w:p>
     <w:p>
       <w:pPr>
@@ -1704,9 +1702,8 @@
         <w:pStyle w:val="a8"/>
         <w:numPr>
           <w:ilvl w:val="0"/>
-          <w:numId w:val="9"/>
+          <w:numId w:val="20"/>
         </w:numPr>
-        <w:ind w:left="0" w:firstLine="709"/>
         <w:rPr>
           <w:lang w:val="ru-RU"/>
         </w:rPr>
@@ -1723,9 +1720,8 @@
         <w:pStyle w:val="a8"/>
         <w:numPr>
           <w:ilvl w:val="0"/>
-          <w:numId w:val="9"/>
+          <w:numId w:val="20"/>
         </w:numPr>
-        <w:ind w:left="0" w:firstLine="709"/>
         <w:rPr>
           <w:lang w:val="ru-RU"/>
         </w:rPr>
@@ -1742,9 +1738,8 @@
         <w:pStyle w:val="a8"/>
         <w:numPr>
           <w:ilvl w:val="0"/>
-          <w:numId w:val="9"/>
+          <w:numId w:val="20"/>
         </w:numPr>
-        <w:ind w:left="0" w:firstLine="709"/>
         <w:rPr>
           <w:lang w:val="ru-RU"/>
         </w:rPr>
@@ -1761,9 +1756,8 @@
         <w:pStyle w:val="a8"/>
         <w:numPr>
           <w:ilvl w:val="0"/>
-          <w:numId w:val="9"/>
+          <w:numId w:val="20"/>
         </w:numPr>
-        <w:ind w:left="0" w:firstLine="709"/>
         <w:rPr>
           <w:lang w:val="ru-RU"/>
         </w:rPr>
@@ -1780,9 +1774,8 @@
         <w:pStyle w:val="a8"/>
         <w:numPr>
           <w:ilvl w:val="0"/>
-          <w:numId w:val="9"/>
+          <w:numId w:val="20"/>
         </w:numPr>
-        <w:ind w:left="0" w:firstLine="709"/>
         <w:rPr>
           <w:lang w:val="ru-RU"/>
         </w:rPr>
@@ -1799,9 +1792,8 @@
         <w:pStyle w:val="a8"/>
         <w:numPr>
           <w:ilvl w:val="0"/>
-          <w:numId w:val="9"/>
+          <w:numId w:val="20"/>
         </w:numPr>
-        <w:ind w:left="0" w:firstLine="709"/>
         <w:rPr>
           <w:lang w:val="ru-RU"/>
         </w:rPr>
@@ -1818,9 +1810,8 @@
         <w:pStyle w:val="a8"/>
         <w:numPr>
           <w:ilvl w:val="0"/>
-          <w:numId w:val="9"/>
+          <w:numId w:val="20"/>
         </w:numPr>
-        <w:ind w:left="0" w:firstLine="709"/>
         <w:rPr>
           <w:lang w:val="ru-RU"/>
         </w:rPr>
@@ -1844,9 +1835,8 @@
         <w:pStyle w:val="a8"/>
         <w:numPr>
           <w:ilvl w:val="0"/>
-          <w:numId w:val="9"/>
+          <w:numId w:val="20"/>
         </w:numPr>
-        <w:ind w:left="0" w:firstLine="709"/>
         <w:rPr>
           <w:lang w:val="ru-RU"/>
         </w:rPr>
@@ -1863,9 +1853,8 @@
         <w:pStyle w:val="a8"/>
         <w:numPr>
           <w:ilvl w:val="0"/>
-          <w:numId w:val="9"/>
+          <w:numId w:val="20"/>
         </w:numPr>
-        <w:ind w:left="0" w:firstLine="709"/>
         <w:rPr>
           <w:lang w:val="ru-RU"/>
         </w:rPr>
@@ -1894,9 +1883,8 @@
         <w:pStyle w:val="a8"/>
         <w:numPr>
           <w:ilvl w:val="0"/>
-          <w:numId w:val="9"/>
+          <w:numId w:val="20"/>
         </w:numPr>
-        <w:ind w:left="0" w:firstLine="709"/>
         <w:rPr>
           <w:lang w:val="ru-RU"/>
         </w:rPr>
@@ -1949,7 +1937,7 @@
         <w:pStyle w:val="a8"/>
         <w:numPr>
           <w:ilvl w:val="0"/>
-          <w:numId w:val="6"/>
+          <w:numId w:val="16"/>
         </w:numPr>
         <w:outlineLvl w:val="0"/>
         <w:rPr>
@@ -1959,7 +1947,7 @@
           <w:lang w:val="ru-RU"/>
         </w:rPr>
       </w:pPr>
-      <w:bookmarkStart w:id="3" w:name="_Toc242129700"/>
+      <w:bookmarkStart w:id="2" w:name="_Toc242718244"/>
       <w:r>
         <w:rPr>
           <w:b/>
@@ -1969,7 +1957,7 @@
         </w:rPr>
         <w:t>Теоретическая часть</w:t>
       </w:r>
-      <w:bookmarkEnd w:id="3"/>
+      <w:bookmarkEnd w:id="2"/>
     </w:p>
     <w:p>
       <w:pPr>
@@ -2182,7 +2170,7 @@
         <w:pStyle w:val="a8"/>
         <w:numPr>
           <w:ilvl w:val="1"/>
-          <w:numId w:val="6"/>
+          <w:numId w:val="17"/>
         </w:numPr>
         <w:outlineLvl w:val="1"/>
         <w:rPr>
@@ -2192,7 +2180,7 @@
           <w:lang w:val="ru-RU"/>
         </w:rPr>
       </w:pPr>
-      <w:bookmarkStart w:id="4" w:name="_Toc242129701"/>
+      <w:bookmarkStart w:id="3" w:name="_Toc242718245"/>
       <w:r>
         <w:rPr>
           <w:b/>
@@ -2202,7 +2190,7 @@
         </w:rPr>
         <w:t>Структура датасета</w:t>
       </w:r>
-      <w:bookmarkEnd w:id="4"/>
+      <w:bookmarkEnd w:id="3"/>
     </w:p>
     <w:p>
       <w:pPr>
@@ -2274,12 +2262,6 @@
         <w:gridCol w:w="7838"/>
       </w:tblGrid>
       <w:tr>
-        <w:tblPrEx>
-          <w:tblCellMar>
-            <w:top w:w="0" w:type="dxa"/>
-            <w:bottom w:w="0" w:type="dxa"/>
-          </w:tblCellMar>
-        </w:tblPrEx>
         <w:tc>
           <w:tcPr>
             <w:tcW w:w="1800" w:type="dxa"/>
@@ -2326,12 +2308,6 @@
         </w:tc>
       </w:tr>
       <w:tr>
-        <w:tblPrEx>
-          <w:tblCellMar>
-            <w:top w:w="0" w:type="dxa"/>
-            <w:bottom w:w="0" w:type="dxa"/>
-          </w:tblCellMar>
-        </w:tblPrEx>
         <w:tc>
           <w:tcPr>
             <w:tcW w:w="1800" w:type="dxa"/>
@@ -2376,12 +2352,6 @@
         </w:tc>
       </w:tr>
       <w:tr>
-        <w:tblPrEx>
-          <w:tblCellMar>
-            <w:top w:w="0" w:type="dxa"/>
-            <w:bottom w:w="0" w:type="dxa"/>
-          </w:tblCellMar>
-        </w:tblPrEx>
         <w:tc>
           <w:tcPr>
             <w:tcW w:w="1800" w:type="dxa"/>
@@ -2426,12 +2396,6 @@
         </w:tc>
       </w:tr>
       <w:tr>
-        <w:tblPrEx>
-          <w:tblCellMar>
-            <w:top w:w="0" w:type="dxa"/>
-            <w:bottom w:w="0" w:type="dxa"/>
-          </w:tblCellMar>
-        </w:tblPrEx>
         <w:tc>
           <w:tcPr>
             <w:tcW w:w="1800" w:type="dxa"/>
@@ -2492,12 +2456,6 @@
         </w:tc>
       </w:tr>
       <w:tr>
-        <w:tblPrEx>
-          <w:tblCellMar>
-            <w:top w:w="0" w:type="dxa"/>
-            <w:bottom w:w="0" w:type="dxa"/>
-          </w:tblCellMar>
-        </w:tblPrEx>
         <w:tc>
           <w:tcPr>
             <w:tcW w:w="1800" w:type="dxa"/>
@@ -2542,12 +2500,6 @@
         </w:tc>
       </w:tr>
       <w:tr>
-        <w:tblPrEx>
-          <w:tblCellMar>
-            <w:top w:w="0" w:type="dxa"/>
-            <w:bottom w:w="0" w:type="dxa"/>
-          </w:tblCellMar>
-        </w:tblPrEx>
         <w:tc>
           <w:tcPr>
             <w:tcW w:w="1800" w:type="dxa"/>
@@ -2588,12 +2540,6 @@
         </w:tc>
       </w:tr>
       <w:tr>
-        <w:tblPrEx>
-          <w:tblCellMar>
-            <w:top w:w="0" w:type="dxa"/>
-            <w:bottom w:w="0" w:type="dxa"/>
-          </w:tblCellMar>
-        </w:tblPrEx>
         <w:tc>
           <w:tcPr>
             <w:tcW w:w="1800" w:type="dxa"/>
@@ -2669,12 +2615,6 @@
         </w:tc>
       </w:tr>
       <w:tr>
-        <w:tblPrEx>
-          <w:tblCellMar>
-            <w:top w:w="0" w:type="dxa"/>
-            <w:bottom w:w="0" w:type="dxa"/>
-          </w:tblCellMar>
-        </w:tblPrEx>
         <w:tc>
           <w:tcPr>
             <w:tcW w:w="1800" w:type="dxa"/>
@@ -2719,12 +2659,6 @@
         </w:tc>
       </w:tr>
       <w:tr>
-        <w:tblPrEx>
-          <w:tblCellMar>
-            <w:top w:w="0" w:type="dxa"/>
-            <w:bottom w:w="0" w:type="dxa"/>
-          </w:tblCellMar>
-        </w:tblPrEx>
         <w:tc>
           <w:tcPr>
             <w:tcW w:w="1800" w:type="dxa"/>
@@ -2769,12 +2703,6 @@
         </w:tc>
       </w:tr>
       <w:tr>
-        <w:tblPrEx>
-          <w:tblCellMar>
-            <w:top w:w="0" w:type="dxa"/>
-            <w:bottom w:w="0" w:type="dxa"/>
-          </w:tblCellMar>
-        </w:tblPrEx>
         <w:tc>
           <w:tcPr>
             <w:tcW w:w="1800" w:type="dxa"/>
@@ -2815,12 +2743,6 @@
         </w:tc>
       </w:tr>
       <w:tr>
-        <w:tblPrEx>
-          <w:tblCellMar>
-            <w:top w:w="0" w:type="dxa"/>
-            <w:bottom w:w="0" w:type="dxa"/>
-          </w:tblCellMar>
-        </w:tblPrEx>
         <w:tc>
           <w:tcPr>
             <w:tcW w:w="1800" w:type="dxa"/>
@@ -2896,7 +2818,7 @@
         <w:pStyle w:val="a8"/>
         <w:numPr>
           <w:ilvl w:val="1"/>
-          <w:numId w:val="6"/>
+          <w:numId w:val="17"/>
         </w:numPr>
         <w:outlineLvl w:val="1"/>
         <w:rPr>
@@ -2906,7 +2828,7 @@
           <w:lang w:val="ru-RU"/>
         </w:rPr>
       </w:pPr>
-      <w:bookmarkStart w:id="5" w:name="_Toc242129702"/>
+      <w:bookmarkStart w:id="4" w:name="_Toc242718246"/>
       <w:r>
         <w:rPr>
           <w:b/>
@@ -2916,9 +2838,14 @@
         </w:rPr>
         <w:t>Общие списки</w:t>
       </w:r>
-      <w:bookmarkEnd w:id="5"/>
-    </w:p>
-    <w:p>
+      <w:bookmarkEnd w:id="4"/>
+    </w:p>
+    <w:p>
+      <w:pPr>
+        <w:rPr>
+          <w:lang w:val="ru-RU"/>
+        </w:rPr>
+      </w:pPr>
       <w:r>
         <w:rPr>
           <w:lang w:val="ru-RU"/>
@@ -2950,28 +2877,23 @@
         <w:t>в котором содержатся заранее созданные данные. В этом файле содержатся такие списки, как</w:t>
       </w:r>
       <w:r>
+        <w:rPr>
+          <w:lang w:val="ru-RU"/>
+        </w:rPr>
         <w:t>:</w:t>
       </w:r>
     </w:p>
     <w:p>
       <w:pPr>
-        <w:ind w:left="708" w:firstLine="1"/>
-        <w:rPr>
-          <w:lang w:val="ru-RU"/>
-        </w:rPr>
-      </w:pPr>
-      <w:r>
-        <w:rPr>
-          <w:lang w:val="ru-RU"/>
-        </w:rPr>
-        <w:t>-</w:t>
-      </w:r>
-      <w:r>
-        <w:rPr>
-          <w:lang w:val="ru-RU"/>
-        </w:rPr>
-        <w:tab/>
-      </w:r>
+        <w:pStyle w:val="a8"/>
+        <w:numPr>
+          <w:ilvl w:val="0"/>
+          <w:numId w:val="18"/>
+        </w:numPr>
+        <w:rPr>
+          <w:lang w:val="ru-RU"/>
+        </w:rPr>
+      </w:pPr>
       <w:r>
         <w:rPr>
           <w:lang w:val="ru-RU"/>
@@ -2981,23 +2903,15 @@
     </w:p>
     <w:p>
       <w:pPr>
-        <w:ind w:left="709" w:firstLine="0"/>
-        <w:rPr>
-          <w:lang w:val="ru-RU"/>
-        </w:rPr>
-      </w:pPr>
-      <w:r>
-        <w:rPr>
-          <w:lang w:val="ru-RU"/>
-        </w:rPr>
-        <w:t>-</w:t>
-      </w:r>
-      <w:r>
-        <w:rPr>
-          <w:lang w:val="ru-RU"/>
-        </w:rPr>
-        <w:tab/>
-      </w:r>
+        <w:pStyle w:val="a8"/>
+        <w:numPr>
+          <w:ilvl w:val="0"/>
+          <w:numId w:val="18"/>
+        </w:numPr>
+        <w:rPr>
+          <w:lang w:val="ru-RU"/>
+        </w:rPr>
+      </w:pPr>
       <w:r>
         <w:t>DOCTORS</w:t>
       </w:r>
@@ -3014,13 +2928,7 @@
         <w:rPr>
           <w:lang w:val="ru-RU"/>
         </w:rPr>
-        <w:t xml:space="preserve"> – </w:t>
-      </w:r>
-      <w:r>
-        <w:rPr>
-          <w:lang w:val="ru-RU"/>
-        </w:rPr>
-        <w:t>двумерный список, содержащий сначала специальность врача(более 50 штук) а после симптомы и анализы присущие ему</w:t>
+        <w:t xml:space="preserve"> – двумерный список, содержащий сначала специальность врача(более 50 штук) а после симптомы и анализы присущие ему</w:t>
       </w:r>
       <w:r>
         <w:rPr>
@@ -3056,23 +2964,15 @@
     </w:p>
     <w:p>
       <w:pPr>
-        <w:ind w:left="708" w:firstLine="1"/>
-        <w:rPr>
-          <w:lang w:val="ru-RU"/>
-        </w:rPr>
-      </w:pPr>
-      <w:r>
-        <w:rPr>
-          <w:lang w:val="ru-RU"/>
-        </w:rPr>
-        <w:t>-</w:t>
-      </w:r>
-      <w:r>
-        <w:rPr>
-          <w:lang w:val="ru-RU"/>
-        </w:rPr>
-        <w:tab/>
-      </w:r>
+        <w:pStyle w:val="a8"/>
+        <w:numPr>
+          <w:ilvl w:val="0"/>
+          <w:numId w:val="18"/>
+        </w:numPr>
+        <w:rPr>
+          <w:lang w:val="ru-RU"/>
+        </w:rPr>
+      </w:pPr>
       <w:r>
         <w:t>ANALYSES</w:t>
       </w:r>
@@ -3098,49 +2998,7 @@
         <w:rPr>
           <w:lang w:val="ru-RU"/>
         </w:rPr>
-        <w:t xml:space="preserve"> – </w:t>
-      </w:r>
-      <w:r>
-        <w:rPr>
-          <w:lang w:val="ru-RU"/>
-        </w:rPr>
-        <w:t>список</w:t>
-      </w:r>
-      <w:r>
-        <w:rPr>
-          <w:lang w:val="ru-RU"/>
-        </w:rPr>
-        <w:t xml:space="preserve"> </w:t>
-      </w:r>
-      <w:r>
-        <w:rPr>
-          <w:lang w:val="ru-RU"/>
-        </w:rPr>
-        <w:t>из</w:t>
-      </w:r>
-      <w:r>
-        <w:rPr>
-          <w:lang w:val="ru-RU"/>
-        </w:rPr>
-        <w:t xml:space="preserve"> </w:t>
-      </w:r>
-      <w:r>
-        <w:rPr>
-          <w:lang w:val="ru-RU"/>
-        </w:rPr>
-        <w:t>словарей</w:t>
-      </w:r>
-      <w:r>
-        <w:rPr>
-          <w:lang w:val="ru-RU"/>
-        </w:rPr>
-        <w:t xml:space="preserve">, </w:t>
-      </w:r>
-      <w:r>
-        <w:rPr>
-          <w:lang w:val="ru-RU"/>
-        </w:rPr>
-        <w:t>в которых содержится название анализа и его цена.</w:t>
+        <w:t xml:space="preserve"> – список из словарей, в которых содержится название анализа и его цена.</w:t>
       </w:r>
     </w:p>
     <w:p>
@@ -3148,7 +3006,7 @@
         <w:pStyle w:val="a8"/>
         <w:numPr>
           <w:ilvl w:val="1"/>
-          <w:numId w:val="6"/>
+          <w:numId w:val="17"/>
         </w:numPr>
         <w:outlineLvl w:val="1"/>
         <w:rPr>
@@ -3158,7 +3016,7 @@
           <w:lang w:val="ru-RU"/>
         </w:rPr>
       </w:pPr>
-      <w:bookmarkStart w:id="6" w:name="_Toc242129703"/>
+      <w:bookmarkStart w:id="5" w:name="_Toc242718247"/>
       <w:r>
         <w:rPr>
           <w:b/>
@@ -3168,7 +3026,7 @@
         </w:rPr>
         <w:t>Принципы генерации и зависимости признаков</w:t>
       </w:r>
-      <w:bookmarkEnd w:id="6"/>
+      <w:bookmarkEnd w:id="5"/>
     </w:p>
     <w:p>
       <w:pPr>
@@ -3376,6 +3234,7 @@
       <w:r>
         <w:rPr>
           <w:rFonts w:eastAsia="Courier New"/>
+          <w:lang w:val="ru-RU"/>
         </w:rPr>
         <w:t xml:space="preserve"> </w:t>
       </w:r>
@@ -3389,6 +3248,7 @@
       <w:r>
         <w:rPr>
           <w:rFonts w:eastAsia="Courier New"/>
+          <w:lang w:val="ru-RU"/>
         </w:rPr>
         <w:t xml:space="preserve"> </w:t>
       </w:r>
@@ -3396,17 +3256,96 @@
         <w:rPr>
           <w:rFonts w:eastAsia="Courier New"/>
         </w:rPr>
-        <w:t>num_clients = round(TARGET_ROWS/avg_visits)</w:t>
+        <w:t>num</w:t>
       </w:r>
       <w:r>
         <w:rPr>
           <w:rFonts w:eastAsia="Courier New"/>
-        </w:rPr>
-        <w:t xml:space="preserve">. </w:t>
+          <w:lang w:val="ru-RU"/>
+        </w:rPr>
+        <w:t>_</w:t>
       </w:r>
       <w:r>
         <w:rPr>
           <w:rFonts w:eastAsia="Courier New"/>
+        </w:rPr>
+        <w:t>clients</w:t>
+      </w:r>
+      <w:r>
+        <w:rPr>
+          <w:rFonts w:eastAsia="Courier New"/>
+          <w:lang w:val="ru-RU"/>
+        </w:rPr>
+        <w:t xml:space="preserve"> = </w:t>
+      </w:r>
+      <w:r>
+        <w:rPr>
+          <w:rFonts w:eastAsia="Courier New"/>
+        </w:rPr>
+        <w:t>round</w:t>
+      </w:r>
+      <w:r>
+        <w:rPr>
+          <w:rFonts w:eastAsia="Courier New"/>
+          <w:lang w:val="ru-RU"/>
+        </w:rPr>
+        <w:t>(</w:t>
+      </w:r>
+      <w:r>
+        <w:rPr>
+          <w:rFonts w:eastAsia="Courier New"/>
+        </w:rPr>
+        <w:t>TARGET</w:t>
+      </w:r>
+      <w:r>
+        <w:rPr>
+          <w:rFonts w:eastAsia="Courier New"/>
+          <w:lang w:val="ru-RU"/>
+        </w:rPr>
+        <w:t>_</w:t>
+      </w:r>
+      <w:r>
+        <w:rPr>
+          <w:rFonts w:eastAsia="Courier New"/>
+        </w:rPr>
+        <w:t>ROWS</w:t>
+      </w:r>
+      <w:r>
+        <w:rPr>
+          <w:rFonts w:eastAsia="Courier New"/>
+          <w:lang w:val="ru-RU"/>
+        </w:rPr>
+        <w:t>/</w:t>
+      </w:r>
+      <w:r>
+        <w:rPr>
+          <w:rFonts w:eastAsia="Courier New"/>
+        </w:rPr>
+        <w:t>avg</w:t>
+      </w:r>
+      <w:r>
+        <w:rPr>
+          <w:rFonts w:eastAsia="Courier New"/>
+          <w:lang w:val="ru-RU"/>
+        </w:rPr>
+        <w:t>_</w:t>
+      </w:r>
+      <w:r>
+        <w:rPr>
+          <w:rFonts w:eastAsia="Courier New"/>
+        </w:rPr>
+        <w:t>visits</w:t>
+      </w:r>
+      <w:r>
+        <w:rPr>
+          <w:rFonts w:eastAsia="Courier New"/>
+          <w:lang w:val="ru-RU"/>
+        </w:rPr>
+        <w:t xml:space="preserve">). </w:t>
+      </w:r>
+      <w:r>
+        <w:rPr>
+          <w:rFonts w:eastAsia="Courier New"/>
           <w:lang w:val="ru-RU"/>
         </w:rPr>
         <w:t>Если этого количества клиентов не хватит из-за округления – генератор просто создаст нужное количество новых клиентов прямо во время работы.</w:t>
@@ -3460,171 +3399,6 @@
           <w:lang w:val="ru-RU"/>
         </w:rPr>
         <w:t>:</w:t>
-      </w:r>
-    </w:p>
-    <w:p>
-      <w:pPr>
-        <w:rPr>
-          <w:lang w:val="ru-RU"/>
-        </w:rPr>
-      </w:pPr>
-      <w:r>
-        <w:rPr>
-          <w:lang w:val="ru-RU"/>
-        </w:rPr>
-        <w:t xml:space="preserve">Врач выбирается случайно из списка специальнотей, подходящих по полу клиенту. Список специальностей по полу создаётся во время работы программы. </w:t>
-      </w:r>
-    </w:p>
-    <w:p>
-      <w:pPr>
-        <w:ind w:left="708" w:firstLine="1"/>
-        <w:rPr>
-          <w:lang w:val="ru-RU"/>
-        </w:rPr>
-      </w:pPr>
-      <w:r>
-        <w:rPr>
-          <w:lang w:val="ru-RU"/>
-        </w:rPr>
-        <w:lastRenderedPageBreak/>
-        <w:t>-</w:t>
-      </w:r>
-      <w:r>
-        <w:rPr>
-          <w:lang w:val="ru-RU"/>
-        </w:rPr>
-        <w:tab/>
-      </w:r>
-      <w:r>
-        <w:rPr>
-          <w:lang w:val="ru-RU"/>
-        </w:rPr>
-        <w:t xml:space="preserve">Симптомы и анализы выбираются случайным подмножеством(без повторов) из списков, которые </w:t>
-      </w:r>
-      <w:r>
-        <w:rPr>
-          <w:lang w:val="ru-RU"/>
-        </w:rPr>
-        <w:t>привязаны к конкретной специальности врача, из-за чего все связано логически.</w:t>
-      </w:r>
-    </w:p>
-    <w:p>
-      <w:pPr>
-        <w:ind w:left="708" w:firstLine="1"/>
-        <w:rPr>
-          <w:lang w:val="ru-RU"/>
-        </w:rPr>
-      </w:pPr>
-      <w:r>
-        <w:rPr>
-          <w:lang w:val="ru-RU"/>
-        </w:rPr>
-        <w:t>-</w:t>
-      </w:r>
-      <w:r>
-        <w:rPr>
-          <w:lang w:val="ru-RU"/>
-        </w:rPr>
-        <w:tab/>
-      </w:r>
-      <w:r>
-        <w:rPr>
-          <w:lang w:val="ru-RU"/>
-        </w:rPr>
-        <w:t>Дата посещения выбирается случайно в пределах периода датасета(период задаётся в настройках) с проверкой на то, что это рабочий день и время. Для</w:t>
-      </w:r>
-      <w:r>
-        <w:rPr>
-          <w:lang w:val="ru-RU"/>
-        </w:rPr>
-        <w:t xml:space="preserve"> повторного посещения дата считается от даты получения анализов предыдущего посещения + случайных сдвиг в пределах </w:t>
-      </w:r>
-      <w:r>
-        <w:rPr>
-          <w:lang w:val="ru-RU"/>
-        </w:rPr>
-        <w:t>2</w:t>
-      </w:r>
-      <w:r>
-        <w:rPr>
-          <w:lang w:val="ru-RU"/>
-        </w:rPr>
-        <w:t>-60 дней.</w:t>
-      </w:r>
-    </w:p>
-    <w:p>
-      <w:pPr>
-        <w:ind w:left="708" w:firstLine="1"/>
-        <w:rPr>
-          <w:lang w:val="ru-RU"/>
-        </w:rPr>
-      </w:pPr>
-      <w:r>
-        <w:rPr>
-          <w:lang w:val="ru-RU"/>
-        </w:rPr>
-        <w:t>-</w:t>
-      </w:r>
-      <w:r>
-        <w:rPr>
-          <w:lang w:val="ru-RU"/>
-        </w:rPr>
-        <w:tab/>
-        <w:t>Дата получения анализов – это дата посещения + случайный сдвиг в пределах от 24 до 72 часов, с проеркой, чтобы при переносе через выходные интервал не превышал 72 часов.</w:t>
-      </w:r>
-    </w:p>
-    <w:p>
-      <w:pPr>
-        <w:ind w:left="708" w:firstLine="1"/>
-        <w:rPr>
-          <w:lang w:val="ru-RU"/>
-        </w:rPr>
-      </w:pPr>
-      <w:r>
-        <w:rPr>
-          <w:lang w:val="ru-RU"/>
-        </w:rPr>
-        <w:t>-</w:t>
-      </w:r>
-      <w:r>
-        <w:rPr>
-          <w:lang w:val="ru-RU"/>
-        </w:rPr>
-        <w:tab/>
-        <w:t>Карта оплаты берётся либо из существующих карт(если какая-то из них ещё не была использована 5 раз), либо создаётся новая карта, с номером по шаблону для выбранного банка и платежной системы(вероятность выпадения какого-либо банка пользователь сам определяет в начале работы программы)</w:t>
-      </w:r>
-    </w:p>
-    <w:p>
-      <w:pPr>
-        <w:rPr>
-          <w:lang w:val="ru-RU"/>
-        </w:rPr>
-      </w:pPr>
-      <w:r>
-        <w:rPr>
-          <w:lang w:val="ru-RU"/>
-        </w:rPr>
-        <w:t>-</w:t>
-      </w:r>
-      <w:r>
-        <w:rPr>
-          <w:lang w:val="ru-RU"/>
-        </w:rPr>
-        <w:tab/>
-        <w:t xml:space="preserve">Стоимость анализов получается из суммы цен за каждый анализ. </w:t>
-      </w:r>
-    </w:p>
-    <w:p>
-      <w:pPr>
-        <w:rPr>
-          <w:lang w:val="ru-RU"/>
-        </w:rPr>
-      </w:pPr>
-      <w:r>
-        <w:rPr>
-          <w:lang w:val="ru-RU"/>
-        </w:rPr>
-        <w:t>Чтобы паспорта и снилс не повторялись, при создании паспорта или снилса они отправляются в множество. После этого, при попытке создания нового значения, мы проверяем – не существует ли уже такого и если существует – генерируем заново.</w:t>
       </w:r>
     </w:p>
     <w:p>
@@ -3632,8 +3406,155 @@
         <w:pStyle w:val="a8"/>
         <w:numPr>
           <w:ilvl w:val="0"/>
-          <w:numId w:val="6"/>
+          <w:numId w:val="19"/>
         </w:numPr>
+        <w:rPr>
+          <w:lang w:val="ru-RU"/>
+        </w:rPr>
+      </w:pPr>
+      <w:r>
+        <w:rPr>
+          <w:lang w:val="ru-RU"/>
+        </w:rPr>
+        <w:t xml:space="preserve">Врач выбирается случайно из списка специальнотей, подходящих по полу клиенту. Список специальностей по полу создаётся во время работы программы. </w:t>
+      </w:r>
+    </w:p>
+    <w:p>
+      <w:pPr>
+        <w:pStyle w:val="a8"/>
+        <w:numPr>
+          <w:ilvl w:val="0"/>
+          <w:numId w:val="19"/>
+        </w:numPr>
+        <w:rPr>
+          <w:lang w:val="ru-RU"/>
+        </w:rPr>
+      </w:pPr>
+      <w:r>
+        <w:rPr>
+          <w:lang w:val="ru-RU"/>
+        </w:rPr>
+        <w:lastRenderedPageBreak/>
+        <w:t xml:space="preserve">Симптомы и анализы выбираются случайным подмножеством(без повторов) из списков, которые </w:t>
+      </w:r>
+      <w:r>
+        <w:rPr>
+          <w:lang w:val="ru-RU"/>
+        </w:rPr>
+        <w:t>привязаны к конкретной специальности врача, из-за чего все связано логически.</w:t>
+      </w:r>
+    </w:p>
+    <w:p>
+      <w:pPr>
+        <w:pStyle w:val="a8"/>
+        <w:numPr>
+          <w:ilvl w:val="0"/>
+          <w:numId w:val="19"/>
+        </w:numPr>
+        <w:rPr>
+          <w:lang w:val="ru-RU"/>
+        </w:rPr>
+      </w:pPr>
+      <w:r>
+        <w:rPr>
+          <w:lang w:val="ru-RU"/>
+        </w:rPr>
+        <w:t>Дата посещения выбирается случайно в пределах периода датасета(период задаётся в настройках) с проверкой на то, что это рабочий день и время. Для</w:t>
+      </w:r>
+      <w:r>
+        <w:rPr>
+          <w:lang w:val="ru-RU"/>
+        </w:rPr>
+        <w:t xml:space="preserve"> повторного посещения дата считается от даты получения анализов предыдущего посещения + случайных сдвиг в пределах </w:t>
+      </w:r>
+      <w:r>
+        <w:rPr>
+          <w:lang w:val="ru-RU"/>
+        </w:rPr>
+        <w:t>2</w:t>
+      </w:r>
+      <w:r>
+        <w:rPr>
+          <w:lang w:val="ru-RU"/>
+        </w:rPr>
+        <w:t>-60 дней.</w:t>
+      </w:r>
+    </w:p>
+    <w:p>
+      <w:pPr>
+        <w:pStyle w:val="a8"/>
+        <w:numPr>
+          <w:ilvl w:val="0"/>
+          <w:numId w:val="19"/>
+        </w:numPr>
+        <w:rPr>
+          <w:lang w:val="ru-RU"/>
+        </w:rPr>
+      </w:pPr>
+      <w:r>
+        <w:rPr>
+          <w:lang w:val="ru-RU"/>
+        </w:rPr>
+        <w:t>Дата получения анализов – это дата посещения + случайный сдвиг в пределах от 24 до 72 часов, с проеркой, чтобы при переносе через выходные интервал не превышал 72 часов.</w:t>
+      </w:r>
+    </w:p>
+    <w:p>
+      <w:pPr>
+        <w:pStyle w:val="a8"/>
+        <w:numPr>
+          <w:ilvl w:val="0"/>
+          <w:numId w:val="19"/>
+        </w:numPr>
+        <w:rPr>
+          <w:lang w:val="ru-RU"/>
+        </w:rPr>
+      </w:pPr>
+      <w:r>
+        <w:rPr>
+          <w:lang w:val="ru-RU"/>
+        </w:rPr>
+        <w:t>Карта оплаты берётся либо из существующих карт(если какая-то из них ещё не была использована 5 раз), либо создаётся новая карта, с номером по шаблону для выбранного банка и платежной системы(вероятность выпадения какого-либо банка пользователь сам определяет в начале работы программы)</w:t>
+      </w:r>
+    </w:p>
+    <w:p>
+      <w:pPr>
+        <w:pStyle w:val="a8"/>
+        <w:numPr>
+          <w:ilvl w:val="0"/>
+          <w:numId w:val="19"/>
+        </w:numPr>
+        <w:rPr>
+          <w:lang w:val="ru-RU"/>
+        </w:rPr>
+      </w:pPr>
+      <w:r>
+        <w:rPr>
+          <w:lang w:val="ru-RU"/>
+        </w:rPr>
+        <w:t xml:space="preserve">Стоимость анализов получается из суммы цен за каждый анализ. </w:t>
+      </w:r>
+    </w:p>
+    <w:p>
+      <w:pPr>
+        <w:rPr>
+          <w:lang w:val="ru-RU"/>
+        </w:rPr>
+      </w:pPr>
+      <w:r>
+        <w:rPr>
+          <w:lang w:val="ru-RU"/>
+        </w:rPr>
+        <w:t>Чтобы паспорта и снилс не повторялись, при создании паспорта или снилса они отправляются в множество. После этого, при попытке создания нового значения, мы проверяем – не существует ли уже такого и если существует – генерируем заново.</w:t>
+      </w:r>
+    </w:p>
+    <w:p>
+      <w:pPr>
+        <w:pStyle w:val="a8"/>
+        <w:numPr>
+          <w:ilvl w:val="0"/>
+          <w:numId w:val="17"/>
+        </w:numPr>
+        <w:ind w:left="0" w:firstLine="709"/>
         <w:outlineLvl w:val="0"/>
         <w:rPr>
           <w:b/>
@@ -3642,7 +3563,7 @@
           <w:lang w:val="ru-RU"/>
         </w:rPr>
       </w:pPr>
-      <w:bookmarkStart w:id="7" w:name="_Toc242129704"/>
+      <w:bookmarkStart w:id="6" w:name="_Toc242718248"/>
       <w:r>
         <w:rPr>
           <w:b/>
@@ -3652,7 +3573,7 @@
         </w:rPr>
         <w:t>Основные шаги программы</w:t>
       </w:r>
-      <w:bookmarkEnd w:id="7"/>
+      <w:bookmarkEnd w:id="6"/>
     </w:p>
     <w:p>
       <w:pPr>
@@ -3819,8 +3740,9 @@
         <w:pStyle w:val="a8"/>
         <w:numPr>
           <w:ilvl w:val="0"/>
-          <w:numId w:val="6"/>
+          <w:numId w:val="17"/>
         </w:numPr>
+        <w:ind w:left="0" w:firstLine="709"/>
         <w:outlineLvl w:val="0"/>
         <w:rPr>
           <w:b/>
@@ -3828,7 +3750,7 @@
           <w:szCs w:val="32"/>
         </w:rPr>
       </w:pPr>
-      <w:bookmarkStart w:id="8" w:name="_Toc242129705"/>
+      <w:bookmarkStart w:id="7" w:name="_Toc242718249"/>
       <w:r>
         <w:rPr>
           <w:b/>
@@ -3847,183 +3769,24 @@
         </w:rPr>
         <w:t>программы</w:t>
       </w:r>
-      <w:bookmarkEnd w:id="8"/>
-    </w:p>
-    <w:p>
-      <w:pPr>
-        <w:rPr>
-          <w:b/>
-          <w:sz w:val="32"/>
-          <w:szCs w:val="32"/>
-        </w:rPr>
-      </w:pPr>
-    </w:p>
-    <w:p>
-      <w:pPr>
-        <w:rPr>
-          <w:b/>
-          <w:sz w:val="32"/>
-          <w:szCs w:val="32"/>
-        </w:rPr>
-      </w:pPr>
-    </w:p>
-    <w:p>
-      <w:pPr>
-        <w:rPr>
-          <w:b/>
-          <w:sz w:val="32"/>
-          <w:szCs w:val="32"/>
-        </w:rPr>
-      </w:pPr>
-    </w:p>
-    <w:p>
-      <w:pPr>
-        <w:rPr>
-          <w:b/>
-          <w:sz w:val="32"/>
-          <w:szCs w:val="32"/>
-        </w:rPr>
-      </w:pPr>
-    </w:p>
-    <w:p>
-      <w:pPr>
-        <w:rPr>
-          <w:b/>
-          <w:sz w:val="32"/>
-          <w:szCs w:val="32"/>
-        </w:rPr>
-      </w:pPr>
-    </w:p>
-    <w:p>
-      <w:pPr>
-        <w:rPr>
-          <w:b/>
-          <w:sz w:val="32"/>
-          <w:szCs w:val="32"/>
-        </w:rPr>
-      </w:pPr>
-    </w:p>
-    <w:p>
-      <w:pPr>
+      <w:bookmarkEnd w:id="7"/>
+    </w:p>
+    <w:p>
+      <w:pPr>
+        <w:ind w:hanging="1701"/>
+        <w:jc w:val="center"/>
         <w:rPr>
           <w:sz w:val="24"/>
           <w:szCs w:val="24"/>
           <w:lang w:val="ru-RU"/>
         </w:rPr>
       </w:pPr>
-    </w:p>
-    <w:p>
-      <w:pPr>
+      <w:r>
         <w:rPr>
           <w:sz w:val="24"/>
           <w:szCs w:val="24"/>
           <w:lang w:val="ru-RU"/>
         </w:rPr>
-      </w:pPr>
-    </w:p>
-    <w:p>
-      <w:pPr>
-        <w:rPr>
-          <w:sz w:val="24"/>
-          <w:szCs w:val="24"/>
-          <w:lang w:val="ru-RU"/>
-        </w:rPr>
-      </w:pPr>
-    </w:p>
-    <w:p>
-      <w:pPr>
-        <w:rPr>
-          <w:sz w:val="24"/>
-          <w:szCs w:val="24"/>
-          <w:lang w:val="ru-RU"/>
-        </w:rPr>
-      </w:pPr>
-    </w:p>
-    <w:p>
-      <w:pPr>
-        <w:rPr>
-          <w:sz w:val="24"/>
-          <w:szCs w:val="24"/>
-          <w:lang w:val="ru-RU"/>
-        </w:rPr>
-      </w:pPr>
-    </w:p>
-    <w:p>
-      <w:pPr>
-        <w:rPr>
-          <w:sz w:val="24"/>
-          <w:szCs w:val="24"/>
-          <w:lang w:val="ru-RU"/>
-        </w:rPr>
-      </w:pPr>
-    </w:p>
-    <w:p>
-      <w:pPr>
-        <w:rPr>
-          <w:sz w:val="24"/>
-          <w:szCs w:val="24"/>
-          <w:lang w:val="ru-RU"/>
-        </w:rPr>
-      </w:pPr>
-    </w:p>
-    <w:p>
-      <w:pPr>
-        <w:rPr>
-          <w:sz w:val="24"/>
-          <w:szCs w:val="24"/>
-          <w:lang w:val="ru-RU"/>
-        </w:rPr>
-      </w:pPr>
-      <w:r>
-        <w:rPr>
-          <w:sz w:val="24"/>
-          <w:szCs w:val="24"/>
-          <w:lang w:val="ru-RU"/>
-        </w:rPr>
-        <w:t>рис</w:t>
-      </w:r>
-      <w:r>
-        <w:rPr>
-          <w:sz w:val="24"/>
-          <w:szCs w:val="24"/>
-          <w:lang w:val="ru-RU"/>
-        </w:rPr>
-        <w:t xml:space="preserve">унок 5.1 – </w:t>
-      </w:r>
-      <w:r>
-        <w:rPr>
-          <w:sz w:val="24"/>
-          <w:szCs w:val="24"/>
-          <w:lang w:val="ru-RU"/>
-        </w:rPr>
-        <w:t>Б</w:t>
-      </w:r>
-      <w:r>
-        <w:rPr>
-          <w:sz w:val="24"/>
-          <w:szCs w:val="24"/>
-          <w:lang w:val="ru-RU"/>
-        </w:rPr>
-        <w:t>лок-схема основного алгоритма генерации датасета</w:t>
-      </w:r>
-    </w:p>
-    <w:p>
-      <w:pPr>
-        <w:rPr>
-          <w:b/>
-          <w:sz w:val="32"/>
-          <w:szCs w:val="32"/>
-          <w:lang w:val="ru-RU"/>
-        </w:rPr>
-      </w:pPr>
-      <w:r>
-        <w:rPr>
-          <w:b/>
-          <w:sz w:val="32"/>
-          <w:szCs w:val="32"/>
-          <w:lang w:val="ru-RU"/>
-        </w:rPr>
-        <w:lastRenderedPageBreak/>
         <w:pict>
           <v:shapetype id="_x0000_t75" coordsize="21600,21600" o:spt="75" o:preferrelative="t" path="m@4@5l@4@11@9@11@9@5xe" filled="f" stroked="f">
             <v:stroke joinstyle="miter"/>
@@ -4044,19 +3807,233 @@
             <v:path o:extrusionok="f" gradientshapeok="t" o:connecttype="rect"/>
             <o:lock v:ext="edit" aspectratio="t"/>
           </v:shapetype>
-          <v:shape id="_x0000_i1034" type="#_x0000_t75" style="width:467.45pt;height:672.7pt">
-            <v:imagedata r:id="rId8" o:title="блок-схема-лаба-1"/>
+          <v:shape id="_x0000_i1025" type="#_x0000_t75" style="width:467.25pt;height:159pt">
+            <v:imagedata r:id="rId8" o:title="OMm-2HyMsnn3uZsh80vVyeVYJaV54R5lGJenlb7qYT0U17EW_xNMrmKQCdYrvpqZaXH_xSfRrft5oyaeG5m5mIEj"/>
           </v:shape>
         </w:pict>
       </w:r>
+    </w:p>
+    <w:p>
+      <w:pPr>
+        <w:ind w:hanging="1701"/>
+        <w:jc w:val="center"/>
+        <w:rPr>
+          <w:sz w:val="24"/>
+          <w:szCs w:val="24"/>
+          <w:lang w:val="ru-RU"/>
+        </w:rPr>
+      </w:pPr>
+      <w:r>
+        <w:rPr>
+          <w:sz w:val="24"/>
+          <w:szCs w:val="24"/>
+          <w:lang w:val="ru-RU"/>
+        </w:rPr>
+        <w:t>рис</w:t>
+      </w:r>
+      <w:r>
+        <w:rPr>
+          <w:sz w:val="24"/>
+          <w:szCs w:val="24"/>
+          <w:lang w:val="ru-RU"/>
+        </w:rPr>
+        <w:t>унок 5.1 – Блок-схема основного алгоритма генерации датасета</w:t>
+      </w:r>
+    </w:p>
+    <w:p>
+      <w:pPr>
+        <w:ind w:firstLine="0"/>
+        <w:rPr>
+          <w:sz w:val="24"/>
+          <w:szCs w:val="24"/>
+          <w:lang w:val="ru-RU"/>
+        </w:rPr>
+      </w:pPr>
+    </w:p>
+    <w:p>
+      <w:pPr>
+        <w:ind w:hanging="1701"/>
+        <w:jc w:val="center"/>
+        <w:rPr>
+          <w:sz w:val="24"/>
+          <w:szCs w:val="24"/>
+          <w:lang w:val="ru-RU"/>
+        </w:rPr>
+      </w:pPr>
+      <w:r>
+        <w:rPr>
+          <w:sz w:val="24"/>
+          <w:szCs w:val="24"/>
+        </w:rPr>
+        <w:lastRenderedPageBreak/>
+        <w:pict>
+          <v:shape id="_x0000_i1026" type="#_x0000_t75" style="width:467.25pt;height:629.25pt">
+            <v:imagedata r:id="rId9" o:title="f-wN-tD0c-IVpcYHPvWKqvbXGuUcpy5GgjQMWeUdZQgaRpNtlHVtVZDrAgMPfKeSMRvaVJX_qOv7jHglxB2zyBzEhZ2FBQ"/>
+          </v:shape>
+        </w:pict>
+      </w:r>
+    </w:p>
+    <w:p>
+      <w:pPr>
+        <w:ind w:left="-1701" w:firstLine="0"/>
+        <w:jc w:val="center"/>
+        <w:rPr>
+          <w:sz w:val="24"/>
+          <w:szCs w:val="24"/>
+        </w:rPr>
+      </w:pPr>
+      <w:r>
+        <w:rPr>
+          <w:sz w:val="24"/>
+          <w:szCs w:val="24"/>
+          <w:lang w:val="ru-RU"/>
+        </w:rPr>
+        <w:t xml:space="preserve">рисунок 5.2 – Блок-схема функции </w:t>
+      </w:r>
+      <w:r>
+        <w:rPr>
+          <w:sz w:val="24"/>
+          <w:szCs w:val="24"/>
+        </w:rPr>
+        <w:t>generate</w:t>
+      </w:r>
+      <w:r>
+        <w:rPr>
+          <w:sz w:val="24"/>
+          <w:szCs w:val="24"/>
+          <w:lang w:val="ru-RU"/>
+        </w:rPr>
+        <w:t>_</w:t>
+      </w:r>
+      <w:r>
+        <w:rPr>
+          <w:sz w:val="24"/>
+          <w:szCs w:val="24"/>
+        </w:rPr>
+        <w:t>client</w:t>
+      </w:r>
+    </w:p>
+    <w:p>
+      <w:pPr>
+        <w:ind w:firstLine="0"/>
+        <w:rPr>
+          <w:sz w:val="24"/>
+          <w:szCs w:val="24"/>
+          <w:lang w:val="ru-RU"/>
+        </w:rPr>
+      </w:pPr>
+      <w:bookmarkStart w:id="8" w:name="_GoBack"/>
+      <w:bookmarkEnd w:id="8"/>
+    </w:p>
+    <w:p>
+      <w:pPr>
+        <w:ind w:left="-720" w:firstLine="0"/>
+        <w:rPr>
+          <w:sz w:val="24"/>
+          <w:szCs w:val="24"/>
+          <w:lang w:val="ru-RU"/>
+        </w:rPr>
+      </w:pPr>
+      <w:r>
+        <w:rPr>
+          <w:sz w:val="24"/>
+          <w:szCs w:val="24"/>
+        </w:rPr>
+        <w:lastRenderedPageBreak/>
+        <w:pict>
+          <v:shape id="_x0000_i1027" type="#_x0000_t75" style="width:467.25pt;height:663pt">
+            <v:imagedata r:id="rId10" o:title="m3KO5jAuaemwaFdMw6uv05JFyYKF5nTNzghHeKOuSdUZ14E85gYx-oujnVJLtqF1HvgPJVWEgaHAu_rJyeM-_QG4f5_gow"/>
+          </v:shape>
+        </w:pict>
+      </w:r>
+    </w:p>
+    <w:p>
+      <w:pPr>
+        <w:ind w:left="-1701" w:firstLine="0"/>
+        <w:jc w:val="center"/>
+        <w:rPr>
+          <w:sz w:val="24"/>
+          <w:szCs w:val="24"/>
+          <w:lang w:val="ru-RU"/>
+        </w:rPr>
+      </w:pPr>
+      <w:r>
+        <w:rPr>
+          <w:sz w:val="24"/>
+          <w:szCs w:val="24"/>
+          <w:lang w:val="ru-RU"/>
+        </w:rPr>
+        <w:t>рисунок 5.</w:t>
+      </w:r>
+      <w:r>
+        <w:rPr>
+          <w:sz w:val="24"/>
+          <w:szCs w:val="24"/>
+          <w:lang w:val="ru-RU"/>
+        </w:rPr>
+        <w:t>3</w:t>
+      </w:r>
+      <w:r>
+        <w:rPr>
+          <w:sz w:val="24"/>
+          <w:szCs w:val="24"/>
+          <w:lang w:val="ru-RU"/>
+        </w:rPr>
+        <w:t xml:space="preserve"> – Блок-схема функции </w:t>
+      </w:r>
+      <w:r>
+        <w:rPr>
+          <w:sz w:val="24"/>
+          <w:szCs w:val="24"/>
+        </w:rPr>
+        <w:t>generate</w:t>
+      </w:r>
+      <w:r>
+        <w:rPr>
+          <w:sz w:val="24"/>
+          <w:szCs w:val="24"/>
+          <w:lang w:val="ru-RU"/>
+        </w:rPr>
+        <w:t>_</w:t>
+      </w:r>
+      <w:r>
+        <w:rPr>
+          <w:sz w:val="24"/>
+          <w:szCs w:val="24"/>
+        </w:rPr>
+        <w:t>visit</w:t>
+      </w:r>
+    </w:p>
+    <w:p>
+      <w:pPr>
+        <w:ind w:firstLine="0"/>
+        <w:rPr>
+          <w:b/>
+          <w:sz w:val="32"/>
+          <w:szCs w:val="32"/>
+          <w:lang w:val="ru-RU"/>
+        </w:rPr>
+      </w:pPr>
+    </w:p>
+    <w:p>
+      <w:pPr>
+        <w:ind w:firstLine="0"/>
+        <w:rPr>
+          <w:b/>
+          <w:sz w:val="32"/>
+          <w:szCs w:val="32"/>
+          <w:lang w:val="ru-RU"/>
+        </w:rPr>
+      </w:pPr>
     </w:p>
     <w:p>
       <w:pPr>
         <w:pStyle w:val="a8"/>
         <w:numPr>
           <w:ilvl w:val="0"/>
-          <w:numId w:val="6"/>
+          <w:numId w:val="17"/>
         </w:numPr>
+        <w:ind w:left="0" w:firstLine="709"/>
         <w:outlineLvl w:val="0"/>
         <w:rPr>
           <w:b/>
@@ -4065,7 +4042,7 @@
           <w:lang w:val="ru-RU"/>
         </w:rPr>
       </w:pPr>
-      <w:bookmarkStart w:id="9" w:name="_Toc242129706"/>
+      <w:bookmarkStart w:id="9" w:name="_Toc242718250"/>
       <w:r>
         <w:rPr>
           <w:b/>
@@ -4087,7 +4064,6 @@
         <w:rPr>
           <w:lang w:val="ru-RU"/>
         </w:rPr>
-        <w:lastRenderedPageBreak/>
         <w:t xml:space="preserve">Программа написана на </w:t>
       </w:r>
       <w:r>
@@ -4461,12 +4437,6 @@
         <w:gridCol w:w="5438"/>
       </w:tblGrid>
       <w:tr>
-        <w:tblPrEx>
-          <w:tblCellMar>
-            <w:top w:w="0" w:type="dxa"/>
-            <w:bottom w:w="0" w:type="dxa"/>
-          </w:tblCellMar>
-        </w:tblPrEx>
         <w:tc>
           <w:tcPr>
             <w:tcW w:w="2800" w:type="dxa"/>
@@ -4530,12 +4500,6 @@
         </w:tc>
       </w:tr>
       <w:tr>
-        <w:tblPrEx>
-          <w:tblCellMar>
-            <w:top w:w="0" w:type="dxa"/>
-            <w:bottom w:w="0" w:type="dxa"/>
-          </w:tblCellMar>
-        </w:tblPrEx>
         <w:tc>
           <w:tcPr>
             <w:tcW w:w="2800" w:type="dxa"/>
@@ -4599,12 +4563,6 @@
         </w:tc>
       </w:tr>
       <w:tr>
-        <w:tblPrEx>
-          <w:tblCellMar>
-            <w:top w:w="0" w:type="dxa"/>
-            <w:bottom w:w="0" w:type="dxa"/>
-          </w:tblCellMar>
-        </w:tblPrEx>
         <w:tc>
           <w:tcPr>
             <w:tcW w:w="2800" w:type="dxa"/>
@@ -4669,12 +4627,6 @@
         </w:tc>
       </w:tr>
       <w:tr>
-        <w:tblPrEx>
-          <w:tblCellMar>
-            <w:top w:w="0" w:type="dxa"/>
-            <w:bottom w:w="0" w:type="dxa"/>
-          </w:tblCellMar>
-        </w:tblPrEx>
         <w:tc>
           <w:tcPr>
             <w:tcW w:w="2800" w:type="dxa"/>
@@ -4769,12 +4721,6 @@
         </w:tc>
       </w:tr>
       <w:tr>
-        <w:tblPrEx>
-          <w:tblCellMar>
-            <w:top w:w="0" w:type="dxa"/>
-            <w:bottom w:w="0" w:type="dxa"/>
-          </w:tblCellMar>
-        </w:tblPrEx>
         <w:tc>
           <w:tcPr>
             <w:tcW w:w="2800" w:type="dxa"/>
@@ -4839,12 +4785,6 @@
         </w:tc>
       </w:tr>
       <w:tr>
-        <w:tblPrEx>
-          <w:tblCellMar>
-            <w:top w:w="0" w:type="dxa"/>
-            <w:bottom w:w="0" w:type="dxa"/>
-          </w:tblCellMar>
-        </w:tblPrEx>
         <w:tc>
           <w:tcPr>
             <w:tcW w:w="2800" w:type="dxa"/>
@@ -4925,12 +4865,6 @@
         </w:tc>
       </w:tr>
       <w:tr>
-        <w:tblPrEx>
-          <w:tblCellMar>
-            <w:top w:w="0" w:type="dxa"/>
-            <w:bottom w:w="0" w:type="dxa"/>
-          </w:tblCellMar>
-        </w:tblPrEx>
         <w:tc>
           <w:tcPr>
             <w:tcW w:w="2800" w:type="dxa"/>
@@ -5011,12 +4945,6 @@
         </w:tc>
       </w:tr>
       <w:tr>
-        <w:tblPrEx>
-          <w:tblCellMar>
-            <w:top w:w="0" w:type="dxa"/>
-            <w:bottom w:w="0" w:type="dxa"/>
-          </w:tblCellMar>
-        </w:tblPrEx>
         <w:tc>
           <w:tcPr>
             <w:tcW w:w="2800" w:type="dxa"/>
@@ -5096,12 +5024,6 @@
         </w:tc>
       </w:tr>
       <w:tr>
-        <w:tblPrEx>
-          <w:tblCellMar>
-            <w:top w:w="0" w:type="dxa"/>
-            <w:bottom w:w="0" w:type="dxa"/>
-          </w:tblCellMar>
-        </w:tblPrEx>
         <w:tc>
           <w:tcPr>
             <w:tcW w:w="2800" w:type="dxa"/>
@@ -5244,12 +5166,6 @@
         <w:gridCol w:w="5438"/>
       </w:tblGrid>
       <w:tr>
-        <w:tblPrEx>
-          <w:tblCellMar>
-            <w:top w:w="0" w:type="dxa"/>
-            <w:bottom w:w="0" w:type="dxa"/>
-          </w:tblCellMar>
-        </w:tblPrEx>
         <w:tc>
           <w:tcPr>
             <w:tcW w:w="2800" w:type="dxa"/>
@@ -5313,12 +5229,6 @@
         </w:tc>
       </w:tr>
       <w:tr>
-        <w:tblPrEx>
-          <w:tblCellMar>
-            <w:top w:w="0" w:type="dxa"/>
-            <w:bottom w:w="0" w:type="dxa"/>
-          </w:tblCellMar>
-        </w:tblPrEx>
         <w:tc>
           <w:tcPr>
             <w:tcW w:w="2800" w:type="dxa"/>
@@ -5393,12 +5303,6 @@
         </w:tc>
       </w:tr>
       <w:tr>
-        <w:tblPrEx>
-          <w:tblCellMar>
-            <w:top w:w="0" w:type="dxa"/>
-            <w:bottom w:w="0" w:type="dxa"/>
-          </w:tblCellMar>
-        </w:tblPrEx>
         <w:tc>
           <w:tcPr>
             <w:tcW w:w="2800" w:type="dxa"/>
@@ -5414,6 +5318,7 @@
                 <w:sz w:val="24"/>
                 <w:szCs w:val="24"/>
               </w:rPr>
+              <w:lastRenderedPageBreak/>
               <w:t>doctor</w:t>
             </w:r>
           </w:p>
@@ -5459,12 +5364,6 @@
         </w:tc>
       </w:tr>
       <w:tr>
-        <w:tblPrEx>
-          <w:tblCellMar>
-            <w:top w:w="0" w:type="dxa"/>
-            <w:bottom w:w="0" w:type="dxa"/>
-          </w:tblCellMar>
-        </w:tblPrEx>
         <w:tc>
           <w:tcPr>
             <w:tcW w:w="2800" w:type="dxa"/>
@@ -5545,12 +5444,6 @@
         </w:tc>
       </w:tr>
       <w:tr>
-        <w:tblPrEx>
-          <w:tblCellMar>
-            <w:top w:w="0" w:type="dxa"/>
-            <w:bottom w:w="0" w:type="dxa"/>
-          </w:tblCellMar>
-        </w:tblPrEx>
         <w:tc>
           <w:tcPr>
             <w:tcW w:w="2800" w:type="dxa"/>
@@ -5631,12 +5524,6 @@
         </w:tc>
       </w:tr>
       <w:tr>
-        <w:tblPrEx>
-          <w:tblCellMar>
-            <w:top w:w="0" w:type="dxa"/>
-            <w:bottom w:w="0" w:type="dxa"/>
-          </w:tblCellMar>
-        </w:tblPrEx>
         <w:tc>
           <w:tcPr>
             <w:tcW w:w="2800" w:type="dxa"/>
@@ -5652,7 +5539,6 @@
                 <w:sz w:val="24"/>
                 <w:szCs w:val="24"/>
               </w:rPr>
-              <w:lastRenderedPageBreak/>
               <w:t>card</w:t>
             </w:r>
           </w:p>
@@ -5726,12 +5612,6 @@
         </w:tc>
       </w:tr>
       <w:tr>
-        <w:tblPrEx>
-          <w:tblCellMar>
-            <w:top w:w="0" w:type="dxa"/>
-            <w:bottom w:w="0" w:type="dxa"/>
-          </w:tblCellMar>
-        </w:tblPrEx>
         <w:tc>
           <w:tcPr>
             <w:tcW w:w="2800" w:type="dxa"/>
@@ -5796,12 +5676,6 @@
         </w:tc>
       </w:tr>
       <w:tr>
-        <w:tblPrEx>
-          <w:tblCellMar>
-            <w:top w:w="0" w:type="dxa"/>
-            <w:bottom w:w="0" w:type="dxa"/>
-          </w:tblCellMar>
-        </w:tblPrEx>
         <w:tc>
           <w:tcPr>
             <w:tcW w:w="2800" w:type="dxa"/>
@@ -5866,12 +5740,6 @@
         </w:tc>
       </w:tr>
       <w:tr>
-        <w:tblPrEx>
-          <w:tblCellMar>
-            <w:top w:w="0" w:type="dxa"/>
-            <w:bottom w:w="0" w:type="dxa"/>
-          </w:tblCellMar>
-        </w:tblPrEx>
         <w:tc>
           <w:tcPr>
             <w:tcW w:w="2800" w:type="dxa"/>
@@ -5995,12 +5863,6 @@
         <w:gridCol w:w="5438"/>
       </w:tblGrid>
       <w:tr>
-        <w:tblPrEx>
-          <w:tblCellMar>
-            <w:top w:w="0" w:type="dxa"/>
-            <w:bottom w:w="0" w:type="dxa"/>
-          </w:tblCellMar>
-        </w:tblPrEx>
         <w:tc>
           <w:tcPr>
             <w:tcW w:w="2800" w:type="dxa"/>
@@ -6064,12 +5926,6 @@
         </w:tc>
       </w:tr>
       <w:tr>
-        <w:tblPrEx>
-          <w:tblCellMar>
-            <w:top w:w="0" w:type="dxa"/>
-            <w:bottom w:w="0" w:type="dxa"/>
-          </w:tblCellMar>
-        </w:tblPrEx>
         <w:tc>
           <w:tcPr>
             <w:tcW w:w="2800" w:type="dxa"/>
@@ -6144,12 +6000,6 @@
         </w:tc>
       </w:tr>
       <w:tr>
-        <w:tblPrEx>
-          <w:tblCellMar>
-            <w:top w:w="0" w:type="dxa"/>
-            <w:bottom w:w="0" w:type="dxa"/>
-          </w:tblCellMar>
-        </w:tblPrEx>
         <w:tc>
           <w:tcPr>
             <w:tcW w:w="2800" w:type="dxa"/>
@@ -6214,12 +6064,6 @@
         </w:tc>
       </w:tr>
       <w:tr>
-        <w:tblPrEx>
-          <w:tblCellMar>
-            <w:top w:w="0" w:type="dxa"/>
-            <w:bottom w:w="0" w:type="dxa"/>
-          </w:tblCellMar>
-        </w:tblPrEx>
         <w:tc>
           <w:tcPr>
             <w:tcW w:w="2800" w:type="dxa"/>
@@ -6284,12 +6128,6 @@
         </w:tc>
       </w:tr>
       <w:tr>
-        <w:tblPrEx>
-          <w:tblCellMar>
-            <w:top w:w="0" w:type="dxa"/>
-            <w:bottom w:w="0" w:type="dxa"/>
-          </w:tblCellMar>
-        </w:tblPrEx>
         <w:tc>
           <w:tcPr>
             <w:tcW w:w="2800" w:type="dxa"/>
@@ -6370,7 +6208,7 @@
         <w:pStyle w:val="a8"/>
         <w:numPr>
           <w:ilvl w:val="0"/>
-          <w:numId w:val="9"/>
+          <w:numId w:val="21"/>
         </w:numPr>
         <w:rPr>
           <w:lang w:val="ru-RU"/>
@@ -6410,61 +6248,7 @@
         <w:rPr>
           <w:lang w:val="ru-RU"/>
         </w:rPr>
-        <w:t xml:space="preserve">) – </w:t>
-      </w:r>
-      <w:r>
-        <w:rPr>
-          <w:lang w:val="ru-RU"/>
-        </w:rPr>
-        <w:t>создаёт</w:t>
-      </w:r>
-      <w:r>
-        <w:rPr>
-          <w:lang w:val="ru-RU"/>
-        </w:rPr>
-        <w:t xml:space="preserve"> </w:t>
-      </w:r>
-      <w:r>
-        <w:rPr>
-          <w:lang w:val="ru-RU"/>
-        </w:rPr>
-        <w:t>нового</w:t>
-      </w:r>
-      <w:r>
-        <w:rPr>
-          <w:lang w:val="ru-RU"/>
-        </w:rPr>
-        <w:t xml:space="preserve"> </w:t>
-      </w:r>
-      <w:r>
-        <w:rPr>
-          <w:lang w:val="ru-RU"/>
-        </w:rPr>
-        <w:t>клиента</w:t>
-      </w:r>
-      <w:r>
-        <w:rPr>
-          <w:lang w:val="ru-RU"/>
-        </w:rPr>
-        <w:t xml:space="preserve">, </w:t>
-      </w:r>
-      <w:r>
-        <w:rPr>
-          <w:lang w:val="ru-RU"/>
-        </w:rPr>
-        <w:t>с</w:t>
-      </w:r>
-      <w:r>
-        <w:rPr>
-          <w:lang w:val="ru-RU"/>
-        </w:rPr>
-        <w:t xml:space="preserve"> </w:t>
-      </w:r>
-      <w:r>
-        <w:rPr>
-          <w:lang w:val="ru-RU"/>
-        </w:rPr>
-        <w:t>уникальными паспортом, СНИЛС, случайным ФИО, плановым количеством визита и полом.</w:t>
+        <w:t>) – создаёт нового клиента, с уникальными паспортом, СНИЛС, случайным ФИО, плановым количеством визита и полом.</w:t>
       </w:r>
     </w:p>
     <w:p>
@@ -6472,7 +6256,7 @@
         <w:pStyle w:val="a8"/>
         <w:numPr>
           <w:ilvl w:val="0"/>
-          <w:numId w:val="9"/>
+          <w:numId w:val="21"/>
         </w:numPr>
         <w:rPr>
           <w:lang w:val="ru-RU"/>
@@ -6494,13 +6278,7 @@
         <w:rPr>
           <w:lang w:val="ru-RU"/>
         </w:rPr>
-        <w:t xml:space="preserve">() – </w:t>
-      </w:r>
-      <w:r>
-        <w:rPr>
-          <w:lang w:val="ru-RU"/>
-        </w:rPr>
-        <w:t>создаёт новую карту для оплаты согласно весам банков и платёжных систем, заданным в настройках.</w:t>
+        <w:t>() – создаёт новую карту для оплаты согласно весам банков и платёжных систем, заданным в настройках.</w:t>
       </w:r>
     </w:p>
     <w:p>
@@ -6508,7 +6286,7 @@
         <w:pStyle w:val="a8"/>
         <w:numPr>
           <w:ilvl w:val="0"/>
-          <w:numId w:val="9"/>
+          <w:numId w:val="21"/>
         </w:numPr>
         <w:rPr>
           <w:lang w:val="ru-RU"/>
@@ -6557,61 +6335,7 @@
         <w:rPr>
           <w:lang w:val="ru-RU"/>
         </w:rPr>
-        <w:t xml:space="preserve">) – </w:t>
-      </w:r>
-      <w:r>
-        <w:rPr>
-          <w:lang w:val="ru-RU"/>
-        </w:rPr>
-        <w:t>с</w:t>
-      </w:r>
-      <w:r>
-        <w:rPr>
-          <w:lang w:val="ru-RU"/>
-        </w:rPr>
-        <w:t xml:space="preserve"> </w:t>
-      </w:r>
-      <w:r>
-        <w:rPr>
-          <w:lang w:val="ru-RU"/>
-        </w:rPr>
-        <w:t>некоторм</w:t>
-      </w:r>
-      <w:r>
-        <w:rPr>
-          <w:lang w:val="ru-RU"/>
-        </w:rPr>
-        <w:t xml:space="preserve"> </w:t>
-      </w:r>
-      <w:r>
-        <w:rPr>
-          <w:lang w:val="ru-RU"/>
-        </w:rPr>
-        <w:t>шансом</w:t>
-      </w:r>
-      <w:r>
-        <w:rPr>
-          <w:lang w:val="ru-RU"/>
-        </w:rPr>
-        <w:t xml:space="preserve">, </w:t>
-      </w:r>
-      <w:r>
-        <w:rPr>
-          <w:lang w:val="ru-RU"/>
-        </w:rPr>
-        <w:t>указанным</w:t>
-      </w:r>
-      <w:r>
-        <w:rPr>
-          <w:lang w:val="ru-RU"/>
-        </w:rPr>
-        <w:t xml:space="preserve"> </w:t>
-      </w:r>
-      <w:r>
-        <w:rPr>
-          <w:lang w:val="ru-RU"/>
-        </w:rPr>
-        <w:t>в настройках возвращают карту у которой не исчерпан предел использований, либо создаёт новую.</w:t>
+        <w:t>) – с некоторм шансом, указанным в настройках возвращают карту у которой не исчерпан предел использований, либо создаёт новую.</w:t>
       </w:r>
     </w:p>
     <w:p>
@@ -6619,7 +6343,7 @@
         <w:pStyle w:val="a8"/>
         <w:numPr>
           <w:ilvl w:val="0"/>
-          <w:numId w:val="9"/>
+          <w:numId w:val="21"/>
         </w:numPr>
         <w:rPr>
           <w:lang w:val="ru-RU"/>
@@ -6650,13 +6374,7 @@
         <w:rPr>
           <w:lang w:val="ru-RU"/>
         </w:rPr>
-        <w:t xml:space="preserve">() – </w:t>
-      </w:r>
-      <w:r>
-        <w:rPr>
-          <w:lang w:val="ru-RU"/>
-        </w:rPr>
-        <w:t xml:space="preserve">возвращает </w:t>
+        <w:t xml:space="preserve">() – возвращает </w:t>
       </w:r>
       <w:r>
         <w:rPr>
@@ -6676,7 +6394,7 @@
         <w:pStyle w:val="a8"/>
         <w:numPr>
           <w:ilvl w:val="0"/>
-          <w:numId w:val="9"/>
+          <w:numId w:val="21"/>
         </w:numPr>
         <w:rPr>
           <w:lang w:val="ru-RU"/>
@@ -6743,43 +6461,7 @@
         <w:rPr>
           <w:lang w:val="ru-RU"/>
         </w:rPr>
-        <w:t>рассчитывает</w:t>
-      </w:r>
-      <w:r>
-        <w:rPr>
-          <w:lang w:val="ru-RU"/>
-        </w:rPr>
-        <w:t xml:space="preserve"> </w:t>
-      </w:r>
-      <w:r>
-        <w:rPr>
-          <w:lang w:val="ru-RU"/>
-        </w:rPr>
-        <w:t>дату</w:t>
-      </w:r>
-      <w:r>
-        <w:rPr>
-          <w:lang w:val="ru-RU"/>
-        </w:rPr>
-        <w:t xml:space="preserve"> </w:t>
-      </w:r>
-      <w:r>
-        <w:rPr>
-          <w:lang w:val="ru-RU"/>
-        </w:rPr>
-        <w:t>получения</w:t>
-      </w:r>
-      <w:r>
-        <w:rPr>
-          <w:lang w:val="ru-RU"/>
-        </w:rPr>
-        <w:t xml:space="preserve"> </w:t>
-      </w:r>
-      <w:r>
-        <w:rPr>
-          <w:lang w:val="ru-RU"/>
-        </w:rPr>
-        <w:t>анализов в интервале 24-72 часа от даты посещения.</w:t>
+        <w:t>рассчитывает дату получения анализов в интервале 24-72 часа от даты посещения.</w:t>
       </w:r>
     </w:p>
     <w:p>
@@ -6787,7 +6469,7 @@
         <w:pStyle w:val="a8"/>
         <w:numPr>
           <w:ilvl w:val="0"/>
-          <w:numId w:val="9"/>
+          <w:numId w:val="21"/>
         </w:numPr>
         <w:rPr>
           <w:lang w:val="ru-RU"/>
@@ -6854,61 +6536,7 @@
         <w:rPr>
           <w:lang w:val="ru-RU"/>
         </w:rPr>
-        <w:t xml:space="preserve">) – </w:t>
-      </w:r>
-      <w:r>
-        <w:rPr>
-          <w:lang w:val="ru-RU"/>
-        </w:rPr>
-        <w:t>рассчитывает</w:t>
-      </w:r>
-      <w:r>
-        <w:rPr>
-          <w:lang w:val="ru-RU"/>
-        </w:rPr>
-        <w:t xml:space="preserve"> </w:t>
-      </w:r>
-      <w:r>
-        <w:rPr>
-          <w:lang w:val="ru-RU"/>
-        </w:rPr>
-        <w:t>дату</w:t>
-      </w:r>
-      <w:r>
-        <w:rPr>
-          <w:lang w:val="ru-RU"/>
-        </w:rPr>
-        <w:t xml:space="preserve"> </w:t>
-      </w:r>
-      <w:r>
-        <w:rPr>
-          <w:lang w:val="ru-RU"/>
-        </w:rPr>
-        <w:t>повторного</w:t>
-      </w:r>
-      <w:r>
-        <w:rPr>
-          <w:lang w:val="ru-RU"/>
-        </w:rPr>
-        <w:t xml:space="preserve"> </w:t>
-      </w:r>
-      <w:r>
-        <w:rPr>
-          <w:lang w:val="ru-RU"/>
-        </w:rPr>
-        <w:t>посещения</w:t>
-      </w:r>
-      <w:r>
-        <w:rPr>
-          <w:lang w:val="ru-RU"/>
-        </w:rPr>
-        <w:t xml:space="preserve"> </w:t>
-      </w:r>
-      <w:r>
-        <w:rPr>
-          <w:lang w:val="ru-RU"/>
-        </w:rPr>
-        <w:t>не ранее чем через 24 часа после получения анализов предыдущего посещения</w:t>
+        <w:t>) – рассчитывает дату повторного посещения не ранее чем через 24 часа после получения анализов предыдущего посещения</w:t>
       </w:r>
     </w:p>
     <w:p>
@@ -6916,7 +6544,7 @@
         <w:pStyle w:val="a8"/>
         <w:numPr>
           <w:ilvl w:val="0"/>
-          <w:numId w:val="9"/>
+          <w:numId w:val="21"/>
         </w:numPr>
         <w:rPr>
           <w:lang w:val="ru-RU"/>
@@ -6956,37 +6584,7 @@
         <w:rPr>
           <w:lang w:val="ru-RU"/>
         </w:rPr>
-        <w:t xml:space="preserve">) – </w:t>
-      </w:r>
-      <w:r>
-        <w:rPr>
-          <w:lang w:val="ru-RU"/>
-        </w:rPr>
-        <w:t>основная</w:t>
-      </w:r>
-      <w:r>
-        <w:rPr>
-          <w:lang w:val="ru-RU"/>
-        </w:rPr>
-        <w:t xml:space="preserve"> </w:t>
-      </w:r>
-      <w:r>
-        <w:rPr>
-          <w:lang w:val="ru-RU"/>
-        </w:rPr>
-        <w:t>функция</w:t>
-      </w:r>
-      <w:r>
-        <w:rPr>
-          <w:lang w:val="ru-RU"/>
-        </w:rPr>
-        <w:t xml:space="preserve">, </w:t>
-      </w:r>
-      <w:r>
-        <w:rPr>
-          <w:lang w:val="ru-RU"/>
-        </w:rPr>
-        <w:t>которая объединяет в себе выбор клиента,врача, дат, карты и стоимости в одну запись посещения.</w:t>
+        <w:t>) – основная функция, которая объединяет в себе выбор клиента,врача, дат, карты и стоимости в одну запись посещения.</w:t>
       </w:r>
     </w:p>
     <w:p>
@@ -6994,13 +6592,14 @@
         <w:pStyle w:val="a8"/>
         <w:numPr>
           <w:ilvl w:val="0"/>
-          <w:numId w:val="9"/>
+          <w:numId w:val="21"/>
         </w:numPr>
         <w:rPr>
           <w:lang w:val="ru-RU"/>
         </w:rPr>
       </w:pPr>
       <w:r>
+        <w:lastRenderedPageBreak/>
         <w:t>build</w:t>
       </w:r>
       <w:r>
@@ -7016,13 +6615,7 @@
         <w:rPr>
           <w:lang w:val="ru-RU"/>
         </w:rPr>
-        <w:t xml:space="preserve">() – </w:t>
-      </w:r>
-      <w:r>
-        <w:rPr>
-          <w:lang w:val="ru-RU"/>
-        </w:rPr>
-        <w:t>сборка итоговой таблицы из всех клиентов и их посещений.</w:t>
+        <w:t>() – сборка итоговой таблицы из всех клиентов и их посещений.</w:t>
       </w:r>
     </w:p>
     <w:p>
@@ -7030,8 +6623,9 @@
         <w:pStyle w:val="a8"/>
         <w:numPr>
           <w:ilvl w:val="0"/>
-          <w:numId w:val="6"/>
+          <w:numId w:val="17"/>
         </w:numPr>
+        <w:ind w:left="0" w:firstLine="709"/>
         <w:outlineLvl w:val="0"/>
         <w:rPr>
           <w:b/>
@@ -7040,7 +6634,7 @@
           <w:lang w:val="ru-RU"/>
         </w:rPr>
       </w:pPr>
-      <w:bookmarkStart w:id="10" w:name="_Toc242129707"/>
+      <w:bookmarkStart w:id="10" w:name="_Toc242718251"/>
       <w:r>
         <w:rPr>
           <w:b/>
@@ -7048,7 +6642,6 @@
           <w:szCs w:val="32"/>
           <w:lang w:val="ru-RU"/>
         </w:rPr>
-        <w:lastRenderedPageBreak/>
         <w:t>Рекомендации пользователя</w:t>
       </w:r>
       <w:bookmarkEnd w:id="10"/>
@@ -7287,8 +6880,9 @@
         <w:pStyle w:val="a8"/>
         <w:numPr>
           <w:ilvl w:val="0"/>
-          <w:numId w:val="6"/>
+          <w:numId w:val="17"/>
         </w:numPr>
+        <w:ind w:left="0" w:firstLine="709"/>
         <w:outlineLvl w:val="0"/>
         <w:rPr>
           <w:b/>
@@ -7297,7 +6891,7 @@
           <w:lang w:val="ru-RU"/>
         </w:rPr>
       </w:pPr>
-      <w:bookmarkStart w:id="11" w:name="_Toc242129708"/>
+      <w:bookmarkStart w:id="11" w:name="_Toc242718252"/>
       <w:r>
         <w:rPr>
           <w:b/>
@@ -7528,7 +7122,14 @@
         <w:rPr>
           <w:lang w:val="ru-RU"/>
         </w:rPr>
-        <w:t xml:space="preserve">если надо добавить нового врача. У него должно быть минимум 10 симптомов и 5 признаков, а если его специальность предназначена только для одного пола(как гинеколог или уролог) – нужно дописать ключ </w:t>
+        <w:t xml:space="preserve">если надо добавить нового врача. У него должно быть минимум 10 симптомов и 5 признаков, а </w:t>
+      </w:r>
+      <w:r>
+        <w:rPr>
+          <w:lang w:val="ru-RU"/>
+        </w:rPr>
+        <w:lastRenderedPageBreak/>
+        <w:t xml:space="preserve">если его специальность предназначена только для одного пола(как гинеколог или уролог) – нужно дописать ключ </w:t>
       </w:r>
       <w:r>
         <w:t>gender</w:t>
@@ -7580,7 +7181,6 @@
         <w:rPr>
           <w:lang w:val="ru-RU"/>
         </w:rPr>
-        <w:lastRenderedPageBreak/>
         <w:t>Чтобы проверить, что сгенерированные данные правильные, я написал отдельный скрипт, который проверяет уникальность паспортов и СНИЛС, что все даты попадают в рабочее время, интервалы между визитом и анализами и лимит и</w:t>
       </w:r>
       <w:r>
@@ -7613,8 +7213,9 @@
         <w:pStyle w:val="a8"/>
         <w:numPr>
           <w:ilvl w:val="0"/>
-          <w:numId w:val="6"/>
+          <w:numId w:val="17"/>
         </w:numPr>
+        <w:ind w:left="0" w:firstLine="709"/>
         <w:outlineLvl w:val="0"/>
         <w:rPr>
           <w:b/>
@@ -7622,7 +7223,7 @@
           <w:szCs w:val="32"/>
         </w:rPr>
       </w:pPr>
-      <w:bookmarkStart w:id="12" w:name="_Toc242129709"/>
+      <w:bookmarkStart w:id="12" w:name="_Toc242718253"/>
       <w:r>
         <w:rPr>
           <w:b/>
@@ -7667,7 +7268,7 @@
         <w:pStyle w:val="a8"/>
         <w:numPr>
           <w:ilvl w:val="0"/>
-          <w:numId w:val="13"/>
+          <w:numId w:val="22"/>
         </w:numPr>
         <w:rPr>
           <w:lang w:val="ru-RU"/>
@@ -7677,7 +7278,7 @@
         <w:rPr>
           <w:lang w:val="ru-RU"/>
         </w:rPr>
-        <w:t xml:space="preserve">При запуске </w:t>
+        <w:t xml:space="preserve">Запускаем файл </w:t>
       </w:r>
       <w:r>
         <w:t>main</w:t>
@@ -7701,22 +7302,55 @@
         <w:rPr>
           <w:lang w:val="ru-RU"/>
         </w:rPr>
-        <w:t xml:space="preserve">программа спрашивает </w:t>
-      </w:r>
-      <w:r>
-        <w:rPr>
-          <w:lang w:val="ru-RU"/>
-        </w:rPr>
-        <w:t>“Настроить вероятности банков вручную? (</w:t>
-      </w:r>
-      <w:r>
-        <w:t>y</w:t>
-      </w:r>
-      <w:r>
-        <w:rPr>
-          <w:lang w:val="ru-RU"/>
-        </w:rPr>
-        <w:t>/</w:t>
+        <w:t xml:space="preserve">с помощью интерпретатора </w:t>
+      </w:r>
+      <w:r>
+        <w:t>python</w:t>
+      </w:r>
+      <w:r>
+        <w:rPr>
+          <w:lang w:val="ru-RU"/>
+        </w:rPr>
+        <w:t>(</w:t>
+      </w:r>
+      <w:r>
+        <w:rPr>
+          <w:lang w:val="ru-RU"/>
+        </w:rPr>
+        <w:t xml:space="preserve">в примере использован </w:t>
+      </w:r>
+      <w:r>
+        <w:t>visual</w:t>
+      </w:r>
+      <w:r>
+        <w:rPr>
+          <w:lang w:val="ru-RU"/>
+        </w:rPr>
+        <w:t xml:space="preserve"> </w:t>
+      </w:r>
+      <w:r>
+        <w:t>studio</w:t>
+      </w:r>
+      <w:r>
+        <w:rPr>
+          <w:lang w:val="ru-RU"/>
+        </w:rPr>
+        <w:t xml:space="preserve"> </w:t>
+      </w:r>
+      <w:r>
+        <w:t>code</w:t>
+      </w:r>
+      <w:r>
+        <w:rPr>
+          <w:lang w:val="ru-RU"/>
+        </w:rPr>
+        <w:t>)</w:t>
+      </w:r>
+      <w:r>
+        <w:rPr>
+          <w:lang w:val="ru-RU"/>
+        </w:rPr>
+        <w:t xml:space="preserve">. После запуска нас спришвают про вероятности банка и количество строк. Пишем </w:t>
       </w:r>
       <w:r>
         <w:t>n</w:t>
@@ -7725,28 +7359,90 @@
         <w:rPr>
           <w:lang w:val="ru-RU"/>
         </w:rPr>
-        <w:t>):</w:t>
-      </w:r>
-      <w:r>
-        <w:rPr>
-          <w:lang w:val="ru-RU"/>
-        </w:rPr>
-        <w:t>”.</w:t>
-      </w:r>
-      <w:r>
-        <w:rPr>
-          <w:lang w:val="ru-RU"/>
-        </w:rPr>
-        <w:t xml:space="preserve"> Так как нужны параметры по умолчанию – ответ </w:t>
-      </w:r>
-      <w:r>
-        <w:t>n</w:t>
-      </w:r>
-      <w:r>
-        <w:rPr>
-          <w:lang w:val="ru-RU"/>
-        </w:rPr>
-        <w:t>.</w:t>
+        <w:t xml:space="preserve"> </w:t>
+      </w:r>
+      <w:r>
+        <w:rPr>
+          <w:lang w:val="ru-RU"/>
+        </w:rPr>
+        <w:t>для значений банков по умолчанию и 50000, чтобы получить 50000 строк</w:t>
+      </w:r>
+    </w:p>
+    <w:p>
+      <w:pPr>
+        <w:ind w:left="2160" w:hanging="2160"/>
+        <w:jc w:val="center"/>
+        <w:rPr>
+          <w:lang w:val="ru-RU"/>
+        </w:rPr>
+      </w:pPr>
+      <w:r>
+        <w:rPr>
+          <w:noProof/>
+        </w:rPr>
+        <w:drawing>
+          <wp:inline distT="0" distB="0" distL="0" distR="0" wp14:anchorId="5D4A0A25" wp14:editId="7C741451">
+            <wp:extent cx="3315163" cy="295316"/>
+            <wp:effectExtent l="0" t="0" r="0" b="9525"/>
+            <wp:docPr id="1" name="Рисунок 1"/>
+            <wp:cNvGraphicFramePr>
+              <a:graphicFrameLocks xmlns:a="http://schemas.openxmlformats.org/drawingml/2006/main" noChangeAspect="1"/>
+            </wp:cNvGraphicFramePr>
+            <a:graphic xmlns:a="http://schemas.openxmlformats.org/drawingml/2006/main">
+              <a:graphicData uri="http://schemas.openxmlformats.org/drawingml/2006/picture">
+                <pic:pic xmlns:pic="http://schemas.openxmlformats.org/drawingml/2006/picture">
+                  <pic:nvPicPr>
+                    <pic:cNvPr id="1" name=""/>
+                    <pic:cNvPicPr/>
+                  </pic:nvPicPr>
+                  <pic:blipFill>
+                    <a:blip r:embed="rId11"/>
+                    <a:stretch>
+                      <a:fillRect/>
+                    </a:stretch>
+                  </pic:blipFill>
+                  <pic:spPr>
+                    <a:xfrm>
+                      <a:off x="0" y="0"/>
+                      <a:ext cx="3315163" cy="295316"/>
+                    </a:xfrm>
+                    <a:prstGeom prst="rect">
+                      <a:avLst/>
+                    </a:prstGeom>
+                  </pic:spPr>
+                </pic:pic>
+              </a:graphicData>
+            </a:graphic>
+          </wp:inline>
+        </w:drawing>
+      </w:r>
+    </w:p>
+    <w:p>
+      <w:pPr>
+        <w:pStyle w:val="a8"/>
+        <w:ind w:left="270" w:hanging="270"/>
+        <w:jc w:val="center"/>
+        <w:rPr>
+          <w:sz w:val="24"/>
+          <w:szCs w:val="24"/>
+          <w:lang w:val="ru-RU"/>
+        </w:rPr>
+      </w:pPr>
+      <w:r>
+        <w:rPr>
+          <w:sz w:val="24"/>
+          <w:szCs w:val="24"/>
+          <w:lang w:val="ru-RU"/>
+        </w:rPr>
+        <w:t>рисунок 9.1</w:t>
+      </w:r>
+      <w:r>
+        <w:rPr>
+          <w:sz w:val="24"/>
+          <w:szCs w:val="24"/>
+          <w:lang w:val="ru-RU"/>
+        </w:rPr>
+        <w:t xml:space="preserve"> – Запрос пользовательских данных</w:t>
       </w:r>
     </w:p>
     <w:p>
@@ -7754,7 +7450,7 @@
         <w:pStyle w:val="a8"/>
         <w:numPr>
           <w:ilvl w:val="0"/>
-          <w:numId w:val="13"/>
+          <w:numId w:val="22"/>
         </w:numPr>
         <w:rPr>
           <w:lang w:val="ru-RU"/>
@@ -7764,31 +7460,91 @@
         <w:rPr>
           <w:lang w:val="ru-RU"/>
         </w:rPr>
-        <w:t xml:space="preserve">На вопрос </w:t>
-      </w:r>
-      <w:r>
-        <w:rPr>
-          <w:lang w:val="ru-RU"/>
-        </w:rPr>
-        <w:t xml:space="preserve">“Количество </w:t>
-      </w:r>
-      <w:r>
-        <w:rPr>
-          <w:lang w:val="ru-RU"/>
-        </w:rPr>
-        <w:t>строк датасета (минимум 50000):</w:t>
-      </w:r>
-      <w:r>
-        <w:rPr>
-          <w:lang w:val="ru-RU"/>
-        </w:rPr>
-        <w:t>”</w:t>
-      </w:r>
-      <w:r>
-        <w:rPr>
-          <w:lang w:val="ru-RU"/>
-        </w:rPr>
-        <w:t xml:space="preserve"> ввод 50000.</w:t>
+        <w:t>После ввода данных ждём некоторое время, когда программа завершит работу будет оповещение.</w:t>
+      </w:r>
+    </w:p>
+    <w:p>
+      <w:pPr>
+        <w:pStyle w:val="a8"/>
+        <w:tabs>
+          <w:tab w:val="left" w:pos="4350"/>
+        </w:tabs>
+        <w:ind w:left="1069" w:hanging="1069"/>
+        <w:jc w:val="center"/>
+        <w:rPr>
+          <w:lang w:val="ru-RU"/>
+        </w:rPr>
+      </w:pPr>
+      <w:r>
+        <w:rPr>
+          <w:noProof/>
+        </w:rPr>
+        <w:drawing>
+          <wp:inline distT="0" distB="0" distL="0" distR="0" wp14:anchorId="0C3C5054" wp14:editId="00E26562">
+            <wp:extent cx="1295581" cy="161948"/>
+            <wp:effectExtent l="0" t="0" r="0" b="9525"/>
+            <wp:docPr id="4" name="Рисунок 4"/>
+            <wp:cNvGraphicFramePr>
+              <a:graphicFrameLocks xmlns:a="http://schemas.openxmlformats.org/drawingml/2006/main" noChangeAspect="1"/>
+            </wp:cNvGraphicFramePr>
+            <a:graphic xmlns:a="http://schemas.openxmlformats.org/drawingml/2006/main">
+              <a:graphicData uri="http://schemas.openxmlformats.org/drawingml/2006/picture">
+                <pic:pic xmlns:pic="http://schemas.openxmlformats.org/drawingml/2006/picture">
+                  <pic:nvPicPr>
+                    <pic:cNvPr id="1" name=""/>
+                    <pic:cNvPicPr/>
+                  </pic:nvPicPr>
+                  <pic:blipFill>
+                    <a:blip r:embed="rId12"/>
+                    <a:stretch>
+                      <a:fillRect/>
+                    </a:stretch>
+                  </pic:blipFill>
+                  <pic:spPr>
+                    <a:xfrm>
+                      <a:off x="0" y="0"/>
+                      <a:ext cx="1295581" cy="161948"/>
+                    </a:xfrm>
+                    <a:prstGeom prst="rect">
+                      <a:avLst/>
+                    </a:prstGeom>
+                  </pic:spPr>
+                </pic:pic>
+              </a:graphicData>
+            </a:graphic>
+          </wp:inline>
+        </w:drawing>
+      </w:r>
+    </w:p>
+    <w:p>
+      <w:pPr>
+        <w:pStyle w:val="a8"/>
+        <w:tabs>
+          <w:tab w:val="left" w:pos="4350"/>
+        </w:tabs>
+        <w:ind w:left="1069" w:hanging="1069"/>
+        <w:jc w:val="center"/>
+        <w:rPr>
+          <w:sz w:val="24"/>
+          <w:szCs w:val="24"/>
+          <w:lang w:val="ru-RU"/>
+        </w:rPr>
+      </w:pPr>
+      <w:r>
+        <w:rPr>
+          <w:sz w:val="24"/>
+          <w:szCs w:val="24"/>
+          <w:lang w:val="ru-RU"/>
+        </w:rPr>
+        <w:t>рисунок</w:t>
+      </w:r>
+      <w:r>
+        <w:rPr>
+          <w:sz w:val="24"/>
+          <w:szCs w:val="24"/>
+          <w:lang w:val="ru-RU"/>
+        </w:rPr>
+        <w:t xml:space="preserve"> 9.2 – Оповещение программы об окончании генерации</w:t>
       </w:r>
     </w:p>
     <w:p>
@@ -7796,32 +7552,136 @@
         <w:pStyle w:val="a8"/>
         <w:numPr>
           <w:ilvl w:val="0"/>
-          <w:numId w:val="13"/>
+          <w:numId w:val="22"/>
         </w:numPr>
-        <w:rPr>
-          <w:lang w:val="ru-RU"/>
-        </w:rPr>
-      </w:pPr>
-      <w:r>
-        <w:rPr>
-          <w:lang w:val="ru-RU"/>
-        </w:rPr>
-        <w:t xml:space="preserve">Программа считает, что нужно около 23 900 клиентов (50000, делённое на среднее число визитов на клиента </w:t>
-      </w:r>
-      <w:r>
-        <w:rPr>
-          <w:lang w:val="ru-RU"/>
-        </w:rPr>
-        <w:t>–</w:t>
-      </w:r>
-      <w:r>
-        <w:rPr>
-          <w:lang w:val="ru-RU"/>
-        </w:rPr>
-        <w:t xml:space="preserve"> примерно 2,09), и запускает генерацию </w:t>
-      </w:r>
-      <w:r>
-        <w:t>50 000 визитов.</w:t>
+        <w:tabs>
+          <w:tab w:val="left" w:pos="4350"/>
+        </w:tabs>
+        <w:rPr>
+          <w:lang w:val="ru-RU"/>
+        </w:rPr>
+      </w:pPr>
+      <w:r>
+        <w:rPr>
+          <w:lang w:val="ru-RU"/>
+        </w:rPr>
+        <w:t xml:space="preserve">После того, как генерации закончилась, надо открыть в проводнике папку нашего проекта(папку, откуда открывался </w:t>
+      </w:r>
+      <w:r>
+        <w:t>main</w:t>
+      </w:r>
+      <w:r>
+        <w:rPr>
+          <w:lang w:val="ru-RU"/>
+        </w:rPr>
+        <w:t>.</w:t>
+      </w:r>
+      <w:r>
+        <w:t>py</w:t>
+      </w:r>
+      <w:r>
+        <w:rPr>
+          <w:lang w:val="ru-RU"/>
+        </w:rPr>
+        <w:t xml:space="preserve">). </w:t>
+      </w:r>
+      <w:r>
+        <w:rPr>
+          <w:lang w:val="ru-RU"/>
+        </w:rPr>
+        <w:t xml:space="preserve">Там появится файл с названием </w:t>
+      </w:r>
+      <w:r>
+        <w:t>dataset</w:t>
+      </w:r>
+      <w:r>
+        <w:rPr>
+          <w:lang w:val="ru-RU"/>
+        </w:rPr>
+        <w:t xml:space="preserve"> </w:t>
+      </w:r>
+      <w:r>
+        <w:rPr>
+          <w:lang w:val="ru-RU"/>
+        </w:rPr>
+        <w:t xml:space="preserve">формата </w:t>
+      </w:r>
+      <w:r>
+        <w:t>xlsx</w:t>
+      </w:r>
+    </w:p>
+    <w:p>
+      <w:pPr>
+        <w:tabs>
+          <w:tab w:val="left" w:pos="4350"/>
+        </w:tabs>
+        <w:ind w:left="709" w:hanging="709"/>
+        <w:jc w:val="center"/>
+        <w:rPr>
+          <w:lang w:val="ru-RU"/>
+        </w:rPr>
+      </w:pPr>
+      <w:r>
+        <w:rPr>
+          <w:noProof/>
+        </w:rPr>
+        <w:drawing>
+          <wp:inline distT="0" distB="0" distL="0" distR="0" wp14:anchorId="0858234B" wp14:editId="384E9AB0">
+            <wp:extent cx="5939790" cy="1624330"/>
+            <wp:effectExtent l="0" t="0" r="3810" b="0"/>
+            <wp:docPr id="7" name="Рисунок 7"/>
+            <wp:cNvGraphicFramePr>
+              <a:graphicFrameLocks xmlns:a="http://schemas.openxmlformats.org/drawingml/2006/main" noChangeAspect="1"/>
+            </wp:cNvGraphicFramePr>
+            <a:graphic xmlns:a="http://schemas.openxmlformats.org/drawingml/2006/main">
+              <a:graphicData uri="http://schemas.openxmlformats.org/drawingml/2006/picture">
+                <pic:pic xmlns:pic="http://schemas.openxmlformats.org/drawingml/2006/picture">
+                  <pic:nvPicPr>
+                    <pic:cNvPr id="1" name=""/>
+                    <pic:cNvPicPr/>
+                  </pic:nvPicPr>
+                  <pic:blipFill>
+                    <a:blip r:embed="rId13"/>
+                    <a:stretch>
+                      <a:fillRect/>
+                    </a:stretch>
+                  </pic:blipFill>
+                  <pic:spPr>
+                    <a:xfrm>
+                      <a:off x="0" y="0"/>
+                      <a:ext cx="5939790" cy="1624330"/>
+                    </a:xfrm>
+                    <a:prstGeom prst="rect">
+                      <a:avLst/>
+                    </a:prstGeom>
+                  </pic:spPr>
+                </pic:pic>
+              </a:graphicData>
+            </a:graphic>
+          </wp:inline>
+        </w:drawing>
+      </w:r>
+    </w:p>
+    <w:p>
+      <w:pPr>
+        <w:tabs>
+          <w:tab w:val="left" w:pos="4350"/>
+        </w:tabs>
+        <w:ind w:left="709" w:hanging="709"/>
+        <w:jc w:val="center"/>
+        <w:rPr>
+          <w:sz w:val="24"/>
+          <w:szCs w:val="24"/>
+          <w:lang w:val="ru-RU"/>
+        </w:rPr>
+      </w:pPr>
+      <w:r>
+        <w:rPr>
+          <w:sz w:val="24"/>
+          <w:szCs w:val="24"/>
+          <w:lang w:val="ru-RU"/>
+        </w:rPr>
+        <w:t>рисунок 9.3 – Папка с проектом, после выполнения программы</w:t>
       </w:r>
     </w:p>
     <w:p>
@@ -7829,692 +7689,132 @@
         <w:pStyle w:val="a8"/>
         <w:numPr>
           <w:ilvl w:val="0"/>
-          <w:numId w:val="13"/>
+          <w:numId w:val="22"/>
         </w:numPr>
-        <w:rPr>
-          <w:lang w:val="ru-RU"/>
-        </w:rPr>
-      </w:pPr>
-      <w:r>
-        <w:rPr>
-          <w:lang w:val="ru-RU"/>
-        </w:rPr>
-        <w:t xml:space="preserve">Через некоторое время програма выводит </w:t>
-      </w:r>
-      <w:r>
-        <w:rPr>
-          <w:lang w:val="ru-RU"/>
-        </w:rPr>
-        <w:t>“</w:t>
-      </w:r>
-      <w:r>
-        <w:rPr>
-          <w:lang w:val="ru-RU"/>
-        </w:rPr>
-        <w:t>Генерация завершена</w:t>
-      </w:r>
-      <w:r>
-        <w:rPr>
-          <w:lang w:val="ru-RU"/>
-        </w:rPr>
-        <w:t>”.</w:t>
-      </w:r>
+        <w:tabs>
+          <w:tab w:val="left" w:pos="4350"/>
+        </w:tabs>
+        <w:rPr>
+          <w:lang w:val="ru-RU"/>
+        </w:rPr>
+      </w:pPr>
+      <w:r>
+        <w:rPr>
+          <w:lang w:val="ru-RU"/>
+        </w:rPr>
+        <w:lastRenderedPageBreak/>
+        <w:t>Открыв файл, перед нами окажется база данных, которая содержит искусственные значения, симулирующие реальное мед.учреждение</w:t>
+      </w:r>
+    </w:p>
+    <w:p>
+      <w:pPr>
+        <w:tabs>
+          <w:tab w:val="left" w:pos="4350"/>
+        </w:tabs>
+        <w:ind w:hanging="1701"/>
+        <w:rPr>
+          <w:lang w:val="ru-RU"/>
+        </w:rPr>
+      </w:pPr>
+      <w:r>
+        <w:rPr>
+          <w:noProof/>
+        </w:rPr>
+        <w:drawing>
+          <wp:inline distT="0" distB="0" distL="0" distR="0" wp14:anchorId="3A9117E2" wp14:editId="6B4E1543">
+            <wp:extent cx="7534275" cy="1247775"/>
+            <wp:effectExtent l="0" t="0" r="9525" b="9525"/>
+            <wp:docPr id="10" name="Рисунок 10"/>
+            <wp:cNvGraphicFramePr>
+              <a:graphicFrameLocks xmlns:a="http://schemas.openxmlformats.org/drawingml/2006/main" noChangeAspect="1"/>
+            </wp:cNvGraphicFramePr>
+            <a:graphic xmlns:a="http://schemas.openxmlformats.org/drawingml/2006/main">
+              <a:graphicData uri="http://schemas.openxmlformats.org/drawingml/2006/picture">
+                <pic:pic xmlns:pic="http://schemas.openxmlformats.org/drawingml/2006/picture">
+                  <pic:nvPicPr>
+                    <pic:cNvPr id="1" name=""/>
+                    <pic:cNvPicPr/>
+                  </pic:nvPicPr>
+                  <pic:blipFill>
+                    <a:blip r:embed="rId14"/>
+                    <a:stretch>
+                      <a:fillRect/>
+                    </a:stretch>
+                  </pic:blipFill>
+                  <pic:spPr>
+                    <a:xfrm>
+                      <a:off x="0" y="0"/>
+                      <a:ext cx="7534275" cy="1247775"/>
+                    </a:xfrm>
+                    <a:prstGeom prst="rect">
+                      <a:avLst/>
+                    </a:prstGeom>
+                  </pic:spPr>
+                </pic:pic>
+              </a:graphicData>
+            </a:graphic>
+          </wp:inline>
+        </w:drawing>
+      </w:r>
+    </w:p>
+    <w:p>
+      <w:pPr>
+        <w:tabs>
+          <w:tab w:val="left" w:pos="4350"/>
+        </w:tabs>
+        <w:ind w:left="709" w:hanging="709"/>
+        <w:jc w:val="center"/>
+        <w:rPr>
+          <w:sz w:val="24"/>
+          <w:szCs w:val="24"/>
+          <w:lang w:val="ru-RU"/>
+        </w:rPr>
+      </w:pPr>
+      <w:r>
+        <w:rPr>
+          <w:sz w:val="24"/>
+          <w:szCs w:val="24"/>
+          <w:lang w:val="ru-RU"/>
+        </w:rPr>
+        <w:t>рисунок 9.4 – Пример 5 столбцов сгенерированной базы данных</w:t>
+      </w:r>
+    </w:p>
+    <w:p>
+      <w:pPr>
+        <w:ind w:left="2160" w:firstLine="0"/>
+        <w:rPr>
+          <w:lang w:val="ru-RU"/>
+        </w:rPr>
+      </w:pPr>
+    </w:p>
+    <w:p>
+      <w:pPr>
+        <w:rPr>
+          <w:lang w:val="ru-RU"/>
+        </w:rPr>
+      </w:pPr>
     </w:p>
     <w:p>
       <w:pPr>
         <w:pStyle w:val="a8"/>
         <w:numPr>
           <w:ilvl w:val="0"/>
-          <w:numId w:val="13"/>
+          <w:numId w:val="17"/>
         </w:numPr>
-        <w:rPr>
-          <w:lang w:val="ru-RU"/>
-        </w:rPr>
-      </w:pPr>
-      <w:r>
-        <w:rPr>
-          <w:lang w:val="ru-RU"/>
-        </w:rPr>
-        <w:t xml:space="preserve">После генерации появляется файл </w:t>
-      </w:r>
-      <w:r>
-        <w:t>dataset</w:t>
-      </w:r>
-      <w:r>
-        <w:rPr>
-          <w:lang w:val="ru-RU"/>
-        </w:rPr>
-        <w:t>.</w:t>
-      </w:r>
-      <w:r>
-        <w:t>xlsx</w:t>
-      </w:r>
-      <w:r>
-        <w:rPr>
-          <w:lang w:val="ru-RU"/>
-        </w:rPr>
-        <w:t xml:space="preserve">. </w:t>
-      </w:r>
-      <w:r>
-        <w:rPr>
-          <w:lang w:val="ru-RU"/>
-        </w:rPr>
-        <w:t>Пример одной из строк итогового датасета</w:t>
-      </w:r>
-      <w:r>
-        <w:rPr>
-          <w:lang w:val="ru-RU"/>
-        </w:rPr>
-        <w:t>:</w:t>
-      </w:r>
-    </w:p>
-    <w:p>
-      <w:pPr>
-        <w:ind w:firstLine="0"/>
-        <w:rPr>
-          <w:sz w:val="24"/>
-          <w:szCs w:val="24"/>
-          <w:lang w:val="ru-RU"/>
-        </w:rPr>
-      </w:pPr>
-      <w:r>
-        <w:rPr>
-          <w:sz w:val="24"/>
-          <w:szCs w:val="24"/>
-          <w:lang w:val="ru-RU"/>
-        </w:rPr>
-        <w:t>Таблица 9.1 – Пример строки сгенерированного датасета</w:t>
-      </w:r>
-    </w:p>
-    <w:tbl>
-      <w:tblPr>
-        <w:tblW w:w="9638" w:type="dxa"/>
-        <w:tblBorders>
-          <w:top w:val="single" w:sz="4" w:space="0" w:color="auto"/>
-          <w:left w:val="single" w:sz="4" w:space="0" w:color="auto"/>
-          <w:bottom w:val="single" w:sz="4" w:space="0" w:color="auto"/>
-          <w:right w:val="single" w:sz="4" w:space="0" w:color="auto"/>
-          <w:insideH w:val="single" w:sz="4" w:space="0" w:color="auto"/>
-          <w:insideV w:val="single" w:sz="4" w:space="0" w:color="auto"/>
-        </w:tblBorders>
-        <w:tblCellMar>
-          <w:left w:w="10" w:type="dxa"/>
-          <w:right w:w="10" w:type="dxa"/>
-        </w:tblCellMar>
-        <w:tblLook w:val="04A0" w:firstRow="1" w:lastRow="0" w:firstColumn="1" w:lastColumn="0" w:noHBand="0" w:noVBand="1"/>
-      </w:tblPr>
-      <w:tblGrid>
-        <w:gridCol w:w="2400"/>
-        <w:gridCol w:w="7238"/>
-      </w:tblGrid>
-      <w:tr>
-        <w:tblPrEx>
-          <w:tblCellMar>
-            <w:top w:w="0" w:type="dxa"/>
-            <w:bottom w:w="0" w:type="dxa"/>
-          </w:tblCellMar>
-        </w:tblPrEx>
-        <w:tc>
-          <w:tcPr>
-            <w:tcW w:w="2400" w:type="dxa"/>
-            <w:shd w:val="clear" w:color="auto" w:fill="D9D9D9"/>
-            <w:vAlign w:val="center"/>
-          </w:tcPr>
-          <w:p>
-            <w:pPr>
-              <w:spacing w:line="276" w:lineRule="auto"/>
-              <w:ind w:firstLine="0"/>
-            </w:pPr>
-            <w:r>
-              <w:rPr>
-                <w:b/>
-                <w:bCs/>
-                <w:sz w:val="24"/>
-                <w:szCs w:val="24"/>
-              </w:rPr>
-              <w:t>Столбец</w:t>
-            </w:r>
-          </w:p>
-        </w:tc>
-        <w:tc>
-          <w:tcPr>
-            <w:tcW w:w="7238" w:type="dxa"/>
-            <w:shd w:val="clear" w:color="auto" w:fill="D9D9D9"/>
-            <w:vAlign w:val="center"/>
-          </w:tcPr>
-          <w:p>
-            <w:pPr>
-              <w:spacing w:line="276" w:lineRule="auto"/>
-              <w:ind w:firstLine="0"/>
-            </w:pPr>
-            <w:r>
-              <w:rPr>
-                <w:b/>
-                <w:bCs/>
-                <w:sz w:val="24"/>
-                <w:szCs w:val="24"/>
-              </w:rPr>
-              <w:t>Значение</w:t>
-            </w:r>
-          </w:p>
-        </w:tc>
-      </w:tr>
-      <w:tr>
-        <w:tblPrEx>
-          <w:tblCellMar>
-            <w:top w:w="0" w:type="dxa"/>
-            <w:bottom w:w="0" w:type="dxa"/>
-          </w:tblCellMar>
-        </w:tblPrEx>
-        <w:tc>
-          <w:tcPr>
-            <w:tcW w:w="2400" w:type="dxa"/>
-            <w:vAlign w:val="center"/>
-          </w:tcPr>
-          <w:p>
-            <w:pPr>
-              <w:spacing w:line="276" w:lineRule="auto"/>
-              <w:ind w:firstLine="0"/>
-            </w:pPr>
-            <w:r>
-              <w:rPr>
-                <w:sz w:val="24"/>
-                <w:szCs w:val="24"/>
-              </w:rPr>
-              <w:t>ФИО</w:t>
-            </w:r>
-          </w:p>
-        </w:tc>
-        <w:tc>
-          <w:tcPr>
-            <w:tcW w:w="7238" w:type="dxa"/>
-            <w:vAlign w:val="center"/>
-          </w:tcPr>
-          <w:p>
-            <w:pPr>
-              <w:spacing w:line="276" w:lineRule="auto"/>
-              <w:ind w:firstLine="0"/>
-            </w:pPr>
-            <w:r>
-              <w:rPr>
-                <w:sz w:val="24"/>
-                <w:szCs w:val="24"/>
-              </w:rPr>
-              <w:t>Соколова Виктория Андреевна</w:t>
-            </w:r>
-          </w:p>
-        </w:tc>
-      </w:tr>
-      <w:tr>
-        <w:tblPrEx>
-          <w:tblCellMar>
-            <w:top w:w="0" w:type="dxa"/>
-            <w:bottom w:w="0" w:type="dxa"/>
-          </w:tblCellMar>
-        </w:tblPrEx>
-        <w:tc>
-          <w:tcPr>
-            <w:tcW w:w="2400" w:type="dxa"/>
-            <w:vAlign w:val="center"/>
-          </w:tcPr>
-          <w:p>
-            <w:pPr>
-              <w:spacing w:line="276" w:lineRule="auto"/>
-              <w:ind w:firstLine="0"/>
-            </w:pPr>
-            <w:r>
-              <w:rPr>
-                <w:sz w:val="24"/>
-                <w:szCs w:val="24"/>
-              </w:rPr>
-              <w:t>Паспортные данные</w:t>
-            </w:r>
-          </w:p>
-        </w:tc>
-        <w:tc>
-          <w:tcPr>
-            <w:tcW w:w="7238" w:type="dxa"/>
-            <w:vAlign w:val="center"/>
-          </w:tcPr>
-          <w:p>
-            <w:pPr>
-              <w:spacing w:line="276" w:lineRule="auto"/>
-              <w:ind w:firstLine="0"/>
-            </w:pPr>
-            <w:r>
-              <w:rPr>
-                <w:sz w:val="24"/>
-                <w:szCs w:val="24"/>
-              </w:rPr>
-              <w:t>7714 582093</w:t>
-            </w:r>
-          </w:p>
-        </w:tc>
-      </w:tr>
-      <w:tr>
-        <w:tblPrEx>
-          <w:tblCellMar>
-            <w:top w:w="0" w:type="dxa"/>
-            <w:bottom w:w="0" w:type="dxa"/>
-          </w:tblCellMar>
-        </w:tblPrEx>
-        <w:tc>
-          <w:tcPr>
-            <w:tcW w:w="2400" w:type="dxa"/>
-            <w:vAlign w:val="center"/>
-          </w:tcPr>
-          <w:p>
-            <w:pPr>
-              <w:spacing w:line="276" w:lineRule="auto"/>
-              <w:ind w:firstLine="0"/>
-            </w:pPr>
-            <w:r>
-              <w:rPr>
-                <w:sz w:val="24"/>
-                <w:szCs w:val="24"/>
-              </w:rPr>
-              <w:t>СНИЛС</w:t>
-            </w:r>
-          </w:p>
-        </w:tc>
-        <w:tc>
-          <w:tcPr>
-            <w:tcW w:w="7238" w:type="dxa"/>
-            <w:vAlign w:val="center"/>
-          </w:tcPr>
-          <w:p>
-            <w:pPr>
-              <w:spacing w:line="276" w:lineRule="auto"/>
-              <w:ind w:firstLine="0"/>
-            </w:pPr>
-            <w:r>
-              <w:rPr>
-                <w:sz w:val="24"/>
-                <w:szCs w:val="24"/>
-              </w:rPr>
-              <w:t>184-205-773 46</w:t>
-            </w:r>
-          </w:p>
-        </w:tc>
-      </w:tr>
-      <w:tr>
-        <w:tblPrEx>
-          <w:tblCellMar>
-            <w:top w:w="0" w:type="dxa"/>
-            <w:bottom w:w="0" w:type="dxa"/>
-          </w:tblCellMar>
-        </w:tblPrEx>
-        <w:tc>
-          <w:tcPr>
-            <w:tcW w:w="2400" w:type="dxa"/>
-            <w:vAlign w:val="center"/>
-          </w:tcPr>
-          <w:p>
-            <w:pPr>
-              <w:spacing w:line="276" w:lineRule="auto"/>
-              <w:ind w:firstLine="0"/>
-            </w:pPr>
-            <w:r>
-              <w:rPr>
-                <w:sz w:val="24"/>
-                <w:szCs w:val="24"/>
-              </w:rPr>
-              <w:t>Симптомы</w:t>
-            </w:r>
-          </w:p>
-        </w:tc>
-        <w:tc>
-          <w:tcPr>
-            <w:tcW w:w="7238" w:type="dxa"/>
-            <w:vAlign w:val="center"/>
-          </w:tcPr>
-          <w:p>
-            <w:pPr>
-              <w:spacing w:line="276" w:lineRule="auto"/>
-              <w:ind w:firstLine="0"/>
-              <w:rPr>
-                <w:lang w:val="ru-RU"/>
-              </w:rPr>
-            </w:pPr>
-            <w:r>
-              <w:rPr>
-                <w:sz w:val="24"/>
-                <w:szCs w:val="24"/>
-                <w:lang w:val="ru-RU"/>
-              </w:rPr>
-              <w:t>боль в горле, заложенность носа, снижение слуха</w:t>
-            </w:r>
-          </w:p>
-        </w:tc>
-      </w:tr>
-      <w:tr>
-        <w:tblPrEx>
-          <w:tblCellMar>
-            <w:top w:w="0" w:type="dxa"/>
-            <w:bottom w:w="0" w:type="dxa"/>
-          </w:tblCellMar>
-        </w:tblPrEx>
-        <w:tc>
-          <w:tcPr>
-            <w:tcW w:w="2400" w:type="dxa"/>
-            <w:vAlign w:val="center"/>
-          </w:tcPr>
-          <w:p>
-            <w:pPr>
-              <w:spacing w:line="276" w:lineRule="auto"/>
-              <w:ind w:firstLine="0"/>
-            </w:pPr>
-            <w:r>
-              <w:rPr>
-                <w:sz w:val="24"/>
-                <w:szCs w:val="24"/>
-              </w:rPr>
-              <w:t>Выбор врача</w:t>
-            </w:r>
-          </w:p>
-        </w:tc>
-        <w:tc>
-          <w:tcPr>
-            <w:tcW w:w="7238" w:type="dxa"/>
-            <w:vAlign w:val="center"/>
-          </w:tcPr>
-          <w:p>
-            <w:pPr>
-              <w:spacing w:line="276" w:lineRule="auto"/>
-              <w:ind w:firstLine="0"/>
-            </w:pPr>
-            <w:r>
-              <w:rPr>
-                <w:sz w:val="24"/>
-                <w:szCs w:val="24"/>
-              </w:rPr>
-              <w:t>Лор</w:t>
-            </w:r>
-          </w:p>
-        </w:tc>
-      </w:tr>
-      <w:tr>
-        <w:tblPrEx>
-          <w:tblCellMar>
-            <w:top w:w="0" w:type="dxa"/>
-            <w:bottom w:w="0" w:type="dxa"/>
-          </w:tblCellMar>
-        </w:tblPrEx>
-        <w:tc>
-          <w:tcPr>
-            <w:tcW w:w="2400" w:type="dxa"/>
-            <w:vAlign w:val="center"/>
-          </w:tcPr>
-          <w:p>
-            <w:pPr>
-              <w:spacing w:line="276" w:lineRule="auto"/>
-              <w:ind w:firstLine="0"/>
-            </w:pPr>
-            <w:r>
-              <w:rPr>
-                <w:sz w:val="24"/>
-                <w:szCs w:val="24"/>
-              </w:rPr>
-              <w:t>Дата посещения врача</w:t>
-            </w:r>
-          </w:p>
-        </w:tc>
-        <w:tc>
-          <w:tcPr>
-            <w:tcW w:w="7238" w:type="dxa"/>
-            <w:vAlign w:val="center"/>
-          </w:tcPr>
-          <w:p>
-            <w:pPr>
-              <w:spacing w:line="276" w:lineRule="auto"/>
-              <w:ind w:firstLine="0"/>
-            </w:pPr>
-            <w:r>
-              <w:rPr>
-                <w:sz w:val="24"/>
-                <w:szCs w:val="24"/>
-              </w:rPr>
-              <w:t>2021-04-14T09:15+03:00</w:t>
-            </w:r>
-          </w:p>
-        </w:tc>
-      </w:tr>
-      <w:tr>
-        <w:tblPrEx>
-          <w:tblCellMar>
-            <w:top w:w="0" w:type="dxa"/>
-            <w:bottom w:w="0" w:type="dxa"/>
-          </w:tblCellMar>
-        </w:tblPrEx>
-        <w:tc>
-          <w:tcPr>
-            <w:tcW w:w="2400" w:type="dxa"/>
-            <w:vAlign w:val="center"/>
-          </w:tcPr>
-          <w:p>
-            <w:pPr>
-              <w:spacing w:line="276" w:lineRule="auto"/>
-              <w:ind w:firstLine="0"/>
-            </w:pPr>
-            <w:r>
-              <w:rPr>
-                <w:sz w:val="24"/>
-                <w:szCs w:val="24"/>
-              </w:rPr>
-              <w:t>Анализы</w:t>
-            </w:r>
-          </w:p>
-        </w:tc>
-        <w:tc>
-          <w:tcPr>
-            <w:tcW w:w="7238" w:type="dxa"/>
-            <w:vAlign w:val="center"/>
-          </w:tcPr>
-          <w:p>
-            <w:pPr>
-              <w:spacing w:line="276" w:lineRule="auto"/>
-              <w:ind w:firstLine="0"/>
-            </w:pPr>
-            <w:r>
-              <w:rPr>
-                <w:sz w:val="24"/>
-                <w:szCs w:val="24"/>
-              </w:rPr>
-              <w:t>мазок на ковид, риноскопия</w:t>
-            </w:r>
-          </w:p>
-        </w:tc>
-      </w:tr>
-      <w:tr>
-        <w:tblPrEx>
-          <w:tblCellMar>
-            <w:top w:w="0" w:type="dxa"/>
-            <w:bottom w:w="0" w:type="dxa"/>
-          </w:tblCellMar>
-        </w:tblPrEx>
-        <w:tc>
-          <w:tcPr>
-            <w:tcW w:w="2400" w:type="dxa"/>
-            <w:vAlign w:val="center"/>
-          </w:tcPr>
-          <w:p>
-            <w:pPr>
-              <w:spacing w:line="276" w:lineRule="auto"/>
-              <w:ind w:firstLine="0"/>
-            </w:pPr>
-            <w:r>
-              <w:rPr>
-                <w:sz w:val="24"/>
-                <w:szCs w:val="24"/>
-              </w:rPr>
-              <w:t>Дата получения анализов</w:t>
-            </w:r>
-          </w:p>
-        </w:tc>
-        <w:tc>
-          <w:tcPr>
-            <w:tcW w:w="7238" w:type="dxa"/>
-            <w:vAlign w:val="center"/>
-          </w:tcPr>
-          <w:p>
-            <w:pPr>
-              <w:spacing w:line="276" w:lineRule="auto"/>
-              <w:ind w:firstLine="0"/>
-            </w:pPr>
-            <w:r>
-              <w:rPr>
-                <w:sz w:val="24"/>
-                <w:szCs w:val="24"/>
-              </w:rPr>
-              <w:t>2021-04-16T10:15+03:00</w:t>
-            </w:r>
-          </w:p>
-        </w:tc>
-      </w:tr>
-      <w:tr>
-        <w:tblPrEx>
-          <w:tblCellMar>
-            <w:top w:w="0" w:type="dxa"/>
-            <w:bottom w:w="0" w:type="dxa"/>
-          </w:tblCellMar>
-        </w:tblPrEx>
-        <w:tc>
-          <w:tcPr>
-            <w:tcW w:w="2400" w:type="dxa"/>
-            <w:vAlign w:val="center"/>
-          </w:tcPr>
-          <w:p>
-            <w:pPr>
-              <w:spacing w:line="276" w:lineRule="auto"/>
-              <w:ind w:firstLine="0"/>
-            </w:pPr>
-            <w:r>
-              <w:rPr>
-                <w:sz w:val="24"/>
-                <w:szCs w:val="24"/>
-              </w:rPr>
-              <w:t>Стоимость анализов</w:t>
-            </w:r>
-          </w:p>
-        </w:tc>
-        <w:tc>
-          <w:tcPr>
-            <w:tcW w:w="7238" w:type="dxa"/>
-            <w:vAlign w:val="center"/>
-          </w:tcPr>
-          <w:p>
-            <w:pPr>
-              <w:spacing w:line="276" w:lineRule="auto"/>
-              <w:ind w:firstLine="0"/>
-            </w:pPr>
-            <w:r>
-              <w:rPr>
-                <w:sz w:val="24"/>
-                <w:szCs w:val="24"/>
-              </w:rPr>
-              <w:t>1650 руб.</w:t>
-            </w:r>
-          </w:p>
-        </w:tc>
-      </w:tr>
-      <w:tr>
-        <w:tblPrEx>
-          <w:tblCellMar>
-            <w:top w:w="0" w:type="dxa"/>
-            <w:bottom w:w="0" w:type="dxa"/>
-          </w:tblCellMar>
-        </w:tblPrEx>
-        <w:tc>
-          <w:tcPr>
-            <w:tcW w:w="2400" w:type="dxa"/>
-            <w:vAlign w:val="center"/>
-          </w:tcPr>
-          <w:p>
-            <w:pPr>
-              <w:spacing w:line="276" w:lineRule="auto"/>
-              <w:ind w:firstLine="0"/>
-            </w:pPr>
-            <w:r>
-              <w:rPr>
-                <w:sz w:val="24"/>
-                <w:szCs w:val="24"/>
-              </w:rPr>
-              <w:t>Карта оплаты</w:t>
-            </w:r>
-          </w:p>
-        </w:tc>
-        <w:tc>
-          <w:tcPr>
-            <w:tcW w:w="7238" w:type="dxa"/>
-            <w:vAlign w:val="center"/>
-          </w:tcPr>
-          <w:p>
-            <w:pPr>
-              <w:spacing w:line="276" w:lineRule="auto"/>
-              <w:ind w:firstLine="0"/>
-            </w:pPr>
-            <w:r>
-              <w:rPr>
-                <w:sz w:val="24"/>
-                <w:szCs w:val="24"/>
-              </w:rPr>
-              <w:t>2202 2043 7190 5518</w:t>
-            </w:r>
-          </w:p>
-        </w:tc>
-      </w:tr>
-    </w:tbl>
-    <w:p>
-      <w:pPr>
-        <w:ind w:left="709" w:firstLine="0"/>
-        <w:rPr>
-          <w:lang w:val="ru-RU"/>
-        </w:rPr>
-      </w:pPr>
-      <w:r>
-        <w:rPr>
-          <w:lang w:val="ru-RU"/>
-        </w:rPr>
-        <w:t xml:space="preserve">Полученная строка </w:t>
-      </w:r>
-      <w:r>
-        <w:rPr>
-          <w:lang w:val="ru-RU"/>
-        </w:rPr>
-        <w:t>соответствует всем требованиям и логике.</w:t>
-      </w:r>
-    </w:p>
-    <w:p>
-      <w:pPr>
-        <w:pStyle w:val="a8"/>
-        <w:numPr>
-          <w:ilvl w:val="0"/>
-          <w:numId w:val="6"/>
-        </w:numPr>
+        <w:ind w:left="0" w:firstLine="709"/>
         <w:outlineLvl w:val="0"/>
         <w:rPr>
           <w:b/>
           <w:sz w:val="32"/>
           <w:szCs w:val="32"/>
-          <w:lang w:val="ru-RU"/>
-        </w:rPr>
-      </w:pPr>
+        </w:rPr>
+      </w:pPr>
+      <w:bookmarkStart w:id="13" w:name="_Toc242718254"/>
       <w:r>
         <w:rPr>
           <w:b/>
           <w:sz w:val="32"/>
           <w:szCs w:val="32"/>
-          <w:lang w:val="ru-RU"/>
-        </w:rPr>
-        <w:t xml:space="preserve"> </w:t>
-      </w:r>
-      <w:bookmarkStart w:id="13" w:name="_Toc242129710"/>
-      <w:r>
-        <w:rPr>
-          <w:b/>
-          <w:sz w:val="32"/>
-          <w:szCs w:val="32"/>
-          <w:lang w:val="ru-RU"/>
         </w:rPr>
         <w:t>Исследование</w:t>
       </w:r>
@@ -8530,261 +7830,68 @@
         <w:rPr>
           <w:lang w:val="ru-RU"/>
         </w:rPr>
-        <w:lastRenderedPageBreak/>
-        <w:t xml:space="preserve">Чтобы проверить, что датасет соответствует всем требованиям, были созданы скрипты </w:t>
-      </w:r>
-      <w:r>
-        <w:rPr>
-          <w:lang w:val="ru-RU"/>
-        </w:rPr>
-        <w:t>test_dataset.</w:t>
-      </w:r>
-      <w:r>
-        <w:t>py</w:t>
-      </w:r>
-      <w:r>
-        <w:rPr>
-          <w:lang w:val="ru-RU"/>
-        </w:rPr>
-        <w:t xml:space="preserve">  </w:t>
-      </w:r>
-      <w:r>
-        <w:rPr>
-          <w:lang w:val="ru-RU"/>
-        </w:rPr>
-        <w:t xml:space="preserve">и </w:t>
-      </w:r>
-      <w:r>
-        <w:rPr>
-          <w:lang w:val="ru-RU"/>
-        </w:rPr>
-        <w:t>check_combinations.</w:t>
-      </w:r>
-      <w:r>
-        <w:t>py</w:t>
-      </w:r>
-      <w:r>
-        <w:rPr>
-          <w:lang w:val="ru-RU"/>
-        </w:rPr>
-        <w:t>.</w:t>
-      </w:r>
-    </w:p>
-    <w:p>
-      <w:pPr>
-        <w:rPr>
-          <w:lang w:val="ru-RU"/>
-        </w:rPr>
-      </w:pPr>
-      <w:r>
-        <w:rPr>
-          <w:lang w:val="ru-RU"/>
-        </w:rPr>
-        <w:t xml:space="preserve">Первый из них </w:t>
-      </w:r>
-      <w:r>
-        <w:rPr>
-          <w:lang w:val="ru-RU"/>
-        </w:rPr>
-        <w:t xml:space="preserve">открывает </w:t>
-      </w:r>
-      <w:r>
-        <w:t>dataset</w:t>
-      </w:r>
-      <w:r>
-        <w:rPr>
-          <w:lang w:val="ru-RU"/>
-        </w:rPr>
-        <w:t>.</w:t>
-      </w:r>
-      <w:r>
-        <w:t>xlsx</w:t>
-      </w:r>
-      <w:r>
-        <w:rPr>
-          <w:lang w:val="ru-RU"/>
-        </w:rPr>
-        <w:t xml:space="preserve"> и по очереди проверяет: общее количество строк, уникальность паспортов и СНИЛС, что паспорт и СНИЛС не меняются у одного и того же пациента при повторных визитах, что все даты визитов и анализов попадают в рабочие дни и часы, что интервал между визитом и анализами </w:t>
-      </w:r>
-      <w:r>
-        <w:rPr>
-          <w:lang w:val="ru-RU"/>
-        </w:rPr>
-        <w:t>–</w:t>
-      </w:r>
-      <w:r>
-        <w:rPr>
-          <w:lang w:val="ru-RU"/>
-        </w:rPr>
-        <w:t xml:space="preserve"> от 24 до 72 часов, что между анализами и следующим визитом проходит не меньше 24 часов, и что ни одна карта не использована больше 5 раз.</w:t>
-      </w:r>
-    </w:p>
-    <w:p>
-      <w:pPr>
-        <w:rPr>
-          <w:lang w:val="ru-RU"/>
-        </w:rPr>
-      </w:pPr>
-      <w:r>
-        <w:rPr>
-          <w:lang w:val="ru-RU"/>
-        </w:rPr>
-        <w:t xml:space="preserve">Второй проверяет файл </w:t>
-      </w:r>
-      <w:r>
-        <w:t>data</w:t>
-      </w:r>
-      <w:r>
-        <w:rPr>
-          <w:lang w:val="ru-RU"/>
-        </w:rPr>
-        <w:t>.</w:t>
-      </w:r>
-      <w:r>
-        <w:t>py</w:t>
-      </w:r>
-      <w:r>
-        <w:rPr>
-          <w:lang w:val="ru-RU"/>
-        </w:rPr>
-        <w:t xml:space="preserve"> </w:t>
-      </w:r>
-      <w:r>
-        <w:rPr>
-          <w:lang w:val="ru-RU"/>
-        </w:rPr>
-        <w:t xml:space="preserve">и считает комбинации симптомов и анализов. </w:t>
-      </w:r>
-    </w:p>
-    <w:p>
-      <w:r>
-        <w:rPr>
-          <w:lang w:val="ru-RU"/>
-        </w:rPr>
-        <w:t>Результат работы первого скрипта</w:t>
-      </w:r>
-      <w:r>
-        <w:t>:</w:t>
-      </w:r>
-    </w:p>
-    <w:p>
-      <w:pPr>
-        <w:rPr>
-          <w:lang w:val="ru-RU"/>
-        </w:rPr>
-      </w:pPr>
-      <w:r>
-        <w:rPr>
-          <w:lang w:val="ru-RU"/>
-        </w:rPr>
-        <w:t>1. Общее количество строк: 50000</w:t>
-      </w:r>
-    </w:p>
-    <w:p>
-      <w:pPr>
-        <w:rPr>
-          <w:lang w:val="ru-RU"/>
-        </w:rPr>
-      </w:pPr>
-      <w:r>
-        <w:rPr>
-          <w:lang w:val="ru-RU"/>
-        </w:rPr>
-        <w:t>2-3. [УСПЕХ] Паспорта и СНИЛС уникальны и не меняются у одного и того же пациента.</w:t>
-      </w:r>
-    </w:p>
-    <w:p>
-      <w:pPr>
-        <w:rPr>
-          <w:lang w:val="ru-RU"/>
-        </w:rPr>
-      </w:pPr>
-      <w:r>
-        <w:rPr>
-          <w:lang w:val="ru-RU"/>
-        </w:rPr>
-        <w:t>4. [УСПЕХ] Все даты попадают в рабочие дни (Пн-Пт) и часы (08:00-17:59).</w:t>
-      </w:r>
-    </w:p>
-    <w:p>
-      <w:pPr>
-        <w:rPr>
-          <w:lang w:val="ru-RU"/>
-        </w:rPr>
-      </w:pPr>
-      <w:r>
-        <w:rPr>
-          <w:lang w:val="ru-RU"/>
-        </w:rPr>
-        <w:t>5. [УСПЕХ] Интервал между визитом и анализами строго от 24 до 72 часов.</w:t>
-      </w:r>
-    </w:p>
-    <w:p>
-      <w:pPr>
-        <w:rPr>
-          <w:lang w:val="ru-RU"/>
-        </w:rPr>
-      </w:pPr>
-      <w:r>
-        <w:rPr>
-          <w:lang w:val="ru-RU"/>
-        </w:rPr>
-        <w:t>6. [УСПЕХ] Между анализами и следующим визитом всегда проходит не менее 24 часов.</w:t>
-      </w:r>
-    </w:p>
-    <w:p>
-      <w:pPr>
-        <w:rPr>
-          <w:lang w:val="ru-RU"/>
-        </w:rPr>
-      </w:pPr>
-      <w:r>
-        <w:rPr>
-          <w:lang w:val="ru-RU"/>
-        </w:rPr>
-        <w:t>7. [УСПЕХ] Ни одна карта не использована более 5 раз.</w:t>
-      </w:r>
-    </w:p>
-    <w:p>
-      <w:pPr>
-        <w:rPr>
-          <w:lang w:val="ru-RU"/>
-        </w:rPr>
-      </w:pPr>
-      <w:r>
-        <w:rPr>
-          <w:lang w:val="ru-RU"/>
-        </w:rPr>
-        <w:t>8. [УСПЕХ] Количество симптомов (1-10) и анализов (1-5) в пределах нормы для всех визитов.</w:t>
-      </w:r>
-    </w:p>
-    <w:p>
-      <w:r>
-        <w:rPr>
-          <w:lang w:val="ru-RU"/>
-        </w:rPr>
-        <w:t>Второго скрипта</w:t>
-      </w:r>
-      <w:r>
-        <w:t>:</w:t>
-      </w:r>
-    </w:p>
-    <w:p>
-      <w:r>
-        <w:t>[УСПЕХ] Комбинаций симптомов (524554050594507276959) &gt; 5000</w:t>
-      </w:r>
-    </w:p>
-    <w:p>
-      <w:r>
-        <w:t>[УСПЕХ] Комбинаций анализов (5365166807) &gt; 250</w:t>
-      </w:r>
-    </w:p>
-    <w:p>
-      <w:r>
-        <w:rPr>
-          <w:lang w:val="ru-RU"/>
-        </w:rPr>
-        <w:t xml:space="preserve">Также в рамках исследования был сделан запуск этого кода на 500000 строк. Код работал примерно полторы минуты, при условии, что запуск выполнялся на не самом плохом по характеристикам компьютере. </w:t>
+        <w:t>В</w:t>
+      </w:r>
+      <w:r>
+        <w:rPr>
+          <w:lang w:val="ru-RU"/>
+        </w:rPr>
+        <w:t xml:space="preserve"> рамках исследования был сделан запуск этого кода на 500000 строк. Код работал примерно полторы минуты, при условии, что запуск выполнялся на не самом плохом</w:t>
+      </w:r>
+      <w:r>
+        <w:rPr>
+          <w:lang w:val="ru-RU"/>
+        </w:rPr>
+        <w:t xml:space="preserve"> по характеристикам компьютере, а это значит, что на более слабых компьютерах, время может быть значительно больше.</w:t>
+      </w:r>
+    </w:p>
+    <w:p>
+      <w:pPr>
+        <w:rPr>
+          <w:lang w:val="ru-RU"/>
+        </w:rPr>
+      </w:pPr>
+      <w:r>
+        <w:rPr>
+          <w:lang w:val="ru-RU"/>
+        </w:rPr>
+        <w:t xml:space="preserve">Также внимательно изучив выходные данные, у кода были выявлены некоторые логические недочёты, человек, который пришёл с одной болью в горле, может отправиться на 5 анализов, один из которых будет </w:t>
+      </w:r>
+      <w:r>
+        <w:rPr>
+          <w:lang w:val="ru-RU"/>
+        </w:rPr>
+        <w:t>“</w:t>
+      </w:r>
+      <w:r>
+        <w:rPr>
+          <w:lang w:val="ru-RU"/>
+        </w:rPr>
+        <w:t>анализ кала на инфекции</w:t>
+      </w:r>
+      <w:r>
+        <w:rPr>
+          <w:lang w:val="ru-RU"/>
+        </w:rPr>
+        <w:t>”</w:t>
+      </w:r>
+      <w:r>
+        <w:rPr>
+          <w:lang w:val="ru-RU"/>
+        </w:rPr>
+        <w:t>(врач Эпидемиолог</w:t>
+      </w:r>
+      <w:r>
+        <w:rPr>
+          <w:lang w:val="ru-RU"/>
+        </w:rPr>
+        <w:t xml:space="preserve">). </w:t>
+      </w:r>
+      <w:r>
+        <w:rPr>
+          <w:lang w:val="ru-RU"/>
+        </w:rPr>
+        <w:t xml:space="preserve">Это достаточно сильно ломает реализм, если не представить, что врач очень хочет заработать на незнающем клиенте. </w:t>
       </w:r>
     </w:p>
     <w:p>
@@ -8797,7 +7904,7 @@
           <w:lang w:val="ru-RU"/>
         </w:rPr>
       </w:pPr>
-      <w:bookmarkStart w:id="14" w:name="_Toc242129711"/>
+      <w:bookmarkStart w:id="14" w:name="_Toc242718255"/>
       <w:r>
         <w:rPr>
           <w:rFonts w:ascii="Times New Roman" w:hAnsi="Times New Roman" w:cs="Times New Roman"/>
@@ -8805,7 +7912,6 @@
           <w:color w:val="auto"/>
           <w:lang w:val="ru-RU"/>
         </w:rPr>
-        <w:lastRenderedPageBreak/>
         <w:t>Вывод</w:t>
       </w:r>
       <w:bookmarkEnd w:id="14"/>
@@ -8836,63 +7942,8 @@
         <w:t xml:space="preserve">В итоге исследования было выявлено, что данный код для генерации данных соответствует задачам, поставленным в условиям, но при этом он не очень хорошо подходит для плохих компьютеров на болших количествах строк – на 500000 запуск может идти от 3 до 5 минут. </w:t>
       </w:r>
     </w:p>
-    <w:p>
-      <w:pPr>
-        <w:rPr>
-          <w:lang w:val="ru-RU"/>
-        </w:rPr>
-      </w:pPr>
-      <w:r>
-        <w:rPr>
-          <w:lang w:val="ru-RU"/>
-        </w:rPr>
-        <w:t>Также у этого кода есть некоторые логические недочёты, человек, который пришёл с одной болью в горле, может отправиться на 5 анализов</w:t>
-      </w:r>
-      <w:r>
-        <w:rPr>
-          <w:lang w:val="ru-RU"/>
-        </w:rPr>
-        <w:t xml:space="preserve">, один из которых будет </w:t>
-      </w:r>
-      <w:r>
-        <w:rPr>
-          <w:lang w:val="ru-RU"/>
-        </w:rPr>
-        <w:t>“</w:t>
-      </w:r>
-      <w:r>
-        <w:rPr>
-          <w:lang w:val="ru-RU"/>
-        </w:rPr>
-        <w:t>анализ кала на инфекции</w:t>
-      </w:r>
-      <w:r>
-        <w:rPr>
-          <w:lang w:val="ru-RU"/>
-        </w:rPr>
-        <w:t>”</w:t>
-      </w:r>
-      <w:r>
-        <w:rPr>
-          <w:lang w:val="ru-RU"/>
-        </w:rPr>
-        <w:t>(врач Эпидемиолог</w:t>
-      </w:r>
-      <w:r>
-        <w:rPr>
-          <w:lang w:val="ru-RU"/>
-        </w:rPr>
-        <w:t xml:space="preserve">). </w:t>
-      </w:r>
-      <w:r>
-        <w:rPr>
-          <w:lang w:val="ru-RU"/>
-        </w:rPr>
-        <w:t xml:space="preserve">Это достаточно сильно ломает реализм, если не представить, что врач очень хочет заработать на незнающем клиенте. </w:t>
-      </w:r>
-    </w:p>
     <w:sectPr>
-      <w:footerReference w:type="default" r:id="rId9"/>
+      <w:footerReference w:type="default" r:id="rId15"/>
       <w:pgSz w:w="11906" w:h="16838" w:code="9"/>
       <w:pgMar w:top="1134" w:right="851" w:bottom="1134" w:left="1701" w:header="709" w:footer="709" w:gutter="0"/>
       <w:cols w:space="708"/>
@@ -8938,10 +7989,12 @@
         <w:docPartUnique/>
       </w:docPartObj>
     </w:sdtPr>
+    <w:sdtEndPr/>
     <w:sdtContent>
       <w:p>
         <w:pPr>
           <w:pStyle w:val="a5"/>
+          <w:ind w:left="-1701"/>
           <w:jc w:val="center"/>
         </w:pPr>
         <w:r>
@@ -8958,7 +8011,7 @@
             <w:noProof/>
             <w:lang w:val="ru-RU"/>
           </w:rPr>
-          <w:t>15</w:t>
+          <w:t>10</w:t>
         </w:r>
         <w:r>
           <w:fldChar w:fldCharType="end"/>
@@ -9002,6 +8055,119 @@
 <file path=word/numbering.xml><?xml version="1.0" encoding="utf-8"?>
 <w:numbering xmlns:wpc="http://schemas.microsoft.com/office/word/2010/wordprocessingCanvas" xmlns:cx="http://schemas.microsoft.com/office/drawing/2014/chartex" xmlns:mc="http://schemas.openxmlformats.org/markup-compatibility/2006" xmlns:o="urn:schemas-microsoft-com:office:office" xmlns:r="http://schemas.openxmlformats.org/officeDocument/2006/relationships" xmlns:m="http://schemas.openxmlformats.org/officeDocument/2006/math" xmlns:v="urn:schemas-microsoft-com:vml" xmlns:wp14="http://schemas.microsoft.com/office/word/2010/wordprocessingDrawing" xmlns:wp="http://schemas.openxmlformats.org/drawingml/2006/wordprocessingDrawing" xmlns:w10="urn:schemas-microsoft-com:office:word" xmlns:w="http://schemas.openxmlformats.org/wordprocessingml/2006/main" xmlns:w14="http://schemas.microsoft.com/office/word/2010/wordml" xmlns:w15="http://schemas.microsoft.com/office/word/2012/wordml" xmlns:w16se="http://schemas.microsoft.com/office/word/2015/wordml/symex" xmlns:wpg="http://schemas.microsoft.com/office/word/2010/wordprocessingGroup" xmlns:wpi="http://schemas.microsoft.com/office/word/2010/wordprocessingInk" xmlns:wne="http://schemas.microsoft.com/office/word/2006/wordml" xmlns:wps="http://schemas.microsoft.com/office/word/2010/wordprocessingShape" mc:Ignorable="w14 w15 w16se wp14">
   <w:abstractNum w:abstractNumId="0" w15:restartNumberingAfterBreak="0">
+    <w:nsid w:val="00A434A9"/>
+    <w:multiLevelType w:val="multilevel"/>
+    <w:tmpl w:val="E10ABB74"/>
+    <w:lvl w:ilvl="0">
+      <w:start w:val="3"/>
+      <w:numFmt w:val="decimal"/>
+      <w:lvlText w:val="%1."/>
+      <w:lvlJc w:val="left"/>
+      <w:pPr>
+        <w:ind w:left="480" w:hanging="480"/>
+      </w:pPr>
+      <w:rPr>
+        <w:rFonts w:hint="default"/>
+      </w:rPr>
+    </w:lvl>
+    <w:lvl w:ilvl="1">
+      <w:start w:val="1"/>
+      <w:numFmt w:val="decimal"/>
+      <w:lvlText w:val="%1.%2."/>
+      <w:lvlJc w:val="left"/>
+      <w:pPr>
+        <w:ind w:left="1429" w:hanging="720"/>
+      </w:pPr>
+      <w:rPr>
+        <w:rFonts w:hint="default"/>
+      </w:rPr>
+    </w:lvl>
+    <w:lvl w:ilvl="2">
+      <w:start w:val="1"/>
+      <w:numFmt w:val="decimal"/>
+      <w:lvlText w:val="%1.%2.%3."/>
+      <w:lvlJc w:val="left"/>
+      <w:pPr>
+        <w:ind w:left="2138" w:hanging="720"/>
+      </w:pPr>
+      <w:rPr>
+        <w:rFonts w:hint="default"/>
+      </w:rPr>
+    </w:lvl>
+    <w:lvl w:ilvl="3">
+      <w:start w:val="1"/>
+      <w:numFmt w:val="decimal"/>
+      <w:lvlText w:val="%1.%2.%3.%4."/>
+      <w:lvlJc w:val="left"/>
+      <w:pPr>
+        <w:ind w:left="3207" w:hanging="1080"/>
+      </w:pPr>
+      <w:rPr>
+        <w:rFonts w:hint="default"/>
+      </w:rPr>
+    </w:lvl>
+    <w:lvl w:ilvl="4">
+      <w:start w:val="1"/>
+      <w:numFmt w:val="decimal"/>
+      <w:lvlText w:val="%1.%2.%3.%4.%5."/>
+      <w:lvlJc w:val="left"/>
+      <w:pPr>
+        <w:ind w:left="4276" w:hanging="1440"/>
+      </w:pPr>
+      <w:rPr>
+        <w:rFonts w:hint="default"/>
+      </w:rPr>
+    </w:lvl>
+    <w:lvl w:ilvl="5">
+      <w:start w:val="1"/>
+      <w:numFmt w:val="decimal"/>
+      <w:lvlText w:val="%1.%2.%3.%4.%5.%6."/>
+      <w:lvlJc w:val="left"/>
+      <w:pPr>
+        <w:ind w:left="4985" w:hanging="1440"/>
+      </w:pPr>
+      <w:rPr>
+        <w:rFonts w:hint="default"/>
+      </w:rPr>
+    </w:lvl>
+    <w:lvl w:ilvl="6">
+      <w:start w:val="1"/>
+      <w:numFmt w:val="decimal"/>
+      <w:lvlText w:val="%1.%2.%3.%4.%5.%6.%7."/>
+      <w:lvlJc w:val="left"/>
+      <w:pPr>
+        <w:ind w:left="6054" w:hanging="1800"/>
+      </w:pPr>
+      <w:rPr>
+        <w:rFonts w:hint="default"/>
+      </w:rPr>
+    </w:lvl>
+    <w:lvl w:ilvl="7">
+      <w:start w:val="1"/>
+      <w:numFmt w:val="decimal"/>
+      <w:lvlText w:val="%1.%2.%3.%4.%5.%6.%7.%8."/>
+      <w:lvlJc w:val="left"/>
+      <w:pPr>
+        <w:ind w:left="7123" w:hanging="2160"/>
+      </w:pPr>
+      <w:rPr>
+        <w:rFonts w:hint="default"/>
+      </w:rPr>
+    </w:lvl>
+    <w:lvl w:ilvl="8">
+      <w:start w:val="1"/>
+      <w:numFmt w:val="decimal"/>
+      <w:lvlText w:val="%1.%2.%3.%4.%5.%6.%7.%8.%9."/>
+      <w:lvlJc w:val="left"/>
+      <w:pPr>
+        <w:ind w:left="7832" w:hanging="2160"/>
+      </w:pPr>
+      <w:rPr>
+        <w:rFonts w:hint="default"/>
+      </w:rPr>
+    </w:lvl>
+  </w:abstractNum>
+  <w:abstractNum w:abstractNumId="1" w15:restartNumberingAfterBreak="0">
     <w:nsid w:val="02B756F0"/>
     <w:multiLevelType w:val="hybridMultilevel"/>
     <w:tmpl w:val="589A7DFC"/>
@@ -9090,7 +8256,7 @@
       </w:pPr>
     </w:lvl>
   </w:abstractNum>
-  <w:abstractNum w:abstractNumId="1" w15:restartNumberingAfterBreak="0">
+  <w:abstractNum w:abstractNumId="2" w15:restartNumberingAfterBreak="0">
     <w:nsid w:val="0DB15EFC"/>
     <w:multiLevelType w:val="hybridMultilevel"/>
     <w:tmpl w:val="F9B05756"/>
@@ -9179,7 +8345,7 @@
       </w:pPr>
     </w:lvl>
   </w:abstractNum>
-  <w:abstractNum w:abstractNumId="2" w15:restartNumberingAfterBreak="0">
+  <w:abstractNum w:abstractNumId="3" w15:restartNumberingAfterBreak="0">
     <w:nsid w:val="105C57BC"/>
     <w:multiLevelType w:val="hybridMultilevel"/>
     <w:tmpl w:val="4808B708"/>
@@ -9268,7 +8434,231 @@
       </w:pPr>
     </w:lvl>
   </w:abstractNum>
-  <w:abstractNum w:abstractNumId="3" w15:restartNumberingAfterBreak="0">
+  <w:abstractNum w:abstractNumId="4" w15:restartNumberingAfterBreak="0">
+    <w:nsid w:val="128078D9"/>
+    <w:multiLevelType w:val="hybridMultilevel"/>
+    <w:tmpl w:val="F12A79A8"/>
+    <w:lvl w:ilvl="0" w:tplc="D0A6F436">
+      <w:numFmt w:val="bullet"/>
+      <w:lvlText w:val="-"/>
+      <w:lvlJc w:val="left"/>
+      <w:pPr>
+        <w:ind w:left="720" w:hanging="360"/>
+      </w:pPr>
+      <w:rPr>
+        <w:rFonts w:ascii="Times New Roman" w:eastAsia="Times New Roman" w:hAnsi="Times New Roman" w:cs="Times New Roman" w:hint="default"/>
+      </w:rPr>
+    </w:lvl>
+    <w:lvl w:ilvl="1" w:tplc="04090003" w:tentative="1">
+      <w:start w:val="1"/>
+      <w:numFmt w:val="bullet"/>
+      <w:lvlText w:val="o"/>
+      <w:lvlJc w:val="left"/>
+      <w:pPr>
+        <w:ind w:left="1440" w:hanging="360"/>
+      </w:pPr>
+      <w:rPr>
+        <w:rFonts w:ascii="Courier New" w:hAnsi="Courier New" w:cs="Courier New" w:hint="default"/>
+      </w:rPr>
+    </w:lvl>
+    <w:lvl w:ilvl="2" w:tplc="04090005" w:tentative="1">
+      <w:start w:val="1"/>
+      <w:numFmt w:val="bullet"/>
+      <w:lvlText w:val=""/>
+      <w:lvlJc w:val="left"/>
+      <w:pPr>
+        <w:ind w:left="2160" w:hanging="360"/>
+      </w:pPr>
+      <w:rPr>
+        <w:rFonts w:ascii="Wingdings" w:hAnsi="Wingdings" w:hint="default"/>
+      </w:rPr>
+    </w:lvl>
+    <w:lvl w:ilvl="3" w:tplc="04090001" w:tentative="1">
+      <w:start w:val="1"/>
+      <w:numFmt w:val="bullet"/>
+      <w:lvlText w:val=""/>
+      <w:lvlJc w:val="left"/>
+      <w:pPr>
+        <w:ind w:left="2880" w:hanging="360"/>
+      </w:pPr>
+      <w:rPr>
+        <w:rFonts w:ascii="Symbol" w:hAnsi="Symbol" w:hint="default"/>
+      </w:rPr>
+    </w:lvl>
+    <w:lvl w:ilvl="4" w:tplc="04090003" w:tentative="1">
+      <w:start w:val="1"/>
+      <w:numFmt w:val="bullet"/>
+      <w:lvlText w:val="o"/>
+      <w:lvlJc w:val="left"/>
+      <w:pPr>
+        <w:ind w:left="3600" w:hanging="360"/>
+      </w:pPr>
+      <w:rPr>
+        <w:rFonts w:ascii="Courier New" w:hAnsi="Courier New" w:cs="Courier New" w:hint="default"/>
+      </w:rPr>
+    </w:lvl>
+    <w:lvl w:ilvl="5" w:tplc="04090005" w:tentative="1">
+      <w:start w:val="1"/>
+      <w:numFmt w:val="bullet"/>
+      <w:lvlText w:val=""/>
+      <w:lvlJc w:val="left"/>
+      <w:pPr>
+        <w:ind w:left="4320" w:hanging="360"/>
+      </w:pPr>
+      <w:rPr>
+        <w:rFonts w:ascii="Wingdings" w:hAnsi="Wingdings" w:hint="default"/>
+      </w:rPr>
+    </w:lvl>
+    <w:lvl w:ilvl="6" w:tplc="04090001" w:tentative="1">
+      <w:start w:val="1"/>
+      <w:numFmt w:val="bullet"/>
+      <w:lvlText w:val=""/>
+      <w:lvlJc w:val="left"/>
+      <w:pPr>
+        <w:ind w:left="5040" w:hanging="360"/>
+      </w:pPr>
+      <w:rPr>
+        <w:rFonts w:ascii="Symbol" w:hAnsi="Symbol" w:hint="default"/>
+      </w:rPr>
+    </w:lvl>
+    <w:lvl w:ilvl="7" w:tplc="04090003" w:tentative="1">
+      <w:start w:val="1"/>
+      <w:numFmt w:val="bullet"/>
+      <w:lvlText w:val="o"/>
+      <w:lvlJc w:val="left"/>
+      <w:pPr>
+        <w:ind w:left="5760" w:hanging="360"/>
+      </w:pPr>
+      <w:rPr>
+        <w:rFonts w:ascii="Courier New" w:hAnsi="Courier New" w:cs="Courier New" w:hint="default"/>
+      </w:rPr>
+    </w:lvl>
+    <w:lvl w:ilvl="8" w:tplc="04090005" w:tentative="1">
+      <w:start w:val="1"/>
+      <w:numFmt w:val="bullet"/>
+      <w:lvlText w:val=""/>
+      <w:lvlJc w:val="left"/>
+      <w:pPr>
+        <w:ind w:left="6480" w:hanging="360"/>
+      </w:pPr>
+      <w:rPr>
+        <w:rFonts w:ascii="Wingdings" w:hAnsi="Wingdings" w:hint="default"/>
+      </w:rPr>
+    </w:lvl>
+  </w:abstractNum>
+  <w:abstractNum w:abstractNumId="5" w15:restartNumberingAfterBreak="0">
+    <w:nsid w:val="272C05EB"/>
+    <w:multiLevelType w:val="hybridMultilevel"/>
+    <w:tmpl w:val="A98CFB16"/>
+    <w:lvl w:ilvl="0" w:tplc="CB0890CE">
+      <w:numFmt w:val="bullet"/>
+      <w:lvlText w:val="-"/>
+      <w:lvlJc w:val="left"/>
+      <w:pPr>
+        <w:ind w:left="1069" w:hanging="360"/>
+      </w:pPr>
+      <w:rPr>
+        <w:rFonts w:ascii="Times New Roman" w:eastAsia="Times New Roman" w:hAnsi="Times New Roman" w:cs="Times New Roman" w:hint="default"/>
+      </w:rPr>
+    </w:lvl>
+    <w:lvl w:ilvl="1" w:tplc="04090003" w:tentative="1">
+      <w:start w:val="1"/>
+      <w:numFmt w:val="bullet"/>
+      <w:lvlText w:val="o"/>
+      <w:lvlJc w:val="left"/>
+      <w:pPr>
+        <w:ind w:left="1789" w:hanging="360"/>
+      </w:pPr>
+      <w:rPr>
+        <w:rFonts w:ascii="Courier New" w:hAnsi="Courier New" w:cs="Courier New" w:hint="default"/>
+      </w:rPr>
+    </w:lvl>
+    <w:lvl w:ilvl="2" w:tplc="04090005" w:tentative="1">
+      <w:start w:val="1"/>
+      <w:numFmt w:val="bullet"/>
+      <w:lvlText w:val=""/>
+      <w:lvlJc w:val="left"/>
+      <w:pPr>
+        <w:ind w:left="2509" w:hanging="360"/>
+      </w:pPr>
+      <w:rPr>
+        <w:rFonts w:ascii="Wingdings" w:hAnsi="Wingdings" w:hint="default"/>
+      </w:rPr>
+    </w:lvl>
+    <w:lvl w:ilvl="3" w:tplc="04090001" w:tentative="1">
+      <w:start w:val="1"/>
+      <w:numFmt w:val="bullet"/>
+      <w:lvlText w:val=""/>
+      <w:lvlJc w:val="left"/>
+      <w:pPr>
+        <w:ind w:left="3229" w:hanging="360"/>
+      </w:pPr>
+      <w:rPr>
+        <w:rFonts w:ascii="Symbol" w:hAnsi="Symbol" w:hint="default"/>
+      </w:rPr>
+    </w:lvl>
+    <w:lvl w:ilvl="4" w:tplc="04090003" w:tentative="1">
+      <w:start w:val="1"/>
+      <w:numFmt w:val="bullet"/>
+      <w:lvlText w:val="o"/>
+      <w:lvlJc w:val="left"/>
+      <w:pPr>
+        <w:ind w:left="3949" w:hanging="360"/>
+      </w:pPr>
+      <w:rPr>
+        <w:rFonts w:ascii="Courier New" w:hAnsi="Courier New" w:cs="Courier New" w:hint="default"/>
+      </w:rPr>
+    </w:lvl>
+    <w:lvl w:ilvl="5" w:tplc="04090005" w:tentative="1">
+      <w:start w:val="1"/>
+      <w:numFmt w:val="bullet"/>
+      <w:lvlText w:val=""/>
+      <w:lvlJc w:val="left"/>
+      <w:pPr>
+        <w:ind w:left="4669" w:hanging="360"/>
+      </w:pPr>
+      <w:rPr>
+        <w:rFonts w:ascii="Wingdings" w:hAnsi="Wingdings" w:hint="default"/>
+      </w:rPr>
+    </w:lvl>
+    <w:lvl w:ilvl="6" w:tplc="04090001" w:tentative="1">
+      <w:start w:val="1"/>
+      <w:numFmt w:val="bullet"/>
+      <w:lvlText w:val=""/>
+      <w:lvlJc w:val="left"/>
+      <w:pPr>
+        <w:ind w:left="5389" w:hanging="360"/>
+      </w:pPr>
+      <w:rPr>
+        <w:rFonts w:ascii="Symbol" w:hAnsi="Symbol" w:hint="default"/>
+      </w:rPr>
+    </w:lvl>
+    <w:lvl w:ilvl="7" w:tplc="04090003" w:tentative="1">
+      <w:start w:val="1"/>
+      <w:numFmt w:val="bullet"/>
+      <w:lvlText w:val="o"/>
+      <w:lvlJc w:val="left"/>
+      <w:pPr>
+        <w:ind w:left="6109" w:hanging="360"/>
+      </w:pPr>
+      <w:rPr>
+        <w:rFonts w:ascii="Courier New" w:hAnsi="Courier New" w:cs="Courier New" w:hint="default"/>
+      </w:rPr>
+    </w:lvl>
+    <w:lvl w:ilvl="8" w:tplc="04090005" w:tentative="1">
+      <w:start w:val="1"/>
+      <w:numFmt w:val="bullet"/>
+      <w:lvlText w:val=""/>
+      <w:lvlJc w:val="left"/>
+      <w:pPr>
+        <w:ind w:left="6829" w:hanging="360"/>
+      </w:pPr>
+      <w:rPr>
+        <w:rFonts w:ascii="Wingdings" w:hAnsi="Wingdings" w:hint="default"/>
+      </w:rPr>
+    </w:lvl>
+  </w:abstractNum>
+  <w:abstractNum w:abstractNumId="6" w15:restartNumberingAfterBreak="0">
     <w:nsid w:val="27E071BB"/>
     <w:multiLevelType w:val="hybridMultilevel"/>
     <w:tmpl w:val="ED9E50F6"/>
@@ -9381,7 +8771,119 @@
       </w:rPr>
     </w:lvl>
   </w:abstractNum>
-  <w:abstractNum w:abstractNumId="4" w15:restartNumberingAfterBreak="0">
+  <w:abstractNum w:abstractNumId="7" w15:restartNumberingAfterBreak="0">
+    <w:nsid w:val="29C65CC0"/>
+    <w:multiLevelType w:val="hybridMultilevel"/>
+    <w:tmpl w:val="E6E68456"/>
+    <w:lvl w:ilvl="0" w:tplc="D0A6F436">
+      <w:numFmt w:val="bullet"/>
+      <w:lvlText w:val="-"/>
+      <w:lvlJc w:val="left"/>
+      <w:pPr>
+        <w:ind w:left="720" w:hanging="360"/>
+      </w:pPr>
+      <w:rPr>
+        <w:rFonts w:ascii="Times New Roman" w:eastAsia="Times New Roman" w:hAnsi="Times New Roman" w:cs="Times New Roman" w:hint="default"/>
+      </w:rPr>
+    </w:lvl>
+    <w:lvl w:ilvl="1" w:tplc="04090003" w:tentative="1">
+      <w:start w:val="1"/>
+      <w:numFmt w:val="bullet"/>
+      <w:lvlText w:val="o"/>
+      <w:lvlJc w:val="left"/>
+      <w:pPr>
+        <w:ind w:left="1440" w:hanging="360"/>
+      </w:pPr>
+      <w:rPr>
+        <w:rFonts w:ascii="Courier New" w:hAnsi="Courier New" w:cs="Courier New" w:hint="default"/>
+      </w:rPr>
+    </w:lvl>
+    <w:lvl w:ilvl="2" w:tplc="04090005" w:tentative="1">
+      <w:start w:val="1"/>
+      <w:numFmt w:val="bullet"/>
+      <w:lvlText w:val=""/>
+      <w:lvlJc w:val="left"/>
+      <w:pPr>
+        <w:ind w:left="2160" w:hanging="360"/>
+      </w:pPr>
+      <w:rPr>
+        <w:rFonts w:ascii="Wingdings" w:hAnsi="Wingdings" w:hint="default"/>
+      </w:rPr>
+    </w:lvl>
+    <w:lvl w:ilvl="3" w:tplc="04090001" w:tentative="1">
+      <w:start w:val="1"/>
+      <w:numFmt w:val="bullet"/>
+      <w:lvlText w:val=""/>
+      <w:lvlJc w:val="left"/>
+      <w:pPr>
+        <w:ind w:left="2880" w:hanging="360"/>
+      </w:pPr>
+      <w:rPr>
+        <w:rFonts w:ascii="Symbol" w:hAnsi="Symbol" w:hint="default"/>
+      </w:rPr>
+    </w:lvl>
+    <w:lvl w:ilvl="4" w:tplc="04090003" w:tentative="1">
+      <w:start w:val="1"/>
+      <w:numFmt w:val="bullet"/>
+      <w:lvlText w:val="o"/>
+      <w:lvlJc w:val="left"/>
+      <w:pPr>
+        <w:ind w:left="3600" w:hanging="360"/>
+      </w:pPr>
+      <w:rPr>
+        <w:rFonts w:ascii="Courier New" w:hAnsi="Courier New" w:cs="Courier New" w:hint="default"/>
+      </w:rPr>
+    </w:lvl>
+    <w:lvl w:ilvl="5" w:tplc="04090005" w:tentative="1">
+      <w:start w:val="1"/>
+      <w:numFmt w:val="bullet"/>
+      <w:lvlText w:val=""/>
+      <w:lvlJc w:val="left"/>
+      <w:pPr>
+        <w:ind w:left="4320" w:hanging="360"/>
+      </w:pPr>
+      <w:rPr>
+        <w:rFonts w:ascii="Wingdings" w:hAnsi="Wingdings" w:hint="default"/>
+      </w:rPr>
+    </w:lvl>
+    <w:lvl w:ilvl="6" w:tplc="04090001" w:tentative="1">
+      <w:start w:val="1"/>
+      <w:numFmt w:val="bullet"/>
+      <w:lvlText w:val=""/>
+      <w:lvlJc w:val="left"/>
+      <w:pPr>
+        <w:ind w:left="5040" w:hanging="360"/>
+      </w:pPr>
+      <w:rPr>
+        <w:rFonts w:ascii="Symbol" w:hAnsi="Symbol" w:hint="default"/>
+      </w:rPr>
+    </w:lvl>
+    <w:lvl w:ilvl="7" w:tplc="04090003" w:tentative="1">
+      <w:start w:val="1"/>
+      <w:numFmt w:val="bullet"/>
+      <w:lvlText w:val="o"/>
+      <w:lvlJc w:val="left"/>
+      <w:pPr>
+        <w:ind w:left="5760" w:hanging="360"/>
+      </w:pPr>
+      <w:rPr>
+        <w:rFonts w:ascii="Courier New" w:hAnsi="Courier New" w:cs="Courier New" w:hint="default"/>
+      </w:rPr>
+    </w:lvl>
+    <w:lvl w:ilvl="8" w:tplc="04090005" w:tentative="1">
+      <w:start w:val="1"/>
+      <w:numFmt w:val="bullet"/>
+      <w:lvlText w:val=""/>
+      <w:lvlJc w:val="left"/>
+      <w:pPr>
+        <w:ind w:left="6480" w:hanging="360"/>
+      </w:pPr>
+      <w:rPr>
+        <w:rFonts w:ascii="Wingdings" w:hAnsi="Wingdings" w:hint="default"/>
+      </w:rPr>
+    </w:lvl>
+  </w:abstractNum>
+  <w:abstractNum w:abstractNumId="8" w15:restartNumberingAfterBreak="0">
     <w:nsid w:val="2EFE047D"/>
     <w:multiLevelType w:val="hybridMultilevel"/>
     <w:tmpl w:val="0A3C0534"/>
@@ -9470,7 +8972,7 @@
       </w:pPr>
     </w:lvl>
   </w:abstractNum>
-  <w:abstractNum w:abstractNumId="5" w15:restartNumberingAfterBreak="0">
+  <w:abstractNum w:abstractNumId="9" w15:restartNumberingAfterBreak="0">
     <w:nsid w:val="2F045D5D"/>
     <w:multiLevelType w:val="multilevel"/>
     <w:tmpl w:val="52DC313A"/>
@@ -9591,7 +9093,96 @@
       </w:rPr>
     </w:lvl>
   </w:abstractNum>
-  <w:abstractNum w:abstractNumId="6" w15:restartNumberingAfterBreak="0">
+  <w:abstractNum w:abstractNumId="10" w15:restartNumberingAfterBreak="0">
+    <w:nsid w:val="35E12E80"/>
+    <w:multiLevelType w:val="hybridMultilevel"/>
+    <w:tmpl w:val="B8C4B934"/>
+    <w:lvl w:ilvl="0" w:tplc="297E3E84">
+      <w:start w:val="1"/>
+      <w:numFmt w:val="decimal"/>
+      <w:lvlText w:val="%1."/>
+      <w:lvlJc w:val="left"/>
+      <w:pPr>
+        <w:ind w:left="1069" w:hanging="360"/>
+      </w:pPr>
+      <w:rPr>
+        <w:rFonts w:hint="default"/>
+      </w:rPr>
+    </w:lvl>
+    <w:lvl w:ilvl="1" w:tplc="04090019" w:tentative="1">
+      <w:start w:val="1"/>
+      <w:numFmt w:val="lowerLetter"/>
+      <w:lvlText w:val="%2."/>
+      <w:lvlJc w:val="left"/>
+      <w:pPr>
+        <w:ind w:left="1789" w:hanging="360"/>
+      </w:pPr>
+    </w:lvl>
+    <w:lvl w:ilvl="2" w:tplc="0409001B" w:tentative="1">
+      <w:start w:val="1"/>
+      <w:numFmt w:val="lowerRoman"/>
+      <w:lvlText w:val="%3."/>
+      <w:lvlJc w:val="right"/>
+      <w:pPr>
+        <w:ind w:left="2509" w:hanging="180"/>
+      </w:pPr>
+    </w:lvl>
+    <w:lvl w:ilvl="3" w:tplc="0409000F" w:tentative="1">
+      <w:start w:val="1"/>
+      <w:numFmt w:val="decimal"/>
+      <w:lvlText w:val="%4."/>
+      <w:lvlJc w:val="left"/>
+      <w:pPr>
+        <w:ind w:left="3229" w:hanging="360"/>
+      </w:pPr>
+    </w:lvl>
+    <w:lvl w:ilvl="4" w:tplc="04090019" w:tentative="1">
+      <w:start w:val="1"/>
+      <w:numFmt w:val="lowerLetter"/>
+      <w:lvlText w:val="%5."/>
+      <w:lvlJc w:val="left"/>
+      <w:pPr>
+        <w:ind w:left="3949" w:hanging="360"/>
+      </w:pPr>
+    </w:lvl>
+    <w:lvl w:ilvl="5" w:tplc="0409001B" w:tentative="1">
+      <w:start w:val="1"/>
+      <w:numFmt w:val="lowerRoman"/>
+      <w:lvlText w:val="%6."/>
+      <w:lvlJc w:val="right"/>
+      <w:pPr>
+        <w:ind w:left="4669" w:hanging="180"/>
+      </w:pPr>
+    </w:lvl>
+    <w:lvl w:ilvl="6" w:tplc="0409000F" w:tentative="1">
+      <w:start w:val="1"/>
+      <w:numFmt w:val="decimal"/>
+      <w:lvlText w:val="%7."/>
+      <w:lvlJc w:val="left"/>
+      <w:pPr>
+        <w:ind w:left="5389" w:hanging="360"/>
+      </w:pPr>
+    </w:lvl>
+    <w:lvl w:ilvl="7" w:tplc="04090019" w:tentative="1">
+      <w:start w:val="1"/>
+      <w:numFmt w:val="lowerLetter"/>
+      <w:lvlText w:val="%8."/>
+      <w:lvlJc w:val="left"/>
+      <w:pPr>
+        <w:ind w:left="6109" w:hanging="360"/>
+      </w:pPr>
+    </w:lvl>
+    <w:lvl w:ilvl="8" w:tplc="0409001B" w:tentative="1">
+      <w:start w:val="1"/>
+      <w:numFmt w:val="lowerRoman"/>
+      <w:lvlText w:val="%9."/>
+      <w:lvlJc w:val="right"/>
+      <w:pPr>
+        <w:ind w:left="6829" w:hanging="180"/>
+      </w:pPr>
+    </w:lvl>
+  </w:abstractNum>
+  <w:abstractNum w:abstractNumId="11" w15:restartNumberingAfterBreak="0">
     <w:nsid w:val="3A3A0BC2"/>
     <w:multiLevelType w:val="hybridMultilevel"/>
     <w:tmpl w:val="6742E1B2"/>
@@ -9680,7 +9271,119 @@
       </w:pPr>
     </w:lvl>
   </w:abstractNum>
-  <w:abstractNum w:abstractNumId="7" w15:restartNumberingAfterBreak="0">
+  <w:abstractNum w:abstractNumId="12" w15:restartNumberingAfterBreak="0">
+    <w:nsid w:val="3BD067BA"/>
+    <w:multiLevelType w:val="hybridMultilevel"/>
+    <w:tmpl w:val="4942F428"/>
+    <w:lvl w:ilvl="0" w:tplc="D0A6F436">
+      <w:numFmt w:val="bullet"/>
+      <w:lvlText w:val="-"/>
+      <w:lvlJc w:val="left"/>
+      <w:pPr>
+        <w:ind w:left="720" w:hanging="360"/>
+      </w:pPr>
+      <w:rPr>
+        <w:rFonts w:ascii="Times New Roman" w:eastAsia="Times New Roman" w:hAnsi="Times New Roman" w:cs="Times New Roman" w:hint="default"/>
+      </w:rPr>
+    </w:lvl>
+    <w:lvl w:ilvl="1" w:tplc="04090003" w:tentative="1">
+      <w:start w:val="1"/>
+      <w:numFmt w:val="bullet"/>
+      <w:lvlText w:val="o"/>
+      <w:lvlJc w:val="left"/>
+      <w:pPr>
+        <w:ind w:left="1440" w:hanging="360"/>
+      </w:pPr>
+      <w:rPr>
+        <w:rFonts w:ascii="Courier New" w:hAnsi="Courier New" w:cs="Courier New" w:hint="default"/>
+      </w:rPr>
+    </w:lvl>
+    <w:lvl w:ilvl="2" w:tplc="04090005" w:tentative="1">
+      <w:start w:val="1"/>
+      <w:numFmt w:val="bullet"/>
+      <w:lvlText w:val=""/>
+      <w:lvlJc w:val="left"/>
+      <w:pPr>
+        <w:ind w:left="2160" w:hanging="360"/>
+      </w:pPr>
+      <w:rPr>
+        <w:rFonts w:ascii="Wingdings" w:hAnsi="Wingdings" w:hint="default"/>
+      </w:rPr>
+    </w:lvl>
+    <w:lvl w:ilvl="3" w:tplc="04090001" w:tentative="1">
+      <w:start w:val="1"/>
+      <w:numFmt w:val="bullet"/>
+      <w:lvlText w:val=""/>
+      <w:lvlJc w:val="left"/>
+      <w:pPr>
+        <w:ind w:left="2880" w:hanging="360"/>
+      </w:pPr>
+      <w:rPr>
+        <w:rFonts w:ascii="Symbol" w:hAnsi="Symbol" w:hint="default"/>
+      </w:rPr>
+    </w:lvl>
+    <w:lvl w:ilvl="4" w:tplc="04090003" w:tentative="1">
+      <w:start w:val="1"/>
+      <w:numFmt w:val="bullet"/>
+      <w:lvlText w:val="o"/>
+      <w:lvlJc w:val="left"/>
+      <w:pPr>
+        <w:ind w:left="3600" w:hanging="360"/>
+      </w:pPr>
+      <w:rPr>
+        <w:rFonts w:ascii="Courier New" w:hAnsi="Courier New" w:cs="Courier New" w:hint="default"/>
+      </w:rPr>
+    </w:lvl>
+    <w:lvl w:ilvl="5" w:tplc="04090005" w:tentative="1">
+      <w:start w:val="1"/>
+      <w:numFmt w:val="bullet"/>
+      <w:lvlText w:val=""/>
+      <w:lvlJc w:val="left"/>
+      <w:pPr>
+        <w:ind w:left="4320" w:hanging="360"/>
+      </w:pPr>
+      <w:rPr>
+        <w:rFonts w:ascii="Wingdings" w:hAnsi="Wingdings" w:hint="default"/>
+      </w:rPr>
+    </w:lvl>
+    <w:lvl w:ilvl="6" w:tplc="04090001" w:tentative="1">
+      <w:start w:val="1"/>
+      <w:numFmt w:val="bullet"/>
+      <w:lvlText w:val=""/>
+      <w:lvlJc w:val="left"/>
+      <w:pPr>
+        <w:ind w:left="5040" w:hanging="360"/>
+      </w:pPr>
+      <w:rPr>
+        <w:rFonts w:ascii="Symbol" w:hAnsi="Symbol" w:hint="default"/>
+      </w:rPr>
+    </w:lvl>
+    <w:lvl w:ilvl="7" w:tplc="04090003" w:tentative="1">
+      <w:start w:val="1"/>
+      <w:numFmt w:val="bullet"/>
+      <w:lvlText w:val="o"/>
+      <w:lvlJc w:val="left"/>
+      <w:pPr>
+        <w:ind w:left="5760" w:hanging="360"/>
+      </w:pPr>
+      <w:rPr>
+        <w:rFonts w:ascii="Courier New" w:hAnsi="Courier New" w:cs="Courier New" w:hint="default"/>
+      </w:rPr>
+    </w:lvl>
+    <w:lvl w:ilvl="8" w:tplc="04090005" w:tentative="1">
+      <w:start w:val="1"/>
+      <w:numFmt w:val="bullet"/>
+      <w:lvlText w:val=""/>
+      <w:lvlJc w:val="left"/>
+      <w:pPr>
+        <w:ind w:left="6480" w:hanging="360"/>
+      </w:pPr>
+      <w:rPr>
+        <w:rFonts w:ascii="Wingdings" w:hAnsi="Wingdings" w:hint="default"/>
+      </w:rPr>
+    </w:lvl>
+  </w:abstractNum>
+  <w:abstractNum w:abstractNumId="13" w15:restartNumberingAfterBreak="0">
     <w:nsid w:val="3BE9141E"/>
     <w:multiLevelType w:val="hybridMultilevel"/>
     <w:tmpl w:val="E8C8E8B8"/>
@@ -9793,7 +9496,7 @@
       </w:rPr>
     </w:lvl>
   </w:abstractNum>
-  <w:abstractNum w:abstractNumId="8" w15:restartNumberingAfterBreak="0">
+  <w:abstractNum w:abstractNumId="14" w15:restartNumberingAfterBreak="0">
     <w:nsid w:val="49D53C87"/>
     <w:multiLevelType w:val="hybridMultilevel"/>
     <w:tmpl w:val="E640C40A"/>
@@ -9906,7 +9609,7 @@
       </w:rPr>
     </w:lvl>
   </w:abstractNum>
-  <w:abstractNum w:abstractNumId="9" w15:restartNumberingAfterBreak="0">
+  <w:abstractNum w:abstractNumId="15" w15:restartNumberingAfterBreak="0">
     <w:nsid w:val="610D68F0"/>
     <w:multiLevelType w:val="hybridMultilevel"/>
     <w:tmpl w:val="4A7CFD64"/>
@@ -10019,7 +9722,208 @@
       </w:rPr>
     </w:lvl>
   </w:abstractNum>
-  <w:abstractNum w:abstractNumId="10" w15:restartNumberingAfterBreak="0">
+  <w:abstractNum w:abstractNumId="16" w15:restartNumberingAfterBreak="0">
+    <w:nsid w:val="62DF5946"/>
+    <w:multiLevelType w:val="hybridMultilevel"/>
+    <w:tmpl w:val="26B42C06"/>
+    <w:lvl w:ilvl="0" w:tplc="D0A6F436">
+      <w:numFmt w:val="bullet"/>
+      <w:lvlText w:val="-"/>
+      <w:lvlJc w:val="left"/>
+      <w:pPr>
+        <w:ind w:left="720" w:hanging="360"/>
+      </w:pPr>
+      <w:rPr>
+        <w:rFonts w:ascii="Times New Roman" w:eastAsia="Times New Roman" w:hAnsi="Times New Roman" w:cs="Times New Roman" w:hint="default"/>
+      </w:rPr>
+    </w:lvl>
+    <w:lvl w:ilvl="1" w:tplc="04090003" w:tentative="1">
+      <w:start w:val="1"/>
+      <w:numFmt w:val="bullet"/>
+      <w:lvlText w:val="o"/>
+      <w:lvlJc w:val="left"/>
+      <w:pPr>
+        <w:ind w:left="1440" w:hanging="360"/>
+      </w:pPr>
+      <w:rPr>
+        <w:rFonts w:ascii="Courier New" w:hAnsi="Courier New" w:cs="Courier New" w:hint="default"/>
+      </w:rPr>
+    </w:lvl>
+    <w:lvl w:ilvl="2" w:tplc="04090005" w:tentative="1">
+      <w:start w:val="1"/>
+      <w:numFmt w:val="bullet"/>
+      <w:lvlText w:val=""/>
+      <w:lvlJc w:val="left"/>
+      <w:pPr>
+        <w:ind w:left="2160" w:hanging="360"/>
+      </w:pPr>
+      <w:rPr>
+        <w:rFonts w:ascii="Wingdings" w:hAnsi="Wingdings" w:hint="default"/>
+      </w:rPr>
+    </w:lvl>
+    <w:lvl w:ilvl="3" w:tplc="04090001" w:tentative="1">
+      <w:start w:val="1"/>
+      <w:numFmt w:val="bullet"/>
+      <w:lvlText w:val=""/>
+      <w:lvlJc w:val="left"/>
+      <w:pPr>
+        <w:ind w:left="2880" w:hanging="360"/>
+      </w:pPr>
+      <w:rPr>
+        <w:rFonts w:ascii="Symbol" w:hAnsi="Symbol" w:hint="default"/>
+      </w:rPr>
+    </w:lvl>
+    <w:lvl w:ilvl="4" w:tplc="04090003" w:tentative="1">
+      <w:start w:val="1"/>
+      <w:numFmt w:val="bullet"/>
+      <w:lvlText w:val="o"/>
+      <w:lvlJc w:val="left"/>
+      <w:pPr>
+        <w:ind w:left="3600" w:hanging="360"/>
+      </w:pPr>
+      <w:rPr>
+        <w:rFonts w:ascii="Courier New" w:hAnsi="Courier New" w:cs="Courier New" w:hint="default"/>
+      </w:rPr>
+    </w:lvl>
+    <w:lvl w:ilvl="5" w:tplc="04090005" w:tentative="1">
+      <w:start w:val="1"/>
+      <w:numFmt w:val="bullet"/>
+      <w:lvlText w:val=""/>
+      <w:lvlJc w:val="left"/>
+      <w:pPr>
+        <w:ind w:left="4320" w:hanging="360"/>
+      </w:pPr>
+      <w:rPr>
+        <w:rFonts w:ascii="Wingdings" w:hAnsi="Wingdings" w:hint="default"/>
+      </w:rPr>
+    </w:lvl>
+    <w:lvl w:ilvl="6" w:tplc="04090001" w:tentative="1">
+      <w:start w:val="1"/>
+      <w:numFmt w:val="bullet"/>
+      <w:lvlText w:val=""/>
+      <w:lvlJc w:val="left"/>
+      <w:pPr>
+        <w:ind w:left="5040" w:hanging="360"/>
+      </w:pPr>
+      <w:rPr>
+        <w:rFonts w:ascii="Symbol" w:hAnsi="Symbol" w:hint="default"/>
+      </w:rPr>
+    </w:lvl>
+    <w:lvl w:ilvl="7" w:tplc="04090003" w:tentative="1">
+      <w:start w:val="1"/>
+      <w:numFmt w:val="bullet"/>
+      <w:lvlText w:val="o"/>
+      <w:lvlJc w:val="left"/>
+      <w:pPr>
+        <w:ind w:left="5760" w:hanging="360"/>
+      </w:pPr>
+      <w:rPr>
+        <w:rFonts w:ascii="Courier New" w:hAnsi="Courier New" w:cs="Courier New" w:hint="default"/>
+      </w:rPr>
+    </w:lvl>
+    <w:lvl w:ilvl="8" w:tplc="04090005" w:tentative="1">
+      <w:start w:val="1"/>
+      <w:numFmt w:val="bullet"/>
+      <w:lvlText w:val=""/>
+      <w:lvlJc w:val="left"/>
+      <w:pPr>
+        <w:ind w:left="6480" w:hanging="360"/>
+      </w:pPr>
+      <w:rPr>
+        <w:rFonts w:ascii="Wingdings" w:hAnsi="Wingdings" w:hint="default"/>
+      </w:rPr>
+    </w:lvl>
+  </w:abstractNum>
+  <w:abstractNum w:abstractNumId="17" w15:restartNumberingAfterBreak="0">
+    <w:nsid w:val="64973565"/>
+    <w:multiLevelType w:val="hybridMultilevel"/>
+    <w:tmpl w:val="573C0962"/>
+    <w:lvl w:ilvl="0" w:tplc="5C50FD98">
+      <w:start w:val="1"/>
+      <w:numFmt w:val="decimal"/>
+      <w:lvlText w:val="%1."/>
+      <w:lvlJc w:val="left"/>
+      <w:pPr>
+        <w:ind w:left="1069" w:hanging="360"/>
+      </w:pPr>
+      <w:rPr>
+        <w:rFonts w:hint="default"/>
+      </w:rPr>
+    </w:lvl>
+    <w:lvl w:ilvl="1" w:tplc="04090019">
+      <w:start w:val="1"/>
+      <w:numFmt w:val="lowerLetter"/>
+      <w:lvlText w:val="%2."/>
+      <w:lvlJc w:val="left"/>
+      <w:pPr>
+        <w:ind w:left="1789" w:hanging="360"/>
+      </w:pPr>
+    </w:lvl>
+    <w:lvl w:ilvl="2" w:tplc="0409001B" w:tentative="1">
+      <w:start w:val="1"/>
+      <w:numFmt w:val="lowerRoman"/>
+      <w:lvlText w:val="%3."/>
+      <w:lvlJc w:val="right"/>
+      <w:pPr>
+        <w:ind w:left="2509" w:hanging="180"/>
+      </w:pPr>
+    </w:lvl>
+    <w:lvl w:ilvl="3" w:tplc="0409000F" w:tentative="1">
+      <w:start w:val="1"/>
+      <w:numFmt w:val="decimal"/>
+      <w:lvlText w:val="%4."/>
+      <w:lvlJc w:val="left"/>
+      <w:pPr>
+        <w:ind w:left="3229" w:hanging="360"/>
+      </w:pPr>
+    </w:lvl>
+    <w:lvl w:ilvl="4" w:tplc="04090019" w:tentative="1">
+      <w:start w:val="1"/>
+      <w:numFmt w:val="lowerLetter"/>
+      <w:lvlText w:val="%5."/>
+      <w:lvlJc w:val="left"/>
+      <w:pPr>
+        <w:ind w:left="3949" w:hanging="360"/>
+      </w:pPr>
+    </w:lvl>
+    <w:lvl w:ilvl="5" w:tplc="0409001B" w:tentative="1">
+      <w:start w:val="1"/>
+      <w:numFmt w:val="lowerRoman"/>
+      <w:lvlText w:val="%6."/>
+      <w:lvlJc w:val="right"/>
+      <w:pPr>
+        <w:ind w:left="4669" w:hanging="180"/>
+      </w:pPr>
+    </w:lvl>
+    <w:lvl w:ilvl="6" w:tplc="0409000F" w:tentative="1">
+      <w:start w:val="1"/>
+      <w:numFmt w:val="decimal"/>
+      <w:lvlText w:val="%7."/>
+      <w:lvlJc w:val="left"/>
+      <w:pPr>
+        <w:ind w:left="5389" w:hanging="360"/>
+      </w:pPr>
+    </w:lvl>
+    <w:lvl w:ilvl="7" w:tplc="04090019" w:tentative="1">
+      <w:start w:val="1"/>
+      <w:numFmt w:val="lowerLetter"/>
+      <w:lvlText w:val="%8."/>
+      <w:lvlJc w:val="left"/>
+      <w:pPr>
+        <w:ind w:left="6109" w:hanging="360"/>
+      </w:pPr>
+    </w:lvl>
+    <w:lvl w:ilvl="8" w:tplc="0409001B" w:tentative="1">
+      <w:start w:val="1"/>
+      <w:numFmt w:val="lowerRoman"/>
+      <w:lvlText w:val="%9."/>
+      <w:lvlJc w:val="right"/>
+      <w:pPr>
+        <w:ind w:left="6829" w:hanging="180"/>
+      </w:pPr>
+    </w:lvl>
+  </w:abstractNum>
+  <w:abstractNum w:abstractNumId="18" w15:restartNumberingAfterBreak="0">
     <w:nsid w:val="79DE0EB1"/>
     <w:multiLevelType w:val="hybridMultilevel"/>
     <w:tmpl w:val="3F9EEF84"/>
@@ -10108,7 +10012,7 @@
       </w:pPr>
     </w:lvl>
   </w:abstractNum>
-  <w:abstractNum w:abstractNumId="11" w15:restartNumberingAfterBreak="0">
+  <w:abstractNum w:abstractNumId="19" w15:restartNumberingAfterBreak="0">
     <w:nsid w:val="7C7A37E0"/>
     <w:multiLevelType w:val="hybridMultilevel"/>
     <w:tmpl w:val="F050D06E"/>
@@ -10197,7 +10101,7 @@
       </w:pPr>
     </w:lvl>
   </w:abstractNum>
-  <w:abstractNum w:abstractNumId="12" w15:restartNumberingAfterBreak="0">
+  <w:abstractNum w:abstractNumId="20" w15:restartNumberingAfterBreak="0">
     <w:nsid w:val="7D7C5FD4"/>
     <w:multiLevelType w:val="hybridMultilevel"/>
     <w:tmpl w:val="1AB6F730"/>
@@ -10286,44 +10190,183 @@
       </w:pPr>
     </w:lvl>
   </w:abstractNum>
+  <w:abstractNum w:abstractNumId="21" w15:restartNumberingAfterBreak="0">
+    <w:nsid w:val="7FC02CAD"/>
+    <w:multiLevelType w:val="hybridMultilevel"/>
+    <w:tmpl w:val="4A20FBA2"/>
+    <w:lvl w:ilvl="0" w:tplc="D0A6F436">
+      <w:numFmt w:val="bullet"/>
+      <w:lvlText w:val="-"/>
+      <w:lvlJc w:val="left"/>
+      <w:pPr>
+        <w:ind w:left="1069" w:hanging="360"/>
+      </w:pPr>
+      <w:rPr>
+        <w:rFonts w:ascii="Times New Roman" w:eastAsia="Times New Roman" w:hAnsi="Times New Roman" w:cs="Times New Roman" w:hint="default"/>
+      </w:rPr>
+    </w:lvl>
+    <w:lvl w:ilvl="1" w:tplc="04090003" w:tentative="1">
+      <w:start w:val="1"/>
+      <w:numFmt w:val="bullet"/>
+      <w:lvlText w:val="o"/>
+      <w:lvlJc w:val="left"/>
+      <w:pPr>
+        <w:ind w:left="1789" w:hanging="360"/>
+      </w:pPr>
+      <w:rPr>
+        <w:rFonts w:ascii="Courier New" w:hAnsi="Courier New" w:cs="Courier New" w:hint="default"/>
+      </w:rPr>
+    </w:lvl>
+    <w:lvl w:ilvl="2" w:tplc="04090005" w:tentative="1">
+      <w:start w:val="1"/>
+      <w:numFmt w:val="bullet"/>
+      <w:lvlText w:val=""/>
+      <w:lvlJc w:val="left"/>
+      <w:pPr>
+        <w:ind w:left="2509" w:hanging="360"/>
+      </w:pPr>
+      <w:rPr>
+        <w:rFonts w:ascii="Wingdings" w:hAnsi="Wingdings" w:hint="default"/>
+      </w:rPr>
+    </w:lvl>
+    <w:lvl w:ilvl="3" w:tplc="04090001" w:tentative="1">
+      <w:start w:val="1"/>
+      <w:numFmt w:val="bullet"/>
+      <w:lvlText w:val=""/>
+      <w:lvlJc w:val="left"/>
+      <w:pPr>
+        <w:ind w:left="3229" w:hanging="360"/>
+      </w:pPr>
+      <w:rPr>
+        <w:rFonts w:ascii="Symbol" w:hAnsi="Symbol" w:hint="default"/>
+      </w:rPr>
+    </w:lvl>
+    <w:lvl w:ilvl="4" w:tplc="04090003" w:tentative="1">
+      <w:start w:val="1"/>
+      <w:numFmt w:val="bullet"/>
+      <w:lvlText w:val="o"/>
+      <w:lvlJc w:val="left"/>
+      <w:pPr>
+        <w:ind w:left="3949" w:hanging="360"/>
+      </w:pPr>
+      <w:rPr>
+        <w:rFonts w:ascii="Courier New" w:hAnsi="Courier New" w:cs="Courier New" w:hint="default"/>
+      </w:rPr>
+    </w:lvl>
+    <w:lvl w:ilvl="5" w:tplc="04090005" w:tentative="1">
+      <w:start w:val="1"/>
+      <w:numFmt w:val="bullet"/>
+      <w:lvlText w:val=""/>
+      <w:lvlJc w:val="left"/>
+      <w:pPr>
+        <w:ind w:left="4669" w:hanging="360"/>
+      </w:pPr>
+      <w:rPr>
+        <w:rFonts w:ascii="Wingdings" w:hAnsi="Wingdings" w:hint="default"/>
+      </w:rPr>
+    </w:lvl>
+    <w:lvl w:ilvl="6" w:tplc="04090001" w:tentative="1">
+      <w:start w:val="1"/>
+      <w:numFmt w:val="bullet"/>
+      <w:lvlText w:val=""/>
+      <w:lvlJc w:val="left"/>
+      <w:pPr>
+        <w:ind w:left="5389" w:hanging="360"/>
+      </w:pPr>
+      <w:rPr>
+        <w:rFonts w:ascii="Symbol" w:hAnsi="Symbol" w:hint="default"/>
+      </w:rPr>
+    </w:lvl>
+    <w:lvl w:ilvl="7" w:tplc="04090003" w:tentative="1">
+      <w:start w:val="1"/>
+      <w:numFmt w:val="bullet"/>
+      <w:lvlText w:val="o"/>
+      <w:lvlJc w:val="left"/>
+      <w:pPr>
+        <w:ind w:left="6109" w:hanging="360"/>
+      </w:pPr>
+      <w:rPr>
+        <w:rFonts w:ascii="Courier New" w:hAnsi="Courier New" w:cs="Courier New" w:hint="default"/>
+      </w:rPr>
+    </w:lvl>
+    <w:lvl w:ilvl="8" w:tplc="04090005" w:tentative="1">
+      <w:start w:val="1"/>
+      <w:numFmt w:val="bullet"/>
+      <w:lvlText w:val=""/>
+      <w:lvlJc w:val="left"/>
+      <w:pPr>
+        <w:ind w:left="6829" w:hanging="360"/>
+      </w:pPr>
+      <w:rPr>
+        <w:rFonts w:ascii="Wingdings" w:hAnsi="Wingdings" w:hint="default"/>
+      </w:rPr>
+    </w:lvl>
+  </w:abstractNum>
   <w:num w:numId="1">
-    <w:abstractNumId w:val="10"/>
+    <w:abstractNumId w:val="18"/>
   </w:num>
   <w:num w:numId="2">
+    <w:abstractNumId w:val="20"/>
+  </w:num>
+  <w:num w:numId="3">
+    <w:abstractNumId w:val="2"/>
+  </w:num>
+  <w:num w:numId="4">
+    <w:abstractNumId w:val="8"/>
+  </w:num>
+  <w:num w:numId="5">
+    <w:abstractNumId w:val="11"/>
+  </w:num>
+  <w:num w:numId="6">
+    <w:abstractNumId w:val="9"/>
+  </w:num>
+  <w:num w:numId="7">
+    <w:abstractNumId w:val="6"/>
+  </w:num>
+  <w:num w:numId="8">
+    <w:abstractNumId w:val="15"/>
+  </w:num>
+  <w:num w:numId="9">
+    <w:abstractNumId w:val="13"/>
+  </w:num>
+  <w:num w:numId="10">
+    <w:abstractNumId w:val="14"/>
+  </w:num>
+  <w:num w:numId="11">
+    <w:abstractNumId w:val="3"/>
+  </w:num>
+  <w:num w:numId="12">
+    <w:abstractNumId w:val="19"/>
+  </w:num>
+  <w:num w:numId="13">
+    <w:abstractNumId w:val="1"/>
+  </w:num>
+  <w:num w:numId="14">
+    <w:abstractNumId w:val="5"/>
+  </w:num>
+  <w:num w:numId="15">
+    <w:abstractNumId w:val="21"/>
+  </w:num>
+  <w:num w:numId="16">
+    <w:abstractNumId w:val="17"/>
+  </w:num>
+  <w:num w:numId="17">
+    <w:abstractNumId w:val="0"/>
+  </w:num>
+  <w:num w:numId="18">
+    <w:abstractNumId w:val="4"/>
+  </w:num>
+  <w:num w:numId="19">
+    <w:abstractNumId w:val="7"/>
+  </w:num>
+  <w:num w:numId="20">
+    <w:abstractNumId w:val="16"/>
+  </w:num>
+  <w:num w:numId="21">
     <w:abstractNumId w:val="12"/>
   </w:num>
-  <w:num w:numId="3">
-    <w:abstractNumId w:val="1"/>
-  </w:num>
-  <w:num w:numId="4">
-    <w:abstractNumId w:val="4"/>
-  </w:num>
-  <w:num w:numId="5">
-    <w:abstractNumId w:val="6"/>
-  </w:num>
-  <w:num w:numId="6">
-    <w:abstractNumId w:val="5"/>
-  </w:num>
-  <w:num w:numId="7">
-    <w:abstractNumId w:val="3"/>
-  </w:num>
-  <w:num w:numId="8">
-    <w:abstractNumId w:val="9"/>
-  </w:num>
-  <w:num w:numId="9">
-    <w:abstractNumId w:val="7"/>
-  </w:num>
-  <w:num w:numId="10">
-    <w:abstractNumId w:val="8"/>
-  </w:num>
-  <w:num w:numId="11">
-    <w:abstractNumId w:val="2"/>
-  </w:num>
-  <w:num w:numId="12">
-    <w:abstractNumId w:val="11"/>
-  </w:num>
-  <w:num w:numId="13">
-    <w:abstractNumId w:val="0"/>
+  <w:num w:numId="22">
+    <w:abstractNumId w:val="10"/>
   </w:num>
 </w:numbering>
 </file>
@@ -10721,7 +10764,7 @@
   <w:style w:type="paragraph" w:default="1" w:styleId="a">
     <w:name w:val="Normal"/>
     <w:qFormat/>
-    <w:rsid w:val="00942C6A"/>
+    <w:rsid w:val="00752B55"/>
     <w:pPr>
       <w:spacing w:after="0" w:line="360" w:lineRule="auto"/>
       <w:ind w:firstLine="709"/>
@@ -10758,6 +10801,7 @@
   <w:style w:type="character" w:default="1" w:styleId="a0">
     <w:name w:val="Default Paragraph Font"/>
     <w:uiPriority w:val="1"/>
+    <w:semiHidden/>
     <w:unhideWhenUsed/>
   </w:style>
   <w:style w:type="table" w:default="1" w:styleId="a1">
@@ -11290,7 +11334,7 @@
 </file>
 
 <file path=customXml/itemProps1.xml><?xml version="1.0" encoding="utf-8"?>
-<ds:datastoreItem xmlns:ds="http://schemas.openxmlformats.org/officeDocument/2006/customXml" ds:itemID="{6EFD86DC-7118-4D1C-B865-861D21D07C09}">
+<ds:datastoreItem xmlns:ds="http://schemas.openxmlformats.org/officeDocument/2006/customXml" ds:itemID="{38DEBE3E-2CD9-4202-837A-EC55FC556183}">
   <ds:schemaRefs>
     <ds:schemaRef ds:uri="http://schemas.openxmlformats.org/officeDocument/2006/bibliography"/>
   </ds:schemaRefs>

--- a/project_1/lab_report_1.docx
+++ b/project_1/lab_report_1.docx
@@ -3922,8 +3922,6 @@
           <w:lang w:val="ru-RU"/>
         </w:rPr>
       </w:pPr>
-      <w:bookmarkStart w:id="8" w:name="_GoBack"/>
-      <w:bookmarkEnd w:id="8"/>
     </w:p>
     <w:p>
       <w:pPr>
@@ -4042,7 +4040,7 @@
           <w:lang w:val="ru-RU"/>
         </w:rPr>
       </w:pPr>
-      <w:bookmarkStart w:id="9" w:name="_Toc242718250"/>
+      <w:bookmarkStart w:id="8" w:name="_Toc242718250"/>
       <w:r>
         <w:rPr>
           <w:b/>
@@ -4052,7 +4050,7 @@
         </w:rPr>
         <w:t>Описание программы</w:t>
       </w:r>
-      <w:bookmarkEnd w:id="9"/>
+      <w:bookmarkEnd w:id="8"/>
     </w:p>
     <w:p>
       <w:pPr>
@@ -6634,7 +6632,7 @@
           <w:lang w:val="ru-RU"/>
         </w:rPr>
       </w:pPr>
-      <w:bookmarkStart w:id="10" w:name="_Toc242718251"/>
+      <w:bookmarkStart w:id="9" w:name="_Toc242718251"/>
       <w:r>
         <w:rPr>
           <w:b/>
@@ -6644,7 +6642,7 @@
         </w:rPr>
         <w:t>Рекомендации пользователя</w:t>
       </w:r>
-      <w:bookmarkEnd w:id="10"/>
+      <w:bookmarkEnd w:id="9"/>
       <w:r>
         <w:rPr>
           <w:b/>
@@ -6891,7 +6889,7 @@
           <w:lang w:val="ru-RU"/>
         </w:rPr>
       </w:pPr>
-      <w:bookmarkStart w:id="11" w:name="_Toc242718252"/>
+      <w:bookmarkStart w:id="10" w:name="_Toc242718252"/>
       <w:r>
         <w:rPr>
           <w:b/>
@@ -6901,7 +6899,7 @@
         </w:rPr>
         <w:t>Рекомендации программиста</w:t>
       </w:r>
-      <w:bookmarkEnd w:id="11"/>
+      <w:bookmarkEnd w:id="10"/>
     </w:p>
     <w:p>
       <w:pPr>
@@ -7223,7 +7221,7 @@
           <w:szCs w:val="32"/>
         </w:rPr>
       </w:pPr>
-      <w:bookmarkStart w:id="12" w:name="_Toc242718253"/>
+      <w:bookmarkStart w:id="11" w:name="_Toc242718253"/>
       <w:r>
         <w:rPr>
           <w:b/>
@@ -7242,7 +7240,7 @@
         </w:rPr>
         <w:t>пример</w:t>
       </w:r>
-      <w:bookmarkEnd w:id="12"/>
+      <w:bookmarkEnd w:id="11"/>
     </w:p>
     <w:p>
       <w:pPr>
@@ -7712,19 +7710,20 @@
           <w:tab w:val="left" w:pos="4350"/>
         </w:tabs>
         <w:ind w:hanging="1701"/>
-        <w:rPr>
-          <w:lang w:val="ru-RU"/>
-        </w:rPr>
-      </w:pPr>
-      <w:r>
-        <w:rPr>
-          <w:noProof/>
+        <w:jc w:val="center"/>
+        <w:rPr>
+          <w:lang w:val="ru-RU"/>
+        </w:rPr>
+      </w:pPr>
+      <w:r>
+        <w:rPr>
+          <w:lang w:val="ru-RU"/>
         </w:rPr>
         <w:drawing>
-          <wp:inline distT="0" distB="0" distL="0" distR="0" wp14:anchorId="3A9117E2" wp14:editId="6B4E1543">
-            <wp:extent cx="7534275" cy="1247775"/>
-            <wp:effectExtent l="0" t="0" r="9525" b="9525"/>
-            <wp:docPr id="10" name="Рисунок 10"/>
+          <wp:inline distT="0" distB="0" distL="0" distR="0" wp14:anchorId="35CF8AFF" wp14:editId="25268F8B">
+            <wp:extent cx="7553325" cy="1143000"/>
+            <wp:effectExtent l="0" t="0" r="9525" b="0"/>
+            <wp:docPr id="2" name="Рисунок 2"/>
             <wp:cNvGraphicFramePr>
               <a:graphicFrameLocks xmlns:a="http://schemas.openxmlformats.org/drawingml/2006/main" noChangeAspect="1"/>
             </wp:cNvGraphicFramePr>
@@ -7744,7 +7743,7 @@
                   <pic:spPr>
                     <a:xfrm>
                       <a:off x="0" y="0"/>
-                      <a:ext cx="7534275" cy="1247775"/>
+                      <a:ext cx="7553325" cy="1143000"/>
                     </a:xfrm>
                     <a:prstGeom prst="rect">
                       <a:avLst/>
@@ -7778,14 +7777,8 @@
         </w:rPr>
         <w:t>рисунок 9.4 – Пример 5 столбцов сгенерированной базы данных</w:t>
       </w:r>
-    </w:p>
-    <w:p>
-      <w:pPr>
-        <w:ind w:left="2160" w:firstLine="0"/>
-        <w:rPr>
-          <w:lang w:val="ru-RU"/>
-        </w:rPr>
-      </w:pPr>
+      <w:bookmarkStart w:id="12" w:name="_GoBack"/>
+      <w:bookmarkEnd w:id="12"/>
     </w:p>
     <w:p>
       <w:pPr>
@@ -8011,7 +8004,7 @@
             <w:noProof/>
             <w:lang w:val="ru-RU"/>
           </w:rPr>
-          <w:t>10</w:t>
+          <w:t>15</w:t>
         </w:r>
         <w:r>
           <w:fldChar w:fldCharType="end"/>
@@ -11334,7 +11327,7 @@
 </file>
 
 <file path=customXml/itemProps1.xml><?xml version="1.0" encoding="utf-8"?>
-<ds:datastoreItem xmlns:ds="http://schemas.openxmlformats.org/officeDocument/2006/customXml" ds:itemID="{38DEBE3E-2CD9-4202-837A-EC55FC556183}">
+<ds:datastoreItem xmlns:ds="http://schemas.openxmlformats.org/officeDocument/2006/customXml" ds:itemID="{2C2DCB7E-A706-4B56-9D27-19315692D44A}">
   <ds:schemaRefs>
     <ds:schemaRef ds:uri="http://schemas.openxmlformats.org/officeDocument/2006/bibliography"/>
   </ds:schemaRefs>
